--- a/12-通用拓扑结构/07-其他拓扑/树形结构/树形结构.docx
+++ b/12-通用拓扑结构/07-其他拓扑/树形结构/树形结构.docx
@@ -2206,6 +2206,20 @@
     </w:p>
     <w:bookmarkEnd w:id="26"/>
     <w:bookmarkEnd w:id="27"/>
+    <w:p>
+      <w:pPr>
+        <w:spacing w:before="360"/>
+        <w:jc w:val="center"/>
+      </w:pPr>
+      <w:r>
+        <w:rPr>
+          <w:rFonts w:ascii="Times New Roman" w:hAnsi="Times New Roman"/>
+          <w:color w:val="555555"/>
+          <w:sz w:val="21"/>
+        </w:rPr>
+        <w:t>材料收集者：杜文杰</w:t>
+      </w:r>
+    </w:p>
     <w:sectPr>
       <w:headerReference r:id="rId9" w:type="default"/>
       <w:footerReference r:id="rId10" w:type="default"/>

--- a/12-通用拓扑结构/07-其他拓扑/树形结构/树形结构.docx
+++ b/12-通用拓扑结构/07-其他拓扑/树形结构/树形结构.docx
@@ -1,6 +1,6 @@
 
 <file path=word/document.xml><?xml version="1.0" encoding="utf-8"?>
-<w:document xmlns:w="http://schemas.openxmlformats.org/wordprocessingml/2006/main" xmlns:m="http://schemas.openxmlformats.org/officeDocument/2006/math" xmlns:r="http://schemas.openxmlformats.org/officeDocument/2006/relationships" xmlns:o="urn:schemas-microsoft-com:office:office" xmlns:v="urn:schemas-microsoft-com:vml" xmlns:w10="urn:schemas-microsoft-com:office:word" xmlns:a="http://schemas.openxmlformats.org/drawingml/2006/main" xmlns:pic="http://schemas.openxmlformats.org/drawingml/2006/picture" xmlns:wp="http://schemas.openxmlformats.org/drawingml/2006/wordprocessingDrawing">
+<w:document xmlns:m="http://schemas.openxmlformats.org/officeDocument/2006/math" xmlns:r="http://schemas.openxmlformats.org/officeDocument/2006/relationships" xmlns:w="http://schemas.openxmlformats.org/wordprocessingml/2006/main" xmlns:o="urn:schemas-microsoft-com:office:office" xmlns:v="urn:schemas-microsoft-com:vml" xmlns:w10="urn:schemas-microsoft-com:office:word" xmlns:a="http://schemas.openxmlformats.org/drawingml/2006/main" xmlns:pic="http://schemas.openxmlformats.org/drawingml/2006/picture" xmlns:wp="http://schemas.openxmlformats.org/drawingml/2006/wordprocessingDrawing">
   <w:body>
     <w:bookmarkStart w:id="27" w:name="树形结构"/>
     <w:p>
@@ -9,7 +9,7 @@
       </w:pPr>
       <w:r>
         <w:rPr>
-          <w:rFonts w:hint="eastAsia"/>
+          <w:rFonts w:hint="eastAsia" w:eastAsia="黑体"/>
         </w:rPr>
         <w:t xml:space="preserve">树形结构</w:t>
       </w:r>
@@ -21,7 +21,7 @@
       </w:pPr>
       <w:r>
         <w:rPr>
-          <w:rFonts w:hint="eastAsia"/>
+          <w:rFonts w:hint="eastAsia" w:eastAsia="黑体"/>
         </w:rPr>
         <w:t xml:space="preserve">拓扑描述</w:t>
       </w:r>
@@ -32,31 +32,40 @@
       </w:pPr>
       <w:r>
         <w:rPr>
-          <w:rFonts w:hint="eastAsia"/>
+          <w:rFonts w:hint="eastAsia" w:eastAsia="黑体"/>
         </w:rPr>
         <w:t xml:space="preserve">本结构由</w:t>
       </w:r>
       <w:r>
+        <w:rPr>
+          <w:rFonts w:eastAsia="黑体"/>
+        </w:rPr>
         <w:t xml:space="preserve"> </w:t>
       </w:r>
       <w:r>
         <w:rPr>
-          <w:rFonts w:hint="eastAsia"/>
+          <w:rFonts w:hint="eastAsia" w:eastAsia="黑体"/>
           <w:b/>
           <w:bCs/>
         </w:rPr>
         <w:t xml:space="preserve">一个根节点逐级分叉连接到多个子节点</w:t>
       </w:r>
       <w:r>
+        <w:rPr>
+          <w:rFonts w:eastAsia="黑体"/>
+        </w:rPr>
         <w:t xml:space="preserve"> </w:t>
       </w:r>
       <w:r>
         <w:rPr>
-          <w:rFonts w:hint="eastAsia"/>
+          <w:rFonts w:hint="eastAsia" w:eastAsia="黑体"/>
         </w:rPr>
         <w:t xml:space="preserve">的分层网络构成，各分支由电阻</w:t>
       </w:r>
       <w:r>
+        <w:rPr>
+          <w:rFonts w:eastAsia="黑体"/>
+        </w:rPr>
         <w:t xml:space="preserve"> </w:t>
       </w:r>
       <m:oMath>
@@ -74,6 +83,9 @@
         </m:sSub>
       </m:oMath>
       <w:r>
+        <w:rPr>
+          <w:rFonts w:eastAsia="黑体"/>
+        </w:rPr>
         <w:t xml:space="preserve">、</w:t>
       </w:r>
       <m:oMath>
@@ -91,15 +103,21 @@
         </m:sSub>
       </m:oMath>
       <w:r>
+        <w:rPr>
+          <w:rFonts w:eastAsia="黑体"/>
+        </w:rPr>
         <w:t xml:space="preserve">、… </w:t>
       </w:r>
       <w:r>
         <w:rPr>
-          <w:rFonts w:hint="eastAsia"/>
+          <w:rFonts w:hint="eastAsia" w:eastAsia="黑体"/>
         </w:rPr>
         <w:t xml:space="preserve">等支路元件串联而成。关键节点命名如下：根节点</w:t>
       </w:r>
       <w:r>
+        <w:rPr>
+          <w:rFonts w:eastAsia="黑体"/>
+        </w:rPr>
         <w:t xml:space="preserve"> </w:t>
       </w:r>
       <m:oMath>
@@ -126,15 +144,21 @@
         </m:sSub>
       </m:oMath>
       <w:r>
+        <w:rPr>
+          <w:rFonts w:eastAsia="黑体"/>
+        </w:rPr>
         <w:t xml:space="preserve"> </w:t>
       </w:r>
       <w:r>
         <w:rPr>
-          <w:rFonts w:hint="eastAsia"/>
+          <w:rFonts w:hint="eastAsia" w:eastAsia="黑体"/>
         </w:rPr>
         <w:t xml:space="preserve">为信号或功率的唯一起点，各中间分支节点</w:t>
       </w:r>
       <w:r>
+        <w:rPr>
+          <w:rFonts w:eastAsia="黑体"/>
+        </w:rPr>
         <w:t xml:space="preserve"> </w:t>
       </w:r>
       <m:oMath>
@@ -155,6 +179,9 @@
         </m:sSub>
       </m:oMath>
       <w:r>
+        <w:rPr>
+          <w:rFonts w:eastAsia="黑体"/>
+        </w:rPr>
         <w:t xml:space="preserve">、</w:t>
       </w:r>
       <m:oMath>
@@ -175,15 +202,21 @@
         </m:sSub>
       </m:oMath>
       <w:r>
+        <w:rPr>
+          <w:rFonts w:eastAsia="黑体"/>
+        </w:rPr>
         <w:t xml:space="preserve">、… </w:t>
       </w:r>
       <w:r>
         <w:rPr>
-          <w:rFonts w:hint="eastAsia"/>
+          <w:rFonts w:hint="eastAsia" w:eastAsia="黑体"/>
         </w:rPr>
         <w:t xml:space="preserve">为各层分叉点，叶节点</w:t>
       </w:r>
       <w:r>
+        <w:rPr>
+          <w:rFonts w:eastAsia="黑体"/>
+        </w:rPr>
         <w:t xml:space="preserve"> </w:t>
       </w:r>
       <m:oMath>
@@ -213,383 +246,9 @@
         </m:sSub>
       </m:oMath>
       <w:r>
-        <w:t xml:space="preserve">、</w:t>
-      </w:r>
-      <m:oMath>
-        <m:sSub>
-          <m:e>
-            <m:r>
-              <m:t>N</m:t>
-            </m:r>
-          </m:e>
-          <m:sub>
-            <m:r>
-              <m:t>l</m:t>
-            </m:r>
-            <m:r>
-              <m:t>e</m:t>
-            </m:r>
-            <m:r>
-              <m:t>a</m:t>
-            </m:r>
-            <m:r>
-              <m:t>f</m:t>
-            </m:r>
-            <m:r>
-              <m:t>2</m:t>
-            </m:r>
-          </m:sub>
-        </m:sSub>
-      </m:oMath>
-      <w:r>
-        <w:t xml:space="preserve">、… </w:t>
-      </w:r>
-      <w:r>
         <w:rPr>
-          <w:rFonts w:hint="eastAsia"/>
+          <w:rFonts w:eastAsia="黑体"/>
         </w:rPr>
-        <w:t xml:space="preserve">为信号最终送达的末端节点，地（或参考）节点</w:t>
-      </w:r>
-      <w:r>
-        <w:t xml:space="preserve"> </w:t>
-      </w:r>
-      <m:oMath>
-        <m:r>
-          <m:t>G</m:t>
-        </m:r>
-        <m:r>
-          <m:t>N</m:t>
-        </m:r>
-        <m:r>
-          <m:t>D</m:t>
-        </m:r>
-      </m:oMath>
-      <w:r>
-        <w:t xml:space="preserve"> </w:t>
-      </w:r>
-      <w:r>
-        <w:rPr>
-          <w:rFonts w:hint="eastAsia"/>
-        </w:rPr>
-        <w:t xml:space="preserve">为返回路径参考。</w:t>
-      </w:r>
-    </w:p>
-    <w:p>
-      <w:pPr/>
-      <w:r>
-        <w:rPr>
-          <w:rFonts w:hint="eastAsia"/>
-        </w:rPr>
-        <w:t xml:space="preserve">各支路连接：从根节点</w:t>
-      </w:r>
-      <w:r>
-        <w:t xml:space="preserve"> </w:t>
-      </w:r>
-      <m:oMath>
-        <m:sSub>
-          <m:e>
-            <m:r>
-              <m:t>N</m:t>
-            </m:r>
-          </m:e>
-          <m:sub>
-            <m:r>
-              <m:t>r</m:t>
-            </m:r>
-            <m:r>
-              <m:t>o</m:t>
-            </m:r>
-            <m:r>
-              <m:t>o</m:t>
-            </m:r>
-            <m:r>
-              <m:t>t</m:t>
-            </m:r>
-          </m:sub>
-        </m:sSub>
-      </m:oMath>
-      <w:r>
-        <w:t xml:space="preserve"> </w:t>
-      </w:r>
-      <w:r>
-        <w:rPr>
-          <w:rFonts w:hint="eastAsia"/>
-        </w:rPr>
-        <w:t xml:space="preserve">出发，第一层支路由电阻</w:t>
-      </w:r>
-      <w:r>
-        <w:t xml:space="preserve"> </w:t>
-      </w:r>
-      <m:oMath>
-        <m:sSub>
-          <m:e>
-            <m:r>
-              <m:t>R</m:t>
-            </m:r>
-          </m:e>
-          <m:sub>
-            <m:r>
-              <m:t>1</m:t>
-            </m:r>
-          </m:sub>
-        </m:sSub>
-      </m:oMath>
-      <w:r>
-        <w:t xml:space="preserve"> </w:t>
-      </w:r>
-      <w:r>
-        <w:rPr>
-          <w:rFonts w:hint="eastAsia"/>
-        </w:rPr>
-        <w:t xml:space="preserve">一端接</w:t>
-      </w:r>
-      <w:r>
-        <w:t xml:space="preserve"> </w:t>
-      </w:r>
-      <m:oMath>
-        <m:sSub>
-          <m:e>
-            <m:r>
-              <m:t>N</m:t>
-            </m:r>
-          </m:e>
-          <m:sub>
-            <m:r>
-              <m:t>r</m:t>
-            </m:r>
-            <m:r>
-              <m:t>o</m:t>
-            </m:r>
-            <m:r>
-              <m:t>o</m:t>
-            </m:r>
-            <m:r>
-              <m:t>t</m:t>
-            </m:r>
-          </m:sub>
-        </m:sSub>
-      </m:oMath>
-      <w:r>
-        <w:rPr>
-          <w:rFonts w:hint="eastAsia"/>
-        </w:rPr>
-        <w:t xml:space="preserve">、另一端接中间分支节点</w:t>
-      </w:r>
-      <w:r>
-        <w:t xml:space="preserve"> </w:t>
-      </w:r>
-      <m:oMath>
-        <m:sSub>
-          <m:e>
-            <m:r>
-              <m:t>N</m:t>
-            </m:r>
-          </m:e>
-          <m:sub>
-            <m:r>
-              <m:t>i</m:t>
-            </m:r>
-            <m:r>
-              <m:t>1</m:t>
-            </m:r>
-          </m:sub>
-        </m:sSub>
-      </m:oMath>
-      <w:r>
-        <w:rPr>
-          <w:rFonts w:hint="eastAsia"/>
-        </w:rPr>
-        <w:t xml:space="preserve">；在</w:t>
-      </w:r>
-      <w:r>
-        <w:t xml:space="preserve"> </w:t>
-      </w:r>
-      <m:oMath>
-        <m:sSub>
-          <m:e>
-            <m:r>
-              <m:t>N</m:t>
-            </m:r>
-          </m:e>
-          <m:sub>
-            <m:r>
-              <m:t>i</m:t>
-            </m:r>
-            <m:r>
-              <m:t>1</m:t>
-            </m:r>
-          </m:sub>
-        </m:sSub>
-      </m:oMath>
-      <w:r>
-        <w:t xml:space="preserve"> </w:t>
-      </w:r>
-      <w:r>
-        <w:rPr>
-          <w:rFonts w:hint="eastAsia"/>
-        </w:rPr>
-        <w:t xml:space="preserve">处分叉出两条支路，支路电阻</w:t>
-      </w:r>
-      <w:r>
-        <w:t xml:space="preserve"> </w:t>
-      </w:r>
-      <m:oMath>
-        <m:sSub>
-          <m:e>
-            <m:r>
-              <m:t>R</m:t>
-            </m:r>
-          </m:e>
-          <m:sub>
-            <m:r>
-              <m:t>2</m:t>
-            </m:r>
-          </m:sub>
-        </m:sSub>
-      </m:oMath>
-      <w:r>
-        <w:t xml:space="preserve"> </w:t>
-      </w:r>
-      <w:r>
-        <w:rPr>
-          <w:rFonts w:hint="eastAsia"/>
-        </w:rPr>
-        <w:t xml:space="preserve">一端接</w:t>
-      </w:r>
-      <w:r>
-        <w:t xml:space="preserve"> </w:t>
-      </w:r>
-      <m:oMath>
-        <m:sSub>
-          <m:e>
-            <m:r>
-              <m:t>N</m:t>
-            </m:r>
-          </m:e>
-          <m:sub>
-            <m:r>
-              <m:t>i</m:t>
-            </m:r>
-            <m:r>
-              <m:t>1</m:t>
-            </m:r>
-          </m:sub>
-        </m:sSub>
-      </m:oMath>
-      <w:r>
-        <w:rPr>
-          <w:rFonts w:hint="eastAsia"/>
-        </w:rPr>
-        <w:t xml:space="preserve">、另一端接下一层中间节点</w:t>
-      </w:r>
-      <w:r>
-        <w:t xml:space="preserve"> </w:t>
-      </w:r>
-      <m:oMath>
-        <m:sSub>
-          <m:e>
-            <m:r>
-              <m:t>N</m:t>
-            </m:r>
-          </m:e>
-          <m:sub>
-            <m:r>
-              <m:t>i</m:t>
-            </m:r>
-            <m:r>
-              <m:t>2</m:t>
-            </m:r>
-          </m:sub>
-        </m:sSub>
-      </m:oMath>
-      <w:r>
-        <w:rPr>
-          <w:rFonts w:hint="eastAsia"/>
-        </w:rPr>
-        <w:t xml:space="preserve">，另一条支路电阻</w:t>
-      </w:r>
-      <w:r>
-        <w:t xml:space="preserve"> </w:t>
-      </w:r>
-      <m:oMath>
-        <m:sSub>
-          <m:e>
-            <m:r>
-              <m:t>R</m:t>
-            </m:r>
-          </m:e>
-          <m:sub>
-            <m:r>
-              <m:t>3</m:t>
-            </m:r>
-          </m:sub>
-        </m:sSub>
-      </m:oMath>
-      <w:r>
-        <w:t xml:space="preserve"> </w:t>
-      </w:r>
-      <w:r>
-        <w:rPr>
-          <w:rFonts w:hint="eastAsia"/>
-        </w:rPr>
-        <w:t xml:space="preserve">一端接</w:t>
-      </w:r>
-      <w:r>
-        <w:t xml:space="preserve"> </w:t>
-      </w:r>
-      <m:oMath>
-        <m:sSub>
-          <m:e>
-            <m:r>
-              <m:t>N</m:t>
-            </m:r>
-          </m:e>
-          <m:sub>
-            <m:r>
-              <m:t>i</m:t>
-            </m:r>
-            <m:r>
-              <m:t>1</m:t>
-            </m:r>
-          </m:sub>
-        </m:sSub>
-      </m:oMath>
-      <w:r>
-        <w:rPr>
-          <w:rFonts w:hint="eastAsia"/>
-        </w:rPr>
-        <w:t xml:space="preserve">、另一端接下一层节点，如此逐级向下展开；最终各支路电阻的另一端分别接到叶节点</w:t>
-      </w:r>
-      <w:r>
-        <w:t xml:space="preserve"> </w:t>
-      </w:r>
-      <m:oMath>
-        <m:sSub>
-          <m:e>
-            <m:r>
-              <m:t>N</m:t>
-            </m:r>
-          </m:e>
-          <m:sub>
-            <m:r>
-              <m:t>l</m:t>
-            </m:r>
-            <m:r>
-              <m:t>e</m:t>
-            </m:r>
-            <m:r>
-              <m:t>a</m:t>
-            </m:r>
-            <m:r>
-              <m:t>f</m:t>
-            </m:r>
-            <m:r>
-              <m:t>1</m:t>
-            </m:r>
-          </m:sub>
-        </m:sSub>
-      </m:oMath>
-      <w:r>
         <w:t xml:space="preserve">、</w:t>
       </w:r>
       <m:oMath>
@@ -620,11 +279,20 @@
       </m:oMath>
       <w:r>
         <w:rPr>
-          <w:rFonts w:hint="eastAsia"/>
+          <w:rFonts w:eastAsia="黑体"/>
         </w:rPr>
-        <w:t xml:space="preserve">、…，每一分支自根到叶只存在唯一一条串联路径、任意两节点间无闭环，若干叶节点经其负载再与</w:t>
+        <w:t xml:space="preserve">、… </w:t>
       </w:r>
       <w:r>
+        <w:rPr>
+          <w:rFonts w:hint="eastAsia" w:eastAsia="黑体"/>
+        </w:rPr>
+        <w:t xml:space="preserve">为信号最终送达的末端节点，地（或参考）节点</w:t>
+      </w:r>
+      <w:r>
+        <w:rPr>
+          <w:rFonts w:eastAsia="黑体"/>
+        </w:rPr>
         <w:t xml:space="preserve"> </w:t>
       </w:r>
       <m:oMath>
@@ -639,11 +307,445 @@
         </m:r>
       </m:oMath>
       <w:r>
+        <w:rPr>
+          <w:rFonts w:eastAsia="黑体"/>
+        </w:rPr>
         <w:t xml:space="preserve"> </w:t>
       </w:r>
       <w:r>
         <w:rPr>
-          <w:rFonts w:hint="eastAsia"/>
+          <w:rFonts w:hint="eastAsia" w:eastAsia="黑体"/>
+        </w:rPr>
+        <w:t xml:space="preserve">为返回路径参考。</w:t>
+      </w:r>
+    </w:p>
+    <w:p>
+      <w:pPr/>
+      <w:r>
+        <w:rPr>
+          <w:rFonts w:hint="eastAsia" w:eastAsia="黑体"/>
+        </w:rPr>
+        <w:t xml:space="preserve">各支路连接：从根节点</w:t>
+      </w:r>
+      <w:r>
+        <w:rPr>
+          <w:rFonts w:eastAsia="黑体"/>
+        </w:rPr>
+        <w:t xml:space="preserve"> </w:t>
+      </w:r>
+      <m:oMath>
+        <m:sSub>
+          <m:e>
+            <m:r>
+              <m:t>N</m:t>
+            </m:r>
+          </m:e>
+          <m:sub>
+            <m:r>
+              <m:t>r</m:t>
+            </m:r>
+            <m:r>
+              <m:t>o</m:t>
+            </m:r>
+            <m:r>
+              <m:t>o</m:t>
+            </m:r>
+            <m:r>
+              <m:t>t</m:t>
+            </m:r>
+          </m:sub>
+        </m:sSub>
+      </m:oMath>
+      <w:r>
+        <w:rPr>
+          <w:rFonts w:eastAsia="黑体"/>
+        </w:rPr>
+        <w:t xml:space="preserve"> </w:t>
+      </w:r>
+      <w:r>
+        <w:rPr>
+          <w:rFonts w:hint="eastAsia" w:eastAsia="黑体"/>
+        </w:rPr>
+        <w:t xml:space="preserve">出发，第一层支路由电阻</w:t>
+      </w:r>
+      <w:r>
+        <w:rPr>
+          <w:rFonts w:eastAsia="黑体"/>
+        </w:rPr>
+        <w:t xml:space="preserve"> </w:t>
+      </w:r>
+      <m:oMath>
+        <m:sSub>
+          <m:e>
+            <m:r>
+              <m:t>R</m:t>
+            </m:r>
+          </m:e>
+          <m:sub>
+            <m:r>
+              <m:t>1</m:t>
+            </m:r>
+          </m:sub>
+        </m:sSub>
+      </m:oMath>
+      <w:r>
+        <w:rPr>
+          <w:rFonts w:eastAsia="黑体"/>
+        </w:rPr>
+        <w:t xml:space="preserve"> </w:t>
+      </w:r>
+      <w:r>
+        <w:rPr>
+          <w:rFonts w:hint="eastAsia" w:eastAsia="黑体"/>
+        </w:rPr>
+        <w:t xml:space="preserve">一端接</w:t>
+      </w:r>
+      <w:r>
+        <w:rPr>
+          <w:rFonts w:eastAsia="黑体"/>
+        </w:rPr>
+        <w:t xml:space="preserve"> </w:t>
+      </w:r>
+      <m:oMath>
+        <m:sSub>
+          <m:e>
+            <m:r>
+              <m:t>N</m:t>
+            </m:r>
+          </m:e>
+          <m:sub>
+            <m:r>
+              <m:t>r</m:t>
+            </m:r>
+            <m:r>
+              <m:t>o</m:t>
+            </m:r>
+            <m:r>
+              <m:t>o</m:t>
+            </m:r>
+            <m:r>
+              <m:t>t</m:t>
+            </m:r>
+          </m:sub>
+        </m:sSub>
+      </m:oMath>
+      <w:r>
+        <w:rPr>
+          <w:rFonts w:hint="eastAsia" w:eastAsia="黑体"/>
+        </w:rPr>
+        <w:t xml:space="preserve">、另一端接中间分支节点</w:t>
+      </w:r>
+      <w:r>
+        <w:rPr>
+          <w:rFonts w:eastAsia="黑体"/>
+        </w:rPr>
+        <w:t xml:space="preserve"> </w:t>
+      </w:r>
+      <m:oMath>
+        <m:sSub>
+          <m:e>
+            <m:r>
+              <m:t>N</m:t>
+            </m:r>
+          </m:e>
+          <m:sub>
+            <m:r>
+              <m:t>i</m:t>
+            </m:r>
+            <m:r>
+              <m:t>1</m:t>
+            </m:r>
+          </m:sub>
+        </m:sSub>
+      </m:oMath>
+      <w:r>
+        <w:rPr>
+          <w:rFonts w:hint="eastAsia" w:eastAsia="黑体"/>
+        </w:rPr>
+        <w:t xml:space="preserve">；在</w:t>
+      </w:r>
+      <w:r>
+        <w:rPr>
+          <w:rFonts w:eastAsia="黑体"/>
+        </w:rPr>
+        <w:t xml:space="preserve"> </w:t>
+      </w:r>
+      <m:oMath>
+        <m:sSub>
+          <m:e>
+            <m:r>
+              <m:t>N</m:t>
+            </m:r>
+          </m:e>
+          <m:sub>
+            <m:r>
+              <m:t>i</m:t>
+            </m:r>
+            <m:r>
+              <m:t>1</m:t>
+            </m:r>
+          </m:sub>
+        </m:sSub>
+      </m:oMath>
+      <w:r>
+        <w:rPr>
+          <w:rFonts w:eastAsia="黑体"/>
+        </w:rPr>
+        <w:t xml:space="preserve"> </w:t>
+      </w:r>
+      <w:r>
+        <w:rPr>
+          <w:rFonts w:hint="eastAsia" w:eastAsia="黑体"/>
+        </w:rPr>
+        <w:t xml:space="preserve">处分叉出两条支路，支路电阻</w:t>
+      </w:r>
+      <w:r>
+        <w:rPr>
+          <w:rFonts w:eastAsia="黑体"/>
+        </w:rPr>
+        <w:t xml:space="preserve"> </w:t>
+      </w:r>
+      <m:oMath>
+        <m:sSub>
+          <m:e>
+            <m:r>
+              <m:t>R</m:t>
+            </m:r>
+          </m:e>
+          <m:sub>
+            <m:r>
+              <m:t>2</m:t>
+            </m:r>
+          </m:sub>
+        </m:sSub>
+      </m:oMath>
+      <w:r>
+        <w:rPr>
+          <w:rFonts w:eastAsia="黑体"/>
+        </w:rPr>
+        <w:t xml:space="preserve"> </w:t>
+      </w:r>
+      <w:r>
+        <w:rPr>
+          <w:rFonts w:hint="eastAsia" w:eastAsia="黑体"/>
+        </w:rPr>
+        <w:t xml:space="preserve">一端接</w:t>
+      </w:r>
+      <w:r>
+        <w:rPr>
+          <w:rFonts w:eastAsia="黑体"/>
+        </w:rPr>
+        <w:t xml:space="preserve"> </w:t>
+      </w:r>
+      <m:oMath>
+        <m:sSub>
+          <m:e>
+            <m:r>
+              <m:t>N</m:t>
+            </m:r>
+          </m:e>
+          <m:sub>
+            <m:r>
+              <m:t>i</m:t>
+            </m:r>
+            <m:r>
+              <m:t>1</m:t>
+            </m:r>
+          </m:sub>
+        </m:sSub>
+      </m:oMath>
+      <w:r>
+        <w:rPr>
+          <w:rFonts w:hint="eastAsia" w:eastAsia="黑体"/>
+        </w:rPr>
+        <w:t xml:space="preserve">、另一端接下一层中间节点</w:t>
+      </w:r>
+      <w:r>
+        <w:rPr>
+          <w:rFonts w:eastAsia="黑体"/>
+        </w:rPr>
+        <w:t xml:space="preserve"> </w:t>
+      </w:r>
+      <m:oMath>
+        <m:sSub>
+          <m:e>
+            <m:r>
+              <m:t>N</m:t>
+            </m:r>
+          </m:e>
+          <m:sub>
+            <m:r>
+              <m:t>i</m:t>
+            </m:r>
+            <m:r>
+              <m:t>2</m:t>
+            </m:r>
+          </m:sub>
+        </m:sSub>
+      </m:oMath>
+      <w:r>
+        <w:rPr>
+          <w:rFonts w:hint="eastAsia" w:eastAsia="黑体"/>
+        </w:rPr>
+        <w:t xml:space="preserve">，另一条支路电阻</w:t>
+      </w:r>
+      <w:r>
+        <w:rPr>
+          <w:rFonts w:eastAsia="黑体"/>
+        </w:rPr>
+        <w:t xml:space="preserve"> </w:t>
+      </w:r>
+      <m:oMath>
+        <m:sSub>
+          <m:e>
+            <m:r>
+              <m:t>R</m:t>
+            </m:r>
+          </m:e>
+          <m:sub>
+            <m:r>
+              <m:t>3</m:t>
+            </m:r>
+          </m:sub>
+        </m:sSub>
+      </m:oMath>
+      <w:r>
+        <w:rPr>
+          <w:rFonts w:eastAsia="黑体"/>
+        </w:rPr>
+        <w:t xml:space="preserve"> </w:t>
+      </w:r>
+      <w:r>
+        <w:rPr>
+          <w:rFonts w:hint="eastAsia" w:eastAsia="黑体"/>
+        </w:rPr>
+        <w:t xml:space="preserve">一端接</w:t>
+      </w:r>
+      <w:r>
+        <w:rPr>
+          <w:rFonts w:eastAsia="黑体"/>
+        </w:rPr>
+        <w:t xml:space="preserve"> </w:t>
+      </w:r>
+      <m:oMath>
+        <m:sSub>
+          <m:e>
+            <m:r>
+              <m:t>N</m:t>
+            </m:r>
+          </m:e>
+          <m:sub>
+            <m:r>
+              <m:t>i</m:t>
+            </m:r>
+            <m:r>
+              <m:t>1</m:t>
+            </m:r>
+          </m:sub>
+        </m:sSub>
+      </m:oMath>
+      <w:r>
+        <w:rPr>
+          <w:rFonts w:hint="eastAsia" w:eastAsia="黑体"/>
+        </w:rPr>
+        <w:t xml:space="preserve">、另一端接下一层节点，如此逐级向下展开；最终各支路电阻的另一端分别接到叶节点</w:t>
+      </w:r>
+      <w:r>
+        <w:rPr>
+          <w:rFonts w:eastAsia="黑体"/>
+        </w:rPr>
+        <w:t xml:space="preserve"> </w:t>
+      </w:r>
+      <m:oMath>
+        <m:sSub>
+          <m:e>
+            <m:r>
+              <m:t>N</m:t>
+            </m:r>
+          </m:e>
+          <m:sub>
+            <m:r>
+              <m:t>l</m:t>
+            </m:r>
+            <m:r>
+              <m:t>e</m:t>
+            </m:r>
+            <m:r>
+              <m:t>a</m:t>
+            </m:r>
+            <m:r>
+              <m:t>f</m:t>
+            </m:r>
+            <m:r>
+              <m:t>1</m:t>
+            </m:r>
+          </m:sub>
+        </m:sSub>
+      </m:oMath>
+      <w:r>
+        <w:rPr>
+          <w:rFonts w:eastAsia="黑体"/>
+        </w:rPr>
+        <w:t xml:space="preserve">、</w:t>
+      </w:r>
+      <m:oMath>
+        <m:sSub>
+          <m:e>
+            <m:r>
+              <m:t>N</m:t>
+            </m:r>
+          </m:e>
+          <m:sub>
+            <m:r>
+              <m:t>l</m:t>
+            </m:r>
+            <m:r>
+              <m:t>e</m:t>
+            </m:r>
+            <m:r>
+              <m:t>a</m:t>
+            </m:r>
+            <m:r>
+              <m:t>f</m:t>
+            </m:r>
+            <m:r>
+              <m:t>2</m:t>
+            </m:r>
+          </m:sub>
+        </m:sSub>
+      </m:oMath>
+      <w:r>
+        <w:rPr>
+          <w:rFonts w:hint="eastAsia" w:eastAsia="黑体"/>
+        </w:rPr>
+        <w:t xml:space="preserve">、…，每一分支自根到叶只存在唯一一条串联路径、任意两节点间无闭环，若干叶节点经其负载再与</w:t>
+      </w:r>
+      <w:r>
+        <w:rPr>
+          <w:rFonts w:eastAsia="黑体"/>
+        </w:rPr>
+        <w:t xml:space="preserve"> </w:t>
+      </w:r>
+      <m:oMath>
+        <m:r>
+          <m:t>G</m:t>
+        </m:r>
+        <m:r>
+          <m:t>N</m:t>
+        </m:r>
+        <m:r>
+          <m:t>D</m:t>
+        </m:r>
+      </m:oMath>
+      <w:r>
+        <w:rPr>
+          <w:rFonts w:eastAsia="黑体"/>
+        </w:rPr>
+        <w:t xml:space="preserve"> </w:t>
+      </w:r>
+      <w:r>
+        <w:rPr>
+          <w:rFonts w:hint="eastAsia" w:eastAsia="黑体"/>
         </w:rPr>
         <w:t xml:space="preserve">相连构成完整回路。</w:t>
       </w:r>
@@ -652,7 +754,7 @@
       <w:pPr/>
       <w:r>
         <w:rPr>
-          <w:rFonts w:hint="eastAsia"/>
+          <w:rFonts w:hint="eastAsia" w:eastAsia="黑体"/>
         </w:rPr>
         <w:t xml:space="preserve">组态上，这是一种一点到多点、分级串联、无环路的树形分配组态，用于时钟树、偏置分配、电源分配网络与总线等信号或功率分发场合。</w:t>
       </w:r>
@@ -665,7 +767,7 @@
       </w:pPr>
       <w:r>
         <w:rPr>
-          <w:rFonts w:hint="eastAsia"/>
+          <w:rFonts w:hint="eastAsia" w:eastAsia="黑体"/>
         </w:rPr>
         <w:t xml:space="preserve">工作原理</w:t>
       </w:r>
@@ -676,7 +778,7 @@
       </w:pPr>
       <w:r>
         <w:rPr>
-          <w:rFonts w:hint="eastAsia"/>
+          <w:rFonts w:hint="eastAsia" w:eastAsia="黑体"/>
         </w:rPr>
         <w:t xml:space="preserve">信号或功率从根节点出发，沿各分支逐级分配到叶节点；树结构保证任意两节点之间只有唯一路径，便于均衡分配与逐级驱动。各级的分支电阻/负载决定了到达各叶节点的信号强度与压降。</w:t>
       </w:r>
@@ -689,7 +791,7 @@
       </w:pPr>
       <w:r>
         <w:rPr>
-          <w:rFonts w:hint="eastAsia"/>
+          <w:rFonts w:hint="eastAsia" w:eastAsia="黑体"/>
         </w:rPr>
         <w:t xml:space="preserve">关键计算公式</w:t>
       </w:r>
@@ -700,7 +802,7 @@
       </w:pPr>
       <w:r>
         <w:rPr>
-          <w:rFonts w:hint="eastAsia"/>
+          <w:rFonts w:hint="eastAsia" w:eastAsia="黑体"/>
         </w:rPr>
         <w:t xml:space="preserve">树中某一分支路径的串联电阻和：</w:t>
       </w:r>
@@ -811,7 +913,7 @@
       </w:pPr>
       <w:r>
         <w:rPr>
-          <w:rFonts w:hint="eastAsia"/>
+          <w:rFonts w:hint="eastAsia" w:eastAsia="黑体"/>
         </w:rPr>
         <w:t xml:space="preserve">并联分支的等效电阻（两个分支）：</w:t>
       </w:r>
@@ -919,7 +1021,7 @@
       </w:pPr>
       <w:r>
         <w:rPr>
-          <w:rFonts w:hint="eastAsia"/>
+          <w:rFonts w:hint="eastAsia" w:eastAsia="黑体"/>
         </w:rPr>
         <w:t xml:space="preserve">分支电流分配（两支路，按电导分流）：</w:t>
       </w:r>
@@ -1108,7 +1210,7 @@
       </w:pPr>
       <w:r>
         <w:rPr>
-          <w:rFonts w:hint="eastAsia"/>
+          <w:rFonts w:hint="eastAsia" w:eastAsia="黑体"/>
         </w:rPr>
         <w:t xml:space="preserve">树形分配的总功耗（各支路累加）：</w:t>
       </w:r>
@@ -1236,7 +1338,7 @@
             </w:pPr>
             <w:r>
               <w:rPr>
-                <w:rFonts w:hint="eastAsia"/>
+                <w:rFonts w:hint="eastAsia" w:eastAsia="黑体"/>
               </w:rPr>
               <w:t xml:space="preserve">符号</w:t>
             </w:r>
@@ -1250,7 +1352,7 @@
             </w:pPr>
             <w:r>
               <w:rPr>
-                <w:rFonts w:hint="eastAsia"/>
+                <w:rFonts w:hint="eastAsia" w:eastAsia="黑体"/>
               </w:rPr>
               <w:t xml:space="preserve">含义</w:t>
             </w:r>
@@ -1264,7 +1366,7 @@
             </w:pPr>
             <w:r>
               <w:rPr>
-                <w:rFonts w:hint="eastAsia"/>
+                <w:rFonts w:hint="eastAsia" w:eastAsia="黑体"/>
               </w:rPr>
               <w:t xml:space="preserve">单位</w:t>
             </w:r>
@@ -1302,6 +1404,9 @@
               </m:sSub>
             </m:oMath>
             <w:r>
+              <w:rPr>
+                <w:rFonts w:eastAsia="黑体"/>
+              </w:rPr>
               <w:t xml:space="preserve">​</w:t>
             </w:r>
           </w:p>
@@ -1314,7 +1419,7 @@
             </w:pPr>
             <w:r>
               <w:rPr>
-                <w:rFonts w:hint="eastAsia"/>
+                <w:rFonts w:hint="eastAsia" w:eastAsia="黑体"/>
               </w:rPr>
               <w:t xml:space="preserve">某一分支路径总电阻</w:t>
             </w:r>
@@ -1327,6 +1432,9 @@
               <w:pStyle w:val="Compact"/>
             </w:pPr>
             <w:r>
+              <w:rPr>
+                <w:rFonts w:eastAsia="黑体"/>
+              </w:rPr>
               <w:t xml:space="preserve">Ω</w:t>
             </w:r>
           </w:p>
@@ -1372,6 +1480,9 @@
               </m:sSub>
             </m:oMath>
             <w:r>
+              <w:rPr>
+                <w:rFonts w:eastAsia="黑体"/>
+              </w:rPr>
               <w:t xml:space="preserve">​</w:t>
             </w:r>
           </w:p>
@@ -1384,7 +1495,7 @@
             </w:pPr>
             <w:r>
               <w:rPr>
-                <w:rFonts w:hint="eastAsia"/>
+                <w:rFonts w:hint="eastAsia" w:eastAsia="黑体"/>
               </w:rPr>
               <w:t xml:space="preserve">分支电阻</w:t>
             </w:r>
@@ -1397,6 +1508,9 @@
               <w:pStyle w:val="Compact"/>
             </w:pPr>
             <w:r>
+              <w:rPr>
+                <w:rFonts w:eastAsia="黑体"/>
+              </w:rPr>
               <w:t xml:space="preserve">Ω</w:t>
             </w:r>
           </w:p>
@@ -1415,6 +1529,9 @@
               </m:r>
             </m:oMath>
             <w:r>
+              <w:rPr>
+                <w:rFonts w:eastAsia="黑体"/>
+              </w:rPr>
               <w:t xml:space="preserve">​</w:t>
             </w:r>
           </w:p>
@@ -1427,7 +1544,7 @@
             </w:pPr>
             <w:r>
               <w:rPr>
-                <w:rFonts w:hint="eastAsia"/>
+                <w:rFonts w:hint="eastAsia" w:eastAsia="黑体"/>
               </w:rPr>
               <w:t xml:space="preserve">总电流</w:t>
             </w:r>
@@ -1440,6 +1557,9 @@
               <w:pStyle w:val="Compact"/>
             </w:pPr>
             <w:r>
+              <w:rPr>
+                <w:rFonts w:eastAsia="黑体"/>
+              </w:rPr>
               <w:t xml:space="preserve">A</w:t>
             </w:r>
           </w:p>
@@ -1485,6 +1605,9 @@
               </m:sSub>
             </m:oMath>
             <w:r>
+              <w:rPr>
+                <w:rFonts w:eastAsia="黑体"/>
+              </w:rPr>
               <w:t xml:space="preserve">​</w:t>
             </w:r>
           </w:p>
@@ -1497,7 +1620,7 @@
             </w:pPr>
             <w:r>
               <w:rPr>
-                <w:rFonts w:hint="eastAsia"/>
+                <w:rFonts w:hint="eastAsia" w:eastAsia="黑体"/>
               </w:rPr>
               <w:t xml:space="preserve">分支电流</w:t>
             </w:r>
@@ -1510,6 +1633,9 @@
               <w:pStyle w:val="Compact"/>
             </w:pPr>
             <w:r>
+              <w:rPr>
+                <w:rFonts w:eastAsia="黑体"/>
+              </w:rPr>
               <w:t xml:space="preserve">A</w:t>
             </w:r>
           </w:p>
@@ -1549,6 +1675,9 @@
               </m:sSub>
             </m:oMath>
             <w:r>
+              <w:rPr>
+                <w:rFonts w:eastAsia="黑体"/>
+              </w:rPr>
               <w:t xml:space="preserve">​</w:t>
             </w:r>
           </w:p>
@@ -1561,7 +1690,7 @@
             </w:pPr>
             <w:r>
               <w:rPr>
-                <w:rFonts w:hint="eastAsia"/>
+                <w:rFonts w:hint="eastAsia" w:eastAsia="黑体"/>
               </w:rPr>
               <w:t xml:space="preserve">总功耗</w:t>
             </w:r>
@@ -1574,6 +1703,9 @@
               <w:pStyle w:val="Compact"/>
             </w:pPr>
             <w:r>
+              <w:rPr>
+                <w:rFonts w:eastAsia="黑体"/>
+              </w:rPr>
               <w:t xml:space="preserve">W</w:t>
             </w:r>
           </w:p>
@@ -1588,7 +1720,7 @@
       </w:pPr>
       <w:r>
         <w:rPr>
-          <w:rFonts w:hint="eastAsia"/>
+          <w:rFonts w:hint="eastAsia" w:eastAsia="黑体"/>
         </w:rPr>
         <w:t xml:space="preserve">元件调整影响</w:t>
       </w:r>
@@ -1603,21 +1735,27 @@
       </w:pPr>
       <w:r>
         <w:rPr>
-          <w:rFonts w:hint="eastAsia"/>
+          <w:rFonts w:hint="eastAsia" w:eastAsia="黑体"/>
           <w:b/>
           <w:bCs/>
         </w:rPr>
         <w:t xml:space="preserve">分支数↑</w:t>
       </w:r>
       <w:r>
+        <w:rPr>
+          <w:rFonts w:eastAsia="黑体"/>
+        </w:rPr>
         <w:t xml:space="preserve"> </w:t>
       </w:r>
       <w:r>
+        <w:rPr>
+          <w:rFonts w:eastAsia="黑体"/>
+        </w:rPr>
         <w:t xml:space="preserve">→ </w:t>
       </w:r>
       <w:r>
         <w:rPr>
-          <w:rFonts w:hint="eastAsia"/>
+          <w:rFonts w:hint="eastAsia" w:eastAsia="黑体"/>
         </w:rPr>
         <w:t xml:space="preserve">各支路电流减小、分配更分散，根节点负载增大。</w:t>
       </w:r>
@@ -1632,21 +1770,27 @@
       </w:pPr>
       <w:r>
         <w:rPr>
-          <w:rFonts w:hint="eastAsia"/>
+          <w:rFonts w:hint="eastAsia" w:eastAsia="黑体"/>
           <w:b/>
           <w:bCs/>
         </w:rPr>
         <w:t xml:space="preserve">某分支电阻↑</w:t>
       </w:r>
       <w:r>
+        <w:rPr>
+          <w:rFonts w:eastAsia="黑体"/>
+        </w:rPr>
         <w:t xml:space="preserve"> </w:t>
       </w:r>
       <w:r>
+        <w:rPr>
+          <w:rFonts w:eastAsia="黑体"/>
+        </w:rPr>
         <w:t xml:space="preserve">→ </w:t>
       </w:r>
       <w:r>
         <w:rPr>
-          <w:rFonts w:hint="eastAsia"/>
+          <w:rFonts w:hint="eastAsia" w:eastAsia="黑体"/>
         </w:rPr>
         <w:t xml:space="preserve">该支路电流减小，其他支路分流增多。</w:t>
       </w:r>
@@ -1661,21 +1805,27 @@
       </w:pPr>
       <w:r>
         <w:rPr>
-          <w:rFonts w:hint="eastAsia"/>
+          <w:rFonts w:hint="eastAsia" w:eastAsia="黑体"/>
           <w:b/>
           <w:bCs/>
         </w:rPr>
         <w:t xml:space="preserve">路径层级↑</w:t>
       </w:r>
       <w:r>
+        <w:rPr>
+          <w:rFonts w:eastAsia="黑体"/>
+        </w:rPr>
         <w:t xml:space="preserve"> </w:t>
       </w:r>
       <w:r>
+        <w:rPr>
+          <w:rFonts w:eastAsia="黑体"/>
+        </w:rPr>
         <w:t xml:space="preserve">→ </w:t>
       </w:r>
       <w:r>
         <w:rPr>
-          <w:rFonts w:hint="eastAsia"/>
+          <w:rFonts w:hint="eastAsia" w:eastAsia="黑体"/>
         </w:rPr>
         <w:t xml:space="preserve">沿途压降累积，末端电压下降。</w:t>
       </w:r>
@@ -1690,21 +1840,27 @@
       </w:pPr>
       <w:r>
         <w:rPr>
-          <w:rFonts w:hint="eastAsia"/>
+          <w:rFonts w:hint="eastAsia" w:eastAsia="黑体"/>
           <w:b/>
           <w:bCs/>
         </w:rPr>
         <w:t xml:space="preserve">分支负载不平衡</w:t>
       </w:r>
       <w:r>
+        <w:rPr>
+          <w:rFonts w:eastAsia="黑体"/>
+        </w:rPr>
         <w:t xml:space="preserve"> </w:t>
       </w:r>
       <w:r>
+        <w:rPr>
+          <w:rFonts w:eastAsia="黑体"/>
+        </w:rPr>
         <w:t xml:space="preserve">→ </w:t>
       </w:r>
       <w:r>
         <w:rPr>
-          <w:rFonts w:hint="eastAsia"/>
+          <w:rFonts w:hint="eastAsia" w:eastAsia="黑体"/>
         </w:rPr>
         <w:t xml:space="preserve">各叶节点电压/信号强度不一致。</w:t>
       </w:r>
@@ -1717,7 +1873,7 @@
       </w:pPr>
       <w:r>
         <w:rPr>
-          <w:rFonts w:hint="eastAsia"/>
+          <w:rFonts w:hint="eastAsia" w:eastAsia="黑体"/>
         </w:rPr>
         <w:t xml:space="preserve">典型参数示例</w:t>
       </w:r>
@@ -1732,11 +1888,14 @@
       </w:pPr>
       <w:r>
         <w:rPr>
-          <w:rFonts w:hint="eastAsia"/>
+          <w:rFonts w:hint="eastAsia" w:eastAsia="黑体"/>
         </w:rPr>
         <w:t xml:space="preserve">根节点总电流</w:t>
       </w:r>
       <w:r>
+        <w:rPr>
+          <w:rFonts w:eastAsia="黑体"/>
+        </w:rPr>
         <w:t xml:space="preserve"> </w:t>
       </w:r>
       <m:oMath>
@@ -1765,11 +1924,14 @@
       </m:oMath>
       <w:r>
         <w:rPr>
-          <w:rFonts w:hint="eastAsia"/>
+          <w:rFonts w:hint="eastAsia" w:eastAsia="黑体"/>
         </w:rPr>
         <w:t xml:space="preserve">，两平衡分支各</w:t>
       </w:r>
       <w:r>
+        <w:rPr>
+          <w:rFonts w:eastAsia="黑体"/>
+        </w:rPr>
         <w:t xml:space="preserve"> </w:t>
       </w:r>
       <m:oMath>
@@ -1798,7 +1960,7 @@
       </m:oMath>
       <w:r>
         <w:rPr>
-          <w:rFonts w:hint="eastAsia"/>
+          <w:rFonts w:hint="eastAsia" w:eastAsia="黑体"/>
         </w:rPr>
         <w:t xml:space="preserve">：</w:t>
       </w:r>
@@ -1875,6 +2037,9 @@
         </m:r>
       </m:oMath>
       <w:r>
+        <w:rPr>
+          <w:rFonts w:eastAsia="黑体"/>
+        </w:rPr>
         <w:t xml:space="preserve">。</w:t>
       </w:r>
     </w:p>
@@ -1888,11 +2053,14 @@
       </w:pPr>
       <w:r>
         <w:rPr>
-          <w:rFonts w:hint="eastAsia"/>
+          <w:rFonts w:hint="eastAsia" w:eastAsia="黑体"/>
         </w:rPr>
         <w:t xml:space="preserve">两级路径</w:t>
       </w:r>
       <w:r>
+        <w:rPr>
+          <w:rFonts w:eastAsia="黑体"/>
+        </w:rPr>
         <w:t xml:space="preserve"> </w:t>
       </w:r>
       <m:oMath>
@@ -1928,6 +2096,9 @@
         </m:r>
       </m:oMath>
       <w:r>
+        <w:rPr>
+          <w:rFonts w:eastAsia="黑体"/>
+        </w:rPr>
         <w:t xml:space="preserve">、</w:t>
       </w:r>
       <m:oMath>
@@ -1964,7 +2135,7 @@
       </m:oMath>
       <w:r>
         <w:rPr>
-          <w:rFonts w:hint="eastAsia"/>
+          <w:rFonts w:hint="eastAsia" w:eastAsia="黑体"/>
         </w:rPr>
         <w:t xml:space="preserve">：</w:t>
       </w:r>
@@ -2011,11 +2182,14 @@
       </m:oMath>
       <w:r>
         <w:rPr>
-          <w:rFonts w:hint="eastAsia"/>
+          <w:rFonts w:hint="eastAsia" w:eastAsia="黑体"/>
         </w:rPr>
         <w:t xml:space="preserve">，沿途压降</w:t>
       </w:r>
       <w:r>
+        <w:rPr>
+          <w:rFonts w:eastAsia="黑体"/>
+        </w:rPr>
         <w:t xml:space="preserve"> </w:t>
       </w:r>
       <m:oMath>
@@ -2039,6 +2213,9 @@
         </m:r>
       </m:oMath>
       <w:r>
+        <w:rPr>
+          <w:rFonts w:eastAsia="黑体"/>
+        </w:rPr>
         <w:t xml:space="preserve">。</w:t>
       </w:r>
     </w:p>
@@ -2050,7 +2227,7 @@
       </w:pPr>
       <w:r>
         <w:rPr>
-          <w:rFonts w:hint="eastAsia"/>
+          <w:rFonts w:hint="eastAsia" w:eastAsia="黑体"/>
         </w:rPr>
         <w:t xml:space="preserve">常见器件型号</w:t>
       </w:r>
@@ -2065,7 +2242,7 @@
       </w:pPr>
       <w:r>
         <w:rPr>
-          <w:rFonts w:hint="eastAsia"/>
+          <w:rFonts w:hint="eastAsia" w:eastAsia="黑体"/>
         </w:rPr>
         <w:t xml:space="preserve">时钟分配：时钟缓冲器/扇出芯片。</w:t>
       </w:r>
@@ -2080,16 +2257,19 @@
       </w:pPr>
       <w:r>
         <w:rPr>
-          <w:rFonts w:hint="eastAsia"/>
+          <w:rFonts w:hint="eastAsia" w:eastAsia="黑体"/>
         </w:rPr>
         <w:t xml:space="preserve">电阻：排阻、0603/0805</w:t>
       </w:r>
       <w:r>
+        <w:rPr>
+          <w:rFonts w:eastAsia="黑体"/>
+        </w:rPr>
         <w:t xml:space="preserve"> </w:t>
       </w:r>
       <w:r>
         <w:rPr>
-          <w:rFonts w:hint="eastAsia"/>
+          <w:rFonts w:hint="eastAsia" w:eastAsia="黑体"/>
         </w:rPr>
         <w:t xml:space="preserve">贴片电阻。</w:t>
       </w:r>
@@ -2102,7 +2282,7 @@
       </w:pPr>
       <w:r>
         <w:rPr>
-          <w:rFonts w:hint="eastAsia"/>
+          <w:rFonts w:hint="eastAsia" w:eastAsia="黑体"/>
         </w:rPr>
         <w:t xml:space="preserve">注意事项</w:t>
       </w:r>
@@ -2117,7 +2297,7 @@
       </w:pPr>
       <w:r>
         <w:rPr>
-          <w:rFonts w:hint="eastAsia"/>
+          <w:rFonts w:hint="eastAsia" w:eastAsia="黑体"/>
         </w:rPr>
         <w:t xml:space="preserve">树形网络无冗余，根或干路故障会导致下游全部失效。</w:t>
       </w:r>
@@ -2132,7 +2312,7 @@
       </w:pPr>
       <w:r>
         <w:rPr>
-          <w:rFonts w:hint="eastAsia"/>
+          <w:rFonts w:hint="eastAsia" w:eastAsia="黑体"/>
         </w:rPr>
         <w:t xml:space="preserve">长支路压降与延迟不可忽略，需核算末端节点裕量。</w:t>
       </w:r>
@@ -2147,7 +2327,7 @@
       </w:pPr>
       <w:r>
         <w:rPr>
-          <w:rFonts w:hint="eastAsia"/>
+          <w:rFonts w:hint="eastAsia" w:eastAsia="黑体"/>
         </w:rPr>
         <w:t xml:space="preserve">时钟树各支路延时应尽量均衡，以减小时钟偏移（skew）。</w:t>
       </w:r>
@@ -2160,7 +2340,7 @@
       </w:pPr>
       <w:r>
         <w:rPr>
-          <w:rFonts w:hint="eastAsia"/>
+          <w:rFonts w:hint="eastAsia" w:eastAsia="黑体"/>
         </w:rPr>
         <w:t xml:space="preserve">参考资料</w:t>
       </w:r>
@@ -2174,6 +2354,9 @@
         </w:numPr>
       </w:pPr>
       <w:r>
+        <w:rPr>
+          <w:rFonts w:eastAsia="黑体"/>
+        </w:rPr>
         <w:t xml:space="preserve">Wikipedia: Tree network。</w:t>
       </w:r>
     </w:p>
@@ -2186,6 +2369,9 @@
         </w:numPr>
       </w:pPr>
       <w:r>
+        <w:rPr>
+          <w:rFonts w:eastAsia="黑体"/>
+        </w:rPr>
         <w:t xml:space="preserve">Wikipedia: Clock distribution network。</w:t>
       </w:r>
     </w:p>
@@ -2199,7 +2385,7 @@
       </w:pPr>
       <w:r>
         <w:rPr>
-          <w:rFonts w:hint="eastAsia"/>
+          <w:rFonts w:hint="eastAsia" w:eastAsia="黑体"/>
         </w:rPr>
         <w:t xml:space="preserve">《数字电子技术基础》（阎石）。</w:t>
       </w:r>
@@ -2213,11 +2399,11 @@
       </w:pPr>
       <w:r>
         <w:rPr>
-          <w:rFonts w:ascii="Times New Roman" w:hAnsi="Times New Roman"/>
+          <w:rFonts w:ascii="Times New Roman" w:hAnsi="Times New Roman" w:eastAsia="黑体"/>
           <w:color w:val="555555"/>
           <w:sz w:val="21"/>
         </w:rPr>
-        <w:t>材料收集者：杜文杰</w:t>
+        <w:t>材料收集者：杜文杰，WX手机：19519196569，QQ:3478827729</w:t>
       </w:r>
     </w:p>
     <w:sectPr>
@@ -2237,7 +2423,7 @@
 </file>
 
 <file path=word/footer1.xml><?xml version="1.0" encoding="utf-8"?>
-<w:ftr xmlns:m="http://schemas.openxmlformats.org/officeDocument/2006/math" xmlns:mc="http://schemas.openxmlformats.org/markup-compatibility/2006" xmlns:mo="http://schemas.microsoft.com/office/mac/office/2008/main" xmlns:mv="urn:schemas-microsoft-com:mac:vml" xmlns:o="urn:schemas-microsoft-com:office:office" xmlns:r="http://schemas.openxmlformats.org/officeDocument/2006/relationships" xmlns:v="urn:schemas-microsoft-com:vml" xmlns:w10="urn:schemas-microsoft-com:office:word" xmlns:w14="http://schemas.microsoft.com/office/word/2010/wordml" xmlns:w="http://schemas.openxmlformats.org/wordprocessingml/2006/main" xmlns:wne="http://schemas.microsoft.com/office/word/2006/wordml" xmlns:wp14="http://schemas.microsoft.com/office/word/2010/wordprocessingDrawing" xmlns:wp="http://schemas.openxmlformats.org/drawingml/2006/wordprocessingDrawing" xmlns:wpc="http://schemas.microsoft.com/office/word/2010/wordprocessingCanvas" xmlns:wpg="http://schemas.microsoft.com/office/word/2010/wordprocessingGroup" xmlns:wpi="http://schemas.microsoft.com/office/word/2010/wordprocessingInk" xmlns:wps="http://schemas.microsoft.com/office/word/2010/wordprocessingShape" mc:Ignorable="w14 wp14">
+<w:ftr xmlns:mc="http://schemas.openxmlformats.org/markup-compatibility/2006" xmlns:w="http://schemas.openxmlformats.org/wordprocessingml/2006/main" xmlns:m="http://schemas.openxmlformats.org/officeDocument/2006/math" xmlns:mo="http://schemas.microsoft.com/office/mac/office/2008/main" xmlns:mv="urn:schemas-microsoft-com:mac:vml" xmlns:o="urn:schemas-microsoft-com:office:office" xmlns:r="http://schemas.openxmlformats.org/officeDocument/2006/relationships" xmlns:v="urn:schemas-microsoft-com:vml" xmlns:w10="urn:schemas-microsoft-com:office:word" xmlns:w14="http://schemas.microsoft.com/office/word/2010/wordml" xmlns:wne="http://schemas.microsoft.com/office/word/2006/wordml" xmlns:wp14="http://schemas.microsoft.com/office/word/2010/wordprocessingDrawing" xmlns:wp="http://schemas.openxmlformats.org/drawingml/2006/wordprocessingDrawing" xmlns:wpc="http://schemas.microsoft.com/office/word/2010/wordprocessingCanvas" xmlns:wpg="http://schemas.microsoft.com/office/word/2010/wordprocessingGroup" xmlns:wpi="http://schemas.microsoft.com/office/word/2010/wordprocessingInk" xmlns:wps="http://schemas.microsoft.com/office/word/2010/wordprocessingShape" mc:Ignorable="w14 wp14">
   <w:p>
     <w:pPr>
       <w:pStyle w:val="Footer"/>
@@ -2245,12 +2431,14 @@
     </w:pPr>
     <w:r>
       <w:rPr>
+        <w:rFonts w:eastAsia="黑体"/>
         <w:sz w:val="18"/>
       </w:rPr>
       <w:t xml:space="preserve">第 </w:t>
     </w:r>
     <w:r>
       <w:rPr>
+        <w:rFonts w:eastAsia="黑体"/>
         <w:sz w:val="18"/>
       </w:rPr>
       <w:fldChar w:fldCharType="begin"/>
@@ -2259,6 +2447,7 @@
     </w:r>
     <w:r>
       <w:rPr>
+        <w:rFonts w:eastAsia="黑体"/>
         <w:sz w:val="18"/>
       </w:rPr>
       <w:t xml:space="preserve"> 页</w:t>
@@ -2272,6 +2461,9 @@
   <w:footnote w:type="continuationSeparator" w:id="0">
     <w:p>
       <w:r>
+        <w:rPr>
+          <w:rFonts w:eastAsia="黑体"/>
+        </w:rPr>
         <w:continuationSeparator/>
       </w:r>
     </w:p>
@@ -2279,6 +2471,9 @@
   <w:footnote w:type="separator" w:id="-1">
     <w:p>
       <w:r>
+        <w:rPr>
+          <w:rFonts w:eastAsia="黑体"/>
+        </w:rPr>
         <w:separator/>
       </w:r>
     </w:p>
@@ -2287,7 +2482,7 @@
 </file>
 
 <file path=word/header1.xml><?xml version="1.0" encoding="utf-8"?>
-<w:hdr xmlns:m="http://schemas.openxmlformats.org/officeDocument/2006/math" xmlns:mc="http://schemas.openxmlformats.org/markup-compatibility/2006" xmlns:mo="http://schemas.microsoft.com/office/mac/office/2008/main" xmlns:mv="urn:schemas-microsoft-com:mac:vml" xmlns:o="urn:schemas-microsoft-com:office:office" xmlns:r="http://schemas.openxmlformats.org/officeDocument/2006/relationships" xmlns:v="urn:schemas-microsoft-com:vml" xmlns:w10="urn:schemas-microsoft-com:office:word" xmlns:w14="http://schemas.microsoft.com/office/word/2010/wordml" xmlns:w="http://schemas.openxmlformats.org/wordprocessingml/2006/main" xmlns:wne="http://schemas.microsoft.com/office/word/2006/wordml" xmlns:wp14="http://schemas.microsoft.com/office/word/2010/wordprocessingDrawing" xmlns:wp="http://schemas.openxmlformats.org/drawingml/2006/wordprocessingDrawing" xmlns:wpc="http://schemas.microsoft.com/office/word/2010/wordprocessingCanvas" xmlns:wpg="http://schemas.microsoft.com/office/word/2010/wordprocessingGroup" xmlns:wpi="http://schemas.microsoft.com/office/word/2010/wordprocessingInk" xmlns:wps="http://schemas.microsoft.com/office/word/2010/wordprocessingShape" mc:Ignorable="w14 wp14">
+<w:hdr xmlns:mc="http://schemas.openxmlformats.org/markup-compatibility/2006" xmlns:w="http://schemas.openxmlformats.org/wordprocessingml/2006/main" xmlns:m="http://schemas.openxmlformats.org/officeDocument/2006/math" xmlns:mo="http://schemas.microsoft.com/office/mac/office/2008/main" xmlns:mv="urn:schemas-microsoft-com:mac:vml" xmlns:o="urn:schemas-microsoft-com:office:office" xmlns:r="http://schemas.openxmlformats.org/officeDocument/2006/relationships" xmlns:v="urn:schemas-microsoft-com:vml" xmlns:w10="urn:schemas-microsoft-com:office:word" xmlns:w14="http://schemas.microsoft.com/office/word/2010/wordml" xmlns:wne="http://schemas.microsoft.com/office/word/2006/wordml" xmlns:wp14="http://schemas.microsoft.com/office/word/2010/wordprocessingDrawing" xmlns:wp="http://schemas.openxmlformats.org/drawingml/2006/wordprocessingDrawing" xmlns:wpc="http://schemas.microsoft.com/office/word/2010/wordprocessingCanvas" xmlns:wpg="http://schemas.microsoft.com/office/word/2010/wordprocessingGroup" xmlns:wpi="http://schemas.microsoft.com/office/word/2010/wordprocessingInk" xmlns:wps="http://schemas.microsoft.com/office/word/2010/wordprocessingShape" mc:Ignorable="w14 wp14">
   <w:p>
     <w:pPr>
       <w:pStyle w:val="Header"/>
@@ -2295,7 +2490,7 @@
     </w:pPr>
     <w:r>
       <w:rPr>
-        <w:rFonts w:ascii="Times New Roman" w:hAnsi="Times New Roman"/>
+        <w:rFonts w:ascii="Times New Roman" w:hAnsi="Times New Roman" w:eastAsia="黑体"/>
         <w:sz w:val="18"/>
         <w:rFonts w:eastAsia="黑体"/>
         <w:rFonts w:eastAsia="黑体"/>
@@ -2307,7 +2502,7 @@
 </file>
 
 <file path=word/numbering.xml><?xml version="1.0" encoding="utf-8"?>
-<w:numbering xmlns:m="http://schemas.openxmlformats.org/officeDocument/2006/math" xmlns:mc="http://schemas.openxmlformats.org/markup-compatibility/2006" xmlns:mo="http://schemas.microsoft.com/office/mac/office/2008/main" xmlns:mv="urn:schemas-microsoft-com:mac:vml" xmlns:o="urn:schemas-microsoft-com:office:office" xmlns:r="http://schemas.openxmlformats.org/officeDocument/2006/relationships" xmlns:v="urn:schemas-microsoft-com:vml" xmlns:w="http://schemas.openxmlformats.org/wordprocessingml/2006/main" xmlns:w10="urn:schemas-microsoft-com:office:word" xmlns:w14="http://schemas.microsoft.com/office/word/2010/wordml" xmlns:wne="http://schemas.microsoft.com/office/word/2006/wordml" xmlns:wp="http://schemas.openxmlformats.org/drawingml/2006/wordprocessingDrawing" xmlns:wp14="http://schemas.microsoft.com/office/word/2010/wordprocessingDrawing" xmlns:wpc="http://schemas.microsoft.com/office/word/2010/wordprocessingCanvas" xmlns:wpg="http://schemas.microsoft.com/office/word/2010/wordprocessingGroup" xmlns:wpi="http://schemas.microsoft.com/office/word/2010/wordprocessingInk" xmlns:wps="http://schemas.microsoft.com/office/word/2010/wordprocessingShape" mc:Ignorable="w14 wp14">
+<w:numbering xmlns:mc="http://schemas.openxmlformats.org/markup-compatibility/2006" xmlns:w="http://schemas.openxmlformats.org/wordprocessingml/2006/main" xmlns:m="http://schemas.openxmlformats.org/officeDocument/2006/math" xmlns:mo="http://schemas.microsoft.com/office/mac/office/2008/main" xmlns:mv="urn:schemas-microsoft-com:mac:vml" xmlns:o="urn:schemas-microsoft-com:office:office" xmlns:r="http://schemas.openxmlformats.org/officeDocument/2006/relationships" xmlns:v="urn:schemas-microsoft-com:vml" xmlns:w10="urn:schemas-microsoft-com:office:word" xmlns:w14="http://schemas.microsoft.com/office/word/2010/wordml" xmlns:wne="http://schemas.microsoft.com/office/word/2006/wordml" xmlns:wp="http://schemas.openxmlformats.org/drawingml/2006/wordprocessingDrawing" xmlns:wp14="http://schemas.microsoft.com/office/word/2010/wordprocessingDrawing" xmlns:wpc="http://schemas.microsoft.com/office/word/2010/wordprocessingCanvas" xmlns:wpg="http://schemas.microsoft.com/office/word/2010/wordprocessingGroup" xmlns:wpi="http://schemas.microsoft.com/office/word/2010/wordprocessingInk" xmlns:wps="http://schemas.microsoft.com/office/word/2010/wordprocessingShape" mc:Ignorable="w14 wp14">
   <w:abstractNum w:abstractNumId="0">
     <w:nsid w:val="FFFFFF7C"/>
     <w:multiLevelType w:val="singleLevel"/>
@@ -2394,7 +2589,7 @@
         <w:ind w:hanging="360" w:left="1440"/>
       </w:pPr>
       <w:rPr>
-        <w:rFonts w:ascii="Symbol" w:hAnsi="Symbol" w:hint="default"/>
+        <w:rFonts w:ascii="Symbol" w:hAnsi="Symbol" w:hint="default" w:eastAsia="黑体"/>
       </w:rPr>
     </w:lvl>
   </w:abstractNum>
@@ -2415,7 +2610,7 @@
         <w:ind w:hanging="360" w:left="1080"/>
       </w:pPr>
       <w:rPr>
-        <w:rFonts w:ascii="Symbol" w:hAnsi="Symbol" w:hint="default"/>
+        <w:rFonts w:ascii="Symbol" w:hAnsi="Symbol" w:hint="default" w:eastAsia="黑体"/>
       </w:rPr>
     </w:lvl>
   </w:abstractNum>
@@ -2436,7 +2631,7 @@
         <w:ind w:hanging="360" w:left="720"/>
       </w:pPr>
       <w:rPr>
-        <w:rFonts w:ascii="Symbol" w:hAnsi="Symbol" w:hint="default"/>
+        <w:rFonts w:ascii="Symbol" w:hAnsi="Symbol" w:hint="default" w:eastAsia="黑体"/>
       </w:rPr>
     </w:lvl>
   </w:abstractNum>
@@ -2475,7 +2670,7 @@
         <w:ind w:hanging="360" w:left="360"/>
       </w:pPr>
       <w:rPr>
-        <w:rFonts w:ascii="Symbol" w:hAnsi="Symbol" w:hint="default"/>
+        <w:rFonts w:ascii="Symbol" w:hAnsi="Symbol" w:hint="default" w:eastAsia="黑体"/>
       </w:rPr>
     </w:lvl>
   </w:abstractNum>
@@ -2566,7 +2761,7 @@
         <w:ind w:left="720" w:hanging="360"/>
       </w:pPr>
       <w:rPr>
-        <w:rFonts w:ascii="Symbol" w:hAnsi="Symbol" w:cs="Symbol" w:hint="default"/>
+        <w:rFonts w:ascii="Symbol" w:hAnsi="Symbol" w:cs="Symbol" w:hint="default" w:eastAsia="黑体"/>
       </w:rPr>
     </w:lvl>
     <w:lvl w:ilvl="1">
@@ -2577,7 +2772,7 @@
         <w:ind w:left="1440" w:hanging="360"/>
       </w:pPr>
       <w:rPr>
-        <w:rFonts w:ascii="Courier New" w:hAnsi="Courier New" w:cs="Courier New" w:hint="default"/>
+        <w:rFonts w:ascii="Courier New" w:hAnsi="Courier New" w:cs="Courier New" w:hint="default" w:eastAsia="黑体"/>
       </w:rPr>
     </w:lvl>
     <w:lvl w:ilvl="2">
@@ -2588,7 +2783,7 @@
         <w:ind w:left="2160" w:hanging="360"/>
       </w:pPr>
       <w:rPr>
-        <w:rFonts w:ascii="Wingdings" w:hAnsi="Wingdings" w:cs="Wingdings" w:hint="default"/>
+        <w:rFonts w:ascii="Wingdings" w:hAnsi="Wingdings" w:cs="Wingdings" w:hint="default" w:eastAsia="黑体"/>
       </w:rPr>
     </w:lvl>
     <w:lvl w:ilvl="3">
@@ -2599,7 +2794,7 @@
         <w:ind w:left="2880" w:hanging="360"/>
       </w:pPr>
       <w:rPr>
-        <w:rFonts w:ascii="Symbol" w:hAnsi="Symbol" w:cs="Symbol" w:hint="default"/>
+        <w:rFonts w:ascii="Symbol" w:hAnsi="Symbol" w:cs="Symbol" w:hint="default" w:eastAsia="黑体"/>
       </w:rPr>
     </w:lvl>
     <w:lvl w:ilvl="4">
@@ -2610,7 +2805,7 @@
         <w:ind w:left="3600" w:hanging="360"/>
       </w:pPr>
       <w:rPr>
-        <w:rFonts w:ascii="Courier New" w:hAnsi="Courier New" w:cs="Courier New" w:hint="default"/>
+        <w:rFonts w:ascii="Courier New" w:hAnsi="Courier New" w:cs="Courier New" w:hint="default" w:eastAsia="黑体"/>
       </w:rPr>
     </w:lvl>
     <w:lvl w:ilvl="5">
@@ -2621,7 +2816,7 @@
         <w:ind w:left="4320" w:hanging="360"/>
       </w:pPr>
       <w:rPr>
-        <w:rFonts w:ascii="Wingdings" w:hAnsi="Wingdings" w:cs="Wingdings" w:hint="default"/>
+        <w:rFonts w:ascii="Wingdings" w:hAnsi="Wingdings" w:cs="Wingdings" w:hint="default" w:eastAsia="黑体"/>
       </w:rPr>
     </w:lvl>
     <w:lvl w:ilvl="6">
@@ -2632,7 +2827,7 @@
         <w:ind w:left="5040" w:hanging="360"/>
       </w:pPr>
       <w:rPr>
-        <w:rFonts w:ascii="Symbol" w:hAnsi="Symbol" w:cs="Symbol" w:hint="default"/>
+        <w:rFonts w:ascii="Symbol" w:hAnsi="Symbol" w:cs="Symbol" w:hint="default" w:eastAsia="黑体"/>
       </w:rPr>
     </w:lvl>
     <w:lvl w:ilvl="7">
@@ -2643,7 +2838,7 @@
         <w:ind w:left="5760" w:hanging="360"/>
       </w:pPr>
       <w:rPr>
-        <w:rFonts w:ascii="Courier New" w:hAnsi="Courier New" w:cs="Courier New" w:hint="default"/>
+        <w:rFonts w:ascii="Courier New" w:hAnsi="Courier New" w:cs="Courier New" w:hint="default" w:eastAsia="黑体"/>
       </w:rPr>
     </w:lvl>
     <w:lvl w:ilvl="8">
@@ -2654,7 +2849,7 @@
         <w:ind w:left="6480" w:hanging="360"/>
       </w:pPr>
       <w:rPr>
-        <w:rFonts w:ascii="Wingdings" w:hAnsi="Wingdings" w:cs="Wingdings" w:hint="default"/>
+        <w:rFonts w:ascii="Wingdings" w:hAnsi="Wingdings" w:cs="Wingdings" w:hint="default" w:eastAsia="黑体"/>
       </w:rPr>
     </w:lvl>
   </w:abstractNum>
@@ -2707,11 +2902,11 @@
 </file>
 
 <file path=word/styles.xml><?xml version="1.0" encoding="utf-8"?>
-<w:styles xmlns:mc="http://schemas.openxmlformats.org/markup-compatibility/2006" xmlns:r="http://schemas.openxmlformats.org/officeDocument/2006/relationships" xmlns:w="http://schemas.openxmlformats.org/wordprocessingml/2006/main" xmlns:w14="http://schemas.microsoft.com/office/word/2010/wordml" mc:Ignorable="w14">
+<w:styles xmlns:mc="http://schemas.openxmlformats.org/markup-compatibility/2006" xmlns:w="http://schemas.openxmlformats.org/wordprocessingml/2006/main" xmlns:r="http://schemas.openxmlformats.org/officeDocument/2006/relationships" xmlns:w14="http://schemas.microsoft.com/office/word/2010/wordml" mc:Ignorable="w14">
   <w:docDefaults>
     <w:rPrDefault>
       <w:rPr>
-        <w:rFonts w:asciiTheme="minorHAnsi" w:cstheme="minorBidi" w:eastAsiaTheme="minorEastAsia" w:hAnsiTheme="minorHAnsi"/>
+        <w:rFonts w:asciiTheme="minorHAnsi" w:cstheme="minorBidi" w:hAnsiTheme="minorHAnsi" w:eastAsia="黑体"/>
         <w:sz w:val="22"/>
         <w:szCs w:val="22"/>
         <w:lang w:bidi="ar-SA" w:eastAsia="en-US" w:val="en-US"/>
@@ -2933,7 +3128,7 @@
       <w:outlineLvl w:val="0"/>
     </w:pPr>
     <w:rPr>
-      <w:rFonts w:ascii="Times New Roman" w:asciiTheme="majorHAnsi" w:cstheme="majorBidi" w:eastAsia="黑体" w:eastAsiaTheme="majorEastAsia" w:hAnsi="Times New Roman" w:hAnsiTheme="majorHAnsi"/>
+      <w:rFonts w:ascii="Times New Roman" w:asciiTheme="majorHAnsi" w:cstheme="majorBidi" w:eastAsia="黑体" w:hAnsi="Times New Roman" w:hAnsiTheme="majorHAnsi"/>
       <w:b/>
       <w:bCs/>
       <w:color w:val="1F3864"/>
@@ -2957,7 +3152,7 @@
       <w:outlineLvl w:val="1"/>
     </w:pPr>
     <w:rPr>
-      <w:rFonts w:ascii="Times New Roman" w:asciiTheme="majorHAnsi" w:cstheme="majorBidi" w:eastAsia="黑体" w:eastAsiaTheme="majorEastAsia" w:hAnsi="Times New Roman" w:hAnsiTheme="majorHAnsi"/>
+      <w:rFonts w:ascii="Times New Roman" w:asciiTheme="majorHAnsi" w:cstheme="majorBidi" w:eastAsia="黑体" w:hAnsi="Times New Roman" w:hAnsiTheme="majorHAnsi"/>
       <w:b/>
       <w:bCs/>
       <w:color w:val="2E4E7E"/>
@@ -2981,7 +3176,7 @@
       <w:outlineLvl w:val="2"/>
     </w:pPr>
     <w:rPr>
-      <w:rFonts w:ascii="Times New Roman" w:asciiTheme="majorHAnsi" w:cstheme="majorBidi" w:eastAsia="黑体" w:eastAsiaTheme="majorEastAsia" w:hAnsi="Times New Roman" w:hAnsiTheme="majorHAnsi"/>
+      <w:rFonts w:ascii="Times New Roman" w:asciiTheme="majorHAnsi" w:cstheme="majorBidi" w:eastAsia="黑体" w:hAnsi="Times New Roman" w:hAnsiTheme="majorHAnsi"/>
       <w:b/>
       <w:bCs/>
       <w:color w:val="2E4E7E"/>
@@ -3005,7 +3200,7 @@
       <w:outlineLvl w:val="3"/>
     </w:pPr>
     <w:rPr>
-      <w:rFonts w:ascii="Times New Roman" w:asciiTheme="majorHAnsi" w:cstheme="majorBidi" w:eastAsia="黑体" w:eastAsiaTheme="majorEastAsia" w:hAnsi="Times New Roman" w:hAnsiTheme="majorHAnsi"/>
+      <w:rFonts w:ascii="Times New Roman" w:asciiTheme="majorHAnsi" w:cstheme="majorBidi" w:eastAsia="黑体" w:hAnsi="Times New Roman" w:hAnsiTheme="majorHAnsi"/>
       <w:b/>
       <w:bCs/>
       <w:i/>
@@ -3031,7 +3226,7 @@
       <w:outlineLvl w:val="4"/>
     </w:pPr>
     <w:rPr>
-      <w:rFonts w:ascii="Times New Roman" w:asciiTheme="majorHAnsi" w:cstheme="majorBidi" w:eastAsia="黑体" w:eastAsiaTheme="majorEastAsia" w:hAnsi="Times New Roman" w:hAnsiTheme="majorHAnsi"/>
+      <w:rFonts w:ascii="Times New Roman" w:asciiTheme="majorHAnsi" w:cstheme="majorBidi" w:eastAsia="黑体" w:hAnsi="Times New Roman" w:hAnsiTheme="majorHAnsi"/>
       <w:b/>
       <w:color w:val="333333"/>
       <w:sz w:val="22"/>
@@ -3054,7 +3249,7 @@
       <w:outlineLvl w:val="5"/>
     </w:pPr>
     <w:rPr>
-      <w:rFonts w:asciiTheme="majorHAnsi" w:cstheme="majorBidi" w:eastAsiaTheme="majorEastAsia" w:hAnsiTheme="majorHAnsi"/>
+      <w:rFonts w:asciiTheme="majorHAnsi" w:cstheme="majorBidi" w:hAnsiTheme="majorHAnsi" w:eastAsia="黑体"/>
       <w:i/>
       <w:iCs/>
       <w:color w:themeColor="accent1" w:themeShade="7F" w:val="243F60"/>
@@ -3077,7 +3272,7 @@
       <w:outlineLvl w:val="6"/>
     </w:pPr>
     <w:rPr>
-      <w:rFonts w:asciiTheme="majorHAnsi" w:cstheme="majorBidi" w:eastAsiaTheme="majorEastAsia" w:hAnsiTheme="majorHAnsi"/>
+      <w:rFonts w:asciiTheme="majorHAnsi" w:cstheme="majorBidi" w:hAnsiTheme="majorHAnsi" w:eastAsia="黑体"/>
       <w:i/>
       <w:iCs/>
       <w:color w:themeColor="text1" w:themeTint="BF" w:val="404040"/>
@@ -3100,7 +3295,7 @@
       <w:outlineLvl w:val="7"/>
     </w:pPr>
     <w:rPr>
-      <w:rFonts w:asciiTheme="majorHAnsi" w:cstheme="majorBidi" w:eastAsiaTheme="majorEastAsia" w:hAnsiTheme="majorHAnsi"/>
+      <w:rFonts w:asciiTheme="majorHAnsi" w:cstheme="majorBidi" w:hAnsiTheme="majorHAnsi" w:eastAsia="黑体"/>
       <w:color w:themeColor="accent1" w:val="4F81BD"/>
       <w:sz w:val="20"/>
       <w:szCs w:val="20"/>
@@ -3123,7 +3318,7 @@
       <w:outlineLvl w:val="8"/>
     </w:pPr>
     <w:rPr>
-      <w:rFonts w:asciiTheme="majorHAnsi" w:cstheme="majorBidi" w:eastAsiaTheme="majorEastAsia" w:hAnsiTheme="majorHAnsi"/>
+      <w:rFonts w:asciiTheme="majorHAnsi" w:cstheme="majorBidi" w:hAnsiTheme="majorHAnsi" w:eastAsia="黑体"/>
       <w:i/>
       <w:iCs/>
       <w:color w:themeColor="text1" w:themeTint="BF" w:val="404040"/>
@@ -3174,7 +3369,7 @@
     <w:uiPriority w:val="9"/>
     <w:rsid w:val="00FC693F"/>
     <w:rPr>
-      <w:rFonts w:asciiTheme="majorHAnsi" w:cstheme="majorBidi" w:eastAsiaTheme="majorEastAsia" w:hAnsiTheme="majorHAnsi"/>
+      <w:rFonts w:asciiTheme="majorHAnsi" w:cstheme="majorBidi" w:hAnsiTheme="majorHAnsi" w:eastAsia="黑体"/>
       <w:b/>
       <w:bCs/>
       <w:color w:themeColor="accent1" w:themeShade="BF" w:val="365F91"/>
@@ -3189,7 +3384,7 @@
     <w:uiPriority w:val="9"/>
     <w:rsid w:val="00FC693F"/>
     <w:rPr>
-      <w:rFonts w:asciiTheme="majorHAnsi" w:cstheme="majorBidi" w:eastAsiaTheme="majorEastAsia" w:hAnsiTheme="majorHAnsi"/>
+      <w:rFonts w:asciiTheme="majorHAnsi" w:cstheme="majorBidi" w:hAnsiTheme="majorHAnsi" w:eastAsia="黑体"/>
       <w:b/>
       <w:bCs/>
       <w:color w:themeColor="accent1" w:val="4F81BD"/>
@@ -3204,7 +3399,7 @@
     <w:uiPriority w:val="9"/>
     <w:rsid w:val="00FC693F"/>
     <w:rPr>
-      <w:rFonts w:asciiTheme="majorHAnsi" w:cstheme="majorBidi" w:eastAsiaTheme="majorEastAsia" w:hAnsiTheme="majorHAnsi"/>
+      <w:rFonts w:asciiTheme="majorHAnsi" w:cstheme="majorBidi" w:hAnsiTheme="majorHAnsi" w:eastAsia="黑体"/>
       <w:b/>
       <w:bCs/>
       <w:color w:themeColor="accent1" w:val="4F81BD"/>
@@ -3227,7 +3422,7 @@
       <w:contextualSpacing/>
     </w:pPr>
     <w:rPr>
-      <w:rFonts w:ascii="Times New Roman" w:asciiTheme="majorHAnsi" w:cstheme="majorBidi" w:eastAsia="黑体" w:eastAsiaTheme="majorEastAsia" w:hAnsi="Times New Roman" w:hAnsiTheme="majorHAnsi"/>
+      <w:rFonts w:ascii="Times New Roman" w:asciiTheme="majorHAnsi" w:cstheme="majorBidi" w:eastAsia="黑体" w:hAnsi="Times New Roman" w:hAnsiTheme="majorHAnsi"/>
       <w:b/>
       <w:color w:val="1F3864"/>
       <w:spacing w:val="5"/>
@@ -3243,7 +3438,7 @@
     <w:uiPriority w:val="10"/>
     <w:rsid w:val="00FC693F"/>
     <w:rPr>
-      <w:rFonts w:asciiTheme="majorHAnsi" w:cstheme="majorBidi" w:eastAsiaTheme="majorEastAsia" w:hAnsiTheme="majorHAnsi"/>
+      <w:rFonts w:asciiTheme="majorHAnsi" w:cstheme="majorBidi" w:hAnsiTheme="majorHAnsi" w:eastAsia="黑体"/>
       <w:color w:themeColor="text2" w:themeShade="BF" w:val="17365D"/>
       <w:spacing w:val="5"/>
       <w:kern w:val="28"/>
@@ -3265,7 +3460,7 @@
       </w:numPr>
     </w:pPr>
     <w:rPr>
-      <w:rFonts w:asciiTheme="majorHAnsi" w:cstheme="majorBidi" w:eastAsiaTheme="majorEastAsia" w:hAnsiTheme="majorHAnsi"/>
+      <w:rFonts w:asciiTheme="majorHAnsi" w:cstheme="majorBidi" w:hAnsiTheme="majorHAnsi" w:eastAsia="黑体"/>
       <w:i/>
       <w:iCs/>
       <w:color w:themeColor="accent1" w:val="4F81BD"/>
@@ -3281,7 +3476,7 @@
     <w:uiPriority w:val="11"/>
     <w:rsid w:val="00FC693F"/>
     <w:rPr>
-      <w:rFonts w:asciiTheme="majorHAnsi" w:cstheme="majorBidi" w:eastAsiaTheme="majorEastAsia" w:hAnsiTheme="majorHAnsi"/>
+      <w:rFonts w:asciiTheme="majorHAnsi" w:cstheme="majorBidi" w:hAnsiTheme="majorHAnsi" w:eastAsia="黑体"/>
       <w:i/>
       <w:iCs/>
       <w:color w:themeColor="accent1" w:val="4F81BD"/>
@@ -3348,6 +3543,7 @@
       <w:spacing w:after="120"/>
     </w:pPr>
     <w:rPr>
+      <w:rFonts w:eastAsia="黑体"/>
       <w:sz w:val="16"/>
       <w:szCs w:val="16"/>
     </w:rPr>
@@ -3359,6 +3555,7 @@
     <w:uiPriority w:val="99"/>
     <w:rsid w:val="00AA1D8D"/>
     <w:rPr>
+      <w:rFonts w:eastAsia="黑体"/>
       <w:sz w:val="16"/>
       <w:szCs w:val="16"/>
     </w:rPr>
@@ -3528,7 +3725,7 @@
       </w:tabs>
     </w:pPr>
     <w:rPr>
-      <w:rFonts w:ascii="Courier" w:hAnsi="Courier"/>
+      <w:rFonts w:ascii="Courier" w:hAnsi="Courier" w:eastAsia="黑体"/>
       <w:sz w:val="20"/>
       <w:szCs w:val="20"/>
     </w:rPr>
@@ -3540,7 +3737,7 @@
     <w:uiPriority w:val="99"/>
     <w:rsid w:val="0029639D"/>
     <w:rPr>
-      <w:rFonts w:ascii="Courier" w:hAnsi="Courier"/>
+      <w:rFonts w:ascii="Courier" w:hAnsi="Courier" w:eastAsia="黑体"/>
       <w:sz w:val="20"/>
       <w:szCs w:val="20"/>
     </w:rPr>
@@ -3576,6 +3773,7 @@
     <w:uiPriority w:val="29"/>
     <w:rsid w:val="00FC693F"/>
     <w:rPr>
+      <w:rFonts w:eastAsia="黑体"/>
       <w:i/>
       <w:iCs/>
       <w:color w:themeColor="text1" w:val="000000"/>
@@ -3589,7 +3787,7 @@
     <w:semiHidden/>
     <w:rsid w:val="00FC693F"/>
     <w:rPr>
-      <w:rFonts w:asciiTheme="majorHAnsi" w:cstheme="majorBidi" w:eastAsiaTheme="majorEastAsia" w:hAnsiTheme="majorHAnsi"/>
+      <w:rFonts w:asciiTheme="majorHAnsi" w:cstheme="majorBidi" w:hAnsiTheme="majorHAnsi" w:eastAsia="黑体"/>
       <w:b/>
       <w:bCs/>
       <w:i/>
@@ -3605,7 +3803,7 @@
     <w:semiHidden/>
     <w:rsid w:val="00FC693F"/>
     <w:rPr>
-      <w:rFonts w:asciiTheme="majorHAnsi" w:cstheme="majorBidi" w:eastAsiaTheme="majorEastAsia" w:hAnsiTheme="majorHAnsi"/>
+      <w:rFonts w:asciiTheme="majorHAnsi" w:cstheme="majorBidi" w:hAnsiTheme="majorHAnsi" w:eastAsia="黑体"/>
       <w:color w:themeColor="accent1" w:themeShade="7F" w:val="243F60"/>
     </w:rPr>
   </w:style>
@@ -3617,7 +3815,7 @@
     <w:semiHidden/>
     <w:rsid w:val="00FC693F"/>
     <w:rPr>
-      <w:rFonts w:asciiTheme="majorHAnsi" w:cstheme="majorBidi" w:eastAsiaTheme="majorEastAsia" w:hAnsiTheme="majorHAnsi"/>
+      <w:rFonts w:asciiTheme="majorHAnsi" w:cstheme="majorBidi" w:hAnsiTheme="majorHAnsi" w:eastAsia="黑体"/>
       <w:i/>
       <w:iCs/>
       <w:color w:themeColor="accent1" w:themeShade="7F" w:val="243F60"/>
@@ -3631,7 +3829,7 @@
     <w:semiHidden/>
     <w:rsid w:val="00FC693F"/>
     <w:rPr>
-      <w:rFonts w:asciiTheme="majorHAnsi" w:cstheme="majorBidi" w:eastAsiaTheme="majorEastAsia" w:hAnsiTheme="majorHAnsi"/>
+      <w:rFonts w:asciiTheme="majorHAnsi" w:cstheme="majorBidi" w:hAnsiTheme="majorHAnsi" w:eastAsia="黑体"/>
       <w:i/>
       <w:iCs/>
       <w:color w:themeColor="text1" w:themeTint="BF" w:val="404040"/>
@@ -3645,7 +3843,7 @@
     <w:semiHidden/>
     <w:rsid w:val="00FC693F"/>
     <w:rPr>
-      <w:rFonts w:asciiTheme="majorHAnsi" w:cstheme="majorBidi" w:eastAsiaTheme="majorEastAsia" w:hAnsiTheme="majorHAnsi"/>
+      <w:rFonts w:asciiTheme="majorHAnsi" w:cstheme="majorBidi" w:hAnsiTheme="majorHAnsi" w:eastAsia="黑体"/>
       <w:color w:themeColor="accent1" w:val="4F81BD"/>
       <w:sz w:val="20"/>
       <w:szCs w:val="20"/>
@@ -3659,7 +3857,7 @@
     <w:semiHidden/>
     <w:rsid w:val="00FC693F"/>
     <w:rPr>
-      <w:rFonts w:asciiTheme="majorHAnsi" w:cstheme="majorBidi" w:eastAsiaTheme="majorEastAsia" w:hAnsiTheme="majorHAnsi"/>
+      <w:rFonts w:asciiTheme="majorHAnsi" w:cstheme="majorBidi" w:hAnsiTheme="majorHAnsi" w:eastAsia="黑体"/>
       <w:i/>
       <w:iCs/>
       <w:color w:themeColor="text1" w:themeTint="BF" w:val="404040"/>
@@ -3680,6 +3878,7 @@
       <w:spacing w:line="240" w:lineRule="auto"/>
     </w:pPr>
     <w:rPr>
+      <w:rFonts w:eastAsia="黑体"/>
       <w:b/>
       <w:bCs/>
       <w:color w:themeColor="accent1" w:val="4F81BD"/>
@@ -3694,6 +3893,7 @@
     <w:qFormat/>
     <w:rsid w:val="00FC693F"/>
     <w:rPr>
+      <w:rFonts w:eastAsia="黑体"/>
       <w:b/>
       <w:bCs/>
     </w:rPr>
@@ -3705,6 +3905,7 @@
     <w:qFormat/>
     <w:rsid w:val="00FC693F"/>
     <w:rPr>
+      <w:rFonts w:eastAsia="黑体"/>
       <w:i/>
       <w:iCs/>
     </w:rPr>
@@ -3725,6 +3926,7 @@
       <w:ind w:left="936" w:right="936"/>
     </w:pPr>
     <w:rPr>
+      <w:rFonts w:eastAsia="黑体"/>
       <w:b/>
       <w:bCs/>
       <w:i/>
@@ -3739,6 +3941,7 @@
     <w:uiPriority w:val="30"/>
     <w:rsid w:val="00FC693F"/>
     <w:rPr>
+      <w:rFonts w:eastAsia="黑体"/>
       <w:b/>
       <w:bCs/>
       <w:i/>
@@ -3753,6 +3956,7 @@
     <w:qFormat/>
     <w:rsid w:val="00FC693F"/>
     <w:rPr>
+      <w:rFonts w:eastAsia="黑体"/>
       <w:i/>
       <w:iCs/>
       <w:color w:themeColor="text1" w:themeTint="7F" w:val="808080"/>
@@ -3765,6 +3969,7 @@
     <w:qFormat/>
     <w:rsid w:val="00FC693F"/>
     <w:rPr>
+      <w:rFonts w:eastAsia="黑体"/>
       <w:b/>
       <w:bCs/>
       <w:i/>
@@ -3779,6 +3984,7 @@
     <w:qFormat/>
     <w:rsid w:val="00FC693F"/>
     <w:rPr>
+      <w:rFonts w:eastAsia="黑体"/>
       <w:smallCaps/>
       <w:color w:themeColor="accent2" w:val="C0504D"/>
       <w:u w:val="single"/>
@@ -3791,6 +3997,7 @@
     <w:qFormat/>
     <w:rsid w:val="00FC693F"/>
     <w:rPr>
+      <w:rFonts w:eastAsia="黑体"/>
       <w:b/>
       <w:bCs/>
       <w:smallCaps/>
@@ -3806,6 +4013,7 @@
     <w:qFormat/>
     <w:rsid w:val="00FC693F"/>
     <w:rPr>
+      <w:rFonts w:eastAsia="黑体"/>
       <w:b/>
       <w:bCs/>
       <w:smallCaps/>
@@ -3860,6 +4068,7 @@
       <w:spacing w:after="0" w:line="240" w:lineRule="auto"/>
     </w:pPr>
     <w:rPr>
+      <w:rFonts w:eastAsia="黑体"/>
       <w:color w:themeColor="text1" w:themeShade="BF" w:val="000000"/>
     </w:rPr>
     <w:tblPr>
@@ -3882,6 +4091,7 @@
         <w:spacing w:after="0" w:before="0" w:line="240" w:lineRule="auto"/>
       </w:pPr>
       <w:rPr>
+        <w:rFonts w:eastAsia="黑体"/>
         <w:b/>
         <w:bCs/>
       </w:rPr>
@@ -3902,6 +4112,7 @@
         <w:spacing w:after="0" w:before="0" w:line="240" w:lineRule="auto"/>
       </w:pPr>
       <w:rPr>
+        <w:rFonts w:eastAsia="黑体"/>
         <w:b/>
         <w:bCs/>
       </w:rPr>
@@ -3919,12 +4130,14 @@
     </w:tblStylePr>
     <w:tblStylePr w:type="firstCol">
       <w:rPr>
+        <w:rFonts w:eastAsia="黑体"/>
         <w:b/>
         <w:bCs/>
       </w:rPr>
     </w:tblStylePr>
     <w:tblStylePr w:type="lastCol">
       <w:rPr>
+        <w:rFonts w:eastAsia="黑体"/>
         <w:b/>
         <w:bCs/>
       </w:rPr>
@@ -3963,6 +4176,7 @@
       <w:spacing w:after="0" w:line="240" w:lineRule="auto"/>
     </w:pPr>
     <w:rPr>
+      <w:rFonts w:eastAsia="黑体"/>
       <w:color w:themeColor="accent1" w:themeShade="BF" w:val="365F91"/>
     </w:rPr>
     <w:tblPr>
@@ -3985,6 +4199,7 @@
         <w:spacing w:after="0" w:before="0" w:line="240" w:lineRule="auto"/>
       </w:pPr>
       <w:rPr>
+        <w:rFonts w:eastAsia="黑体"/>
         <w:b/>
         <w:bCs/>
       </w:rPr>
@@ -4005,6 +4220,7 @@
         <w:spacing w:after="0" w:before="0" w:line="240" w:lineRule="auto"/>
       </w:pPr>
       <w:rPr>
+        <w:rFonts w:eastAsia="黑体"/>
         <w:b/>
         <w:bCs/>
       </w:rPr>
@@ -4022,12 +4238,14 @@
     </w:tblStylePr>
     <w:tblStylePr w:type="firstCol">
       <w:rPr>
+        <w:rFonts w:eastAsia="黑体"/>
         <w:b/>
         <w:bCs/>
       </w:rPr>
     </w:tblStylePr>
     <w:tblStylePr w:type="lastCol">
       <w:rPr>
+        <w:rFonts w:eastAsia="黑体"/>
         <w:b/>
         <w:bCs/>
       </w:rPr>
@@ -4066,6 +4284,7 @@
       <w:spacing w:after="0" w:line="240" w:lineRule="auto"/>
     </w:pPr>
     <w:rPr>
+      <w:rFonts w:eastAsia="黑体"/>
       <w:color w:themeColor="accent2" w:themeShade="BF" w:val="943634"/>
     </w:rPr>
     <w:tblPr>
@@ -4088,6 +4307,7 @@
         <w:spacing w:after="0" w:before="0" w:line="240" w:lineRule="auto"/>
       </w:pPr>
       <w:rPr>
+        <w:rFonts w:eastAsia="黑体"/>
         <w:b/>
         <w:bCs/>
       </w:rPr>
@@ -4108,6 +4328,7 @@
         <w:spacing w:after="0" w:before="0" w:line="240" w:lineRule="auto"/>
       </w:pPr>
       <w:rPr>
+        <w:rFonts w:eastAsia="黑体"/>
         <w:b/>
         <w:bCs/>
       </w:rPr>
@@ -4125,12 +4346,14 @@
     </w:tblStylePr>
     <w:tblStylePr w:type="firstCol">
       <w:rPr>
+        <w:rFonts w:eastAsia="黑体"/>
         <w:b/>
         <w:bCs/>
       </w:rPr>
     </w:tblStylePr>
     <w:tblStylePr w:type="lastCol">
       <w:rPr>
+        <w:rFonts w:eastAsia="黑体"/>
         <w:b/>
         <w:bCs/>
       </w:rPr>
@@ -4169,6 +4392,7 @@
       <w:spacing w:after="0" w:line="240" w:lineRule="auto"/>
     </w:pPr>
     <w:rPr>
+      <w:rFonts w:eastAsia="黑体"/>
       <w:color w:themeColor="accent3" w:themeShade="BF" w:val="76923C"/>
     </w:rPr>
     <w:tblPr>
@@ -4191,6 +4415,7 @@
         <w:spacing w:after="0" w:before="0" w:line="240" w:lineRule="auto"/>
       </w:pPr>
       <w:rPr>
+        <w:rFonts w:eastAsia="黑体"/>
         <w:b/>
         <w:bCs/>
       </w:rPr>
@@ -4211,6 +4436,7 @@
         <w:spacing w:after="0" w:before="0" w:line="240" w:lineRule="auto"/>
       </w:pPr>
       <w:rPr>
+        <w:rFonts w:eastAsia="黑体"/>
         <w:b/>
         <w:bCs/>
       </w:rPr>
@@ -4228,12 +4454,14 @@
     </w:tblStylePr>
     <w:tblStylePr w:type="firstCol">
       <w:rPr>
+        <w:rFonts w:eastAsia="黑体"/>
         <w:b/>
         <w:bCs/>
       </w:rPr>
     </w:tblStylePr>
     <w:tblStylePr w:type="lastCol">
       <w:rPr>
+        <w:rFonts w:eastAsia="黑体"/>
         <w:b/>
         <w:bCs/>
       </w:rPr>
@@ -4272,6 +4500,7 @@
       <w:spacing w:after="0" w:line="240" w:lineRule="auto"/>
     </w:pPr>
     <w:rPr>
+      <w:rFonts w:eastAsia="黑体"/>
       <w:color w:themeColor="accent4" w:themeShade="BF" w:val="5F497A"/>
     </w:rPr>
     <w:tblPr>
@@ -4294,6 +4523,7 @@
         <w:spacing w:after="0" w:before="0" w:line="240" w:lineRule="auto"/>
       </w:pPr>
       <w:rPr>
+        <w:rFonts w:eastAsia="黑体"/>
         <w:b/>
         <w:bCs/>
       </w:rPr>
@@ -4314,6 +4544,7 @@
         <w:spacing w:after="0" w:before="0" w:line="240" w:lineRule="auto"/>
       </w:pPr>
       <w:rPr>
+        <w:rFonts w:eastAsia="黑体"/>
         <w:b/>
         <w:bCs/>
       </w:rPr>
@@ -4331,12 +4562,14 @@
     </w:tblStylePr>
     <w:tblStylePr w:type="firstCol">
       <w:rPr>
+        <w:rFonts w:eastAsia="黑体"/>
         <w:b/>
         <w:bCs/>
       </w:rPr>
     </w:tblStylePr>
     <w:tblStylePr w:type="lastCol">
       <w:rPr>
+        <w:rFonts w:eastAsia="黑体"/>
         <w:b/>
         <w:bCs/>
       </w:rPr>
@@ -4375,6 +4608,7 @@
       <w:spacing w:after="0" w:line="240" w:lineRule="auto"/>
     </w:pPr>
     <w:rPr>
+      <w:rFonts w:eastAsia="黑体"/>
       <w:color w:themeColor="accent5" w:themeShade="BF" w:val="31849B"/>
     </w:rPr>
     <w:tblPr>
@@ -4397,6 +4631,7 @@
         <w:spacing w:after="0" w:before="0" w:line="240" w:lineRule="auto"/>
       </w:pPr>
       <w:rPr>
+        <w:rFonts w:eastAsia="黑体"/>
         <w:b/>
         <w:bCs/>
       </w:rPr>
@@ -4417,6 +4652,7 @@
         <w:spacing w:after="0" w:before="0" w:line="240" w:lineRule="auto"/>
       </w:pPr>
       <w:rPr>
+        <w:rFonts w:eastAsia="黑体"/>
         <w:b/>
         <w:bCs/>
       </w:rPr>
@@ -4434,12 +4670,14 @@
     </w:tblStylePr>
     <w:tblStylePr w:type="firstCol">
       <w:rPr>
+        <w:rFonts w:eastAsia="黑体"/>
         <w:b/>
         <w:bCs/>
       </w:rPr>
     </w:tblStylePr>
     <w:tblStylePr w:type="lastCol">
       <w:rPr>
+        <w:rFonts w:eastAsia="黑体"/>
         <w:b/>
         <w:bCs/>
       </w:rPr>
@@ -4478,6 +4716,7 @@
       <w:spacing w:after="0" w:line="240" w:lineRule="auto"/>
     </w:pPr>
     <w:rPr>
+      <w:rFonts w:eastAsia="黑体"/>
       <w:color w:themeColor="accent6" w:themeShade="BF" w:val="E36C0A"/>
     </w:rPr>
     <w:tblPr>
@@ -4500,6 +4739,7 @@
         <w:spacing w:after="0" w:before="0" w:line="240" w:lineRule="auto"/>
       </w:pPr>
       <w:rPr>
+        <w:rFonts w:eastAsia="黑体"/>
         <w:b/>
         <w:bCs/>
       </w:rPr>
@@ -4520,6 +4760,7 @@
         <w:spacing w:after="0" w:before="0" w:line="240" w:lineRule="auto"/>
       </w:pPr>
       <w:rPr>
+        <w:rFonts w:eastAsia="黑体"/>
         <w:b/>
         <w:bCs/>
       </w:rPr>
@@ -4537,12 +4778,14 @@
     </w:tblStylePr>
     <w:tblStylePr w:type="firstCol">
       <w:rPr>
+        <w:rFonts w:eastAsia="黑体"/>
         <w:b/>
         <w:bCs/>
       </w:rPr>
     </w:tblStylePr>
     <w:tblStylePr w:type="lastCol">
       <w:rPr>
+        <w:rFonts w:eastAsia="黑体"/>
         <w:b/>
         <w:bCs/>
       </w:rPr>
@@ -4602,6 +4845,7 @@
         <w:spacing w:after="0" w:before="0" w:line="240" w:lineRule="auto"/>
       </w:pPr>
       <w:rPr>
+        <w:rFonts w:eastAsia="黑体"/>
         <w:b/>
         <w:bCs/>
         <w:color w:themeColor="background1" w:val="FFFFFF"/>
@@ -4616,6 +4860,7 @@
         <w:spacing w:after="0" w:before="0" w:line="240" w:lineRule="auto"/>
       </w:pPr>
       <w:rPr>
+        <w:rFonts w:eastAsia="黑体"/>
         <w:b/>
         <w:bCs/>
       </w:rPr>
@@ -4631,12 +4876,14 @@
     </w:tblStylePr>
     <w:tblStylePr w:type="firstCol">
       <w:rPr>
+        <w:rFonts w:eastAsia="黑体"/>
         <w:b/>
         <w:bCs/>
       </w:rPr>
     </w:tblStylePr>
     <w:tblStylePr w:type="lastCol">
       <w:rPr>
+        <w:rFonts w:eastAsia="黑体"/>
         <w:b/>
         <w:bCs/>
       </w:rPr>
@@ -4694,6 +4941,7 @@
         <w:spacing w:after="0" w:before="0" w:line="240" w:lineRule="auto"/>
       </w:pPr>
       <w:rPr>
+        <w:rFonts w:eastAsia="黑体"/>
         <w:b/>
         <w:bCs/>
         <w:color w:themeColor="background1" w:val="FFFFFF"/>
@@ -4708,6 +4956,7 @@
         <w:spacing w:after="0" w:before="0" w:line="240" w:lineRule="auto"/>
       </w:pPr>
       <w:rPr>
+        <w:rFonts w:eastAsia="黑体"/>
         <w:b/>
         <w:bCs/>
       </w:rPr>
@@ -4723,12 +4972,14 @@
     </w:tblStylePr>
     <w:tblStylePr w:type="firstCol">
       <w:rPr>
+        <w:rFonts w:eastAsia="黑体"/>
         <w:b/>
         <w:bCs/>
       </w:rPr>
     </w:tblStylePr>
     <w:tblStylePr w:type="lastCol">
       <w:rPr>
+        <w:rFonts w:eastAsia="黑体"/>
         <w:b/>
         <w:bCs/>
       </w:rPr>
@@ -4786,6 +5037,7 @@
         <w:spacing w:after="0" w:before="0" w:line="240" w:lineRule="auto"/>
       </w:pPr>
       <w:rPr>
+        <w:rFonts w:eastAsia="黑体"/>
         <w:b/>
         <w:bCs/>
         <w:color w:themeColor="background1" w:val="FFFFFF"/>
@@ -4800,6 +5052,7 @@
         <w:spacing w:after="0" w:before="0" w:line="240" w:lineRule="auto"/>
       </w:pPr>
       <w:rPr>
+        <w:rFonts w:eastAsia="黑体"/>
         <w:b/>
         <w:bCs/>
       </w:rPr>
@@ -4815,12 +5068,14 @@
     </w:tblStylePr>
     <w:tblStylePr w:type="firstCol">
       <w:rPr>
+        <w:rFonts w:eastAsia="黑体"/>
         <w:b/>
         <w:bCs/>
       </w:rPr>
     </w:tblStylePr>
     <w:tblStylePr w:type="lastCol">
       <w:rPr>
+        <w:rFonts w:eastAsia="黑体"/>
         <w:b/>
         <w:bCs/>
       </w:rPr>
@@ -4878,6 +5133,7 @@
         <w:spacing w:after="0" w:before="0" w:line="240" w:lineRule="auto"/>
       </w:pPr>
       <w:rPr>
+        <w:rFonts w:eastAsia="黑体"/>
         <w:b/>
         <w:bCs/>
         <w:color w:themeColor="background1" w:val="FFFFFF"/>
@@ -4892,6 +5148,7 @@
         <w:spacing w:after="0" w:before="0" w:line="240" w:lineRule="auto"/>
       </w:pPr>
       <w:rPr>
+        <w:rFonts w:eastAsia="黑体"/>
         <w:b/>
         <w:bCs/>
       </w:rPr>
@@ -4907,12 +5164,14 @@
     </w:tblStylePr>
     <w:tblStylePr w:type="firstCol">
       <w:rPr>
+        <w:rFonts w:eastAsia="黑体"/>
         <w:b/>
         <w:bCs/>
       </w:rPr>
     </w:tblStylePr>
     <w:tblStylePr w:type="lastCol">
       <w:rPr>
+        <w:rFonts w:eastAsia="黑体"/>
         <w:b/>
         <w:bCs/>
       </w:rPr>
@@ -4970,6 +5229,7 @@
         <w:spacing w:after="0" w:before="0" w:line="240" w:lineRule="auto"/>
       </w:pPr>
       <w:rPr>
+        <w:rFonts w:eastAsia="黑体"/>
         <w:b/>
         <w:bCs/>
         <w:color w:themeColor="background1" w:val="FFFFFF"/>
@@ -4984,6 +5244,7 @@
         <w:spacing w:after="0" w:before="0" w:line="240" w:lineRule="auto"/>
       </w:pPr>
       <w:rPr>
+        <w:rFonts w:eastAsia="黑体"/>
         <w:b/>
         <w:bCs/>
       </w:rPr>
@@ -4999,12 +5260,14 @@
     </w:tblStylePr>
     <w:tblStylePr w:type="firstCol">
       <w:rPr>
+        <w:rFonts w:eastAsia="黑体"/>
         <w:b/>
         <w:bCs/>
       </w:rPr>
     </w:tblStylePr>
     <w:tblStylePr w:type="lastCol">
       <w:rPr>
+        <w:rFonts w:eastAsia="黑体"/>
         <w:b/>
         <w:bCs/>
       </w:rPr>
@@ -5062,6 +5325,7 @@
         <w:spacing w:after="0" w:before="0" w:line="240" w:lineRule="auto"/>
       </w:pPr>
       <w:rPr>
+        <w:rFonts w:eastAsia="黑体"/>
         <w:b/>
         <w:bCs/>
         <w:color w:themeColor="background1" w:val="FFFFFF"/>
@@ -5076,6 +5340,7 @@
         <w:spacing w:after="0" w:before="0" w:line="240" w:lineRule="auto"/>
       </w:pPr>
       <w:rPr>
+        <w:rFonts w:eastAsia="黑体"/>
         <w:b/>
         <w:bCs/>
       </w:rPr>
@@ -5091,12 +5356,14 @@
     </w:tblStylePr>
     <w:tblStylePr w:type="firstCol">
       <w:rPr>
+        <w:rFonts w:eastAsia="黑体"/>
         <w:b/>
         <w:bCs/>
       </w:rPr>
     </w:tblStylePr>
     <w:tblStylePr w:type="lastCol">
       <w:rPr>
+        <w:rFonts w:eastAsia="黑体"/>
         <w:b/>
         <w:bCs/>
       </w:rPr>
@@ -5154,6 +5421,7 @@
         <w:spacing w:after="0" w:before="0" w:line="240" w:lineRule="auto"/>
       </w:pPr>
       <w:rPr>
+        <w:rFonts w:eastAsia="黑体"/>
         <w:b/>
         <w:bCs/>
         <w:color w:themeColor="background1" w:val="FFFFFF"/>
@@ -5168,6 +5436,7 @@
         <w:spacing w:after="0" w:before="0" w:line="240" w:lineRule="auto"/>
       </w:pPr>
       <w:rPr>
+        <w:rFonts w:eastAsia="黑体"/>
         <w:b/>
         <w:bCs/>
       </w:rPr>
@@ -5183,12 +5452,14 @@
     </w:tblStylePr>
     <w:tblStylePr w:type="firstCol">
       <w:rPr>
+        <w:rFonts w:eastAsia="黑体"/>
         <w:b/>
         <w:bCs/>
       </w:rPr>
     </w:tblStylePr>
     <w:tblStylePr w:type="lastCol">
       <w:rPr>
+        <w:rFonts w:eastAsia="黑体"/>
         <w:b/>
         <w:bCs/>
       </w:rPr>
@@ -5248,7 +5519,7 @@
         <w:spacing w:after="0" w:before="0" w:line="240" w:lineRule="auto"/>
       </w:pPr>
       <w:rPr>
-        <w:rFonts w:asciiTheme="majorHAnsi" w:cstheme="majorBidi" w:eastAsiaTheme="majorEastAsia" w:hAnsiTheme="majorHAnsi"/>
+        <w:rFonts w:asciiTheme="majorHAnsi" w:cstheme="majorBidi" w:hAnsiTheme="majorHAnsi" w:eastAsia="黑体"/>
         <w:b/>
         <w:bCs/>
       </w:rPr>
@@ -5269,7 +5540,7 @@
         <w:spacing w:after="0" w:before="0" w:line="240" w:lineRule="auto"/>
       </w:pPr>
       <w:rPr>
-        <w:rFonts w:asciiTheme="majorHAnsi" w:cstheme="majorBidi" w:eastAsiaTheme="majorEastAsia" w:hAnsiTheme="majorHAnsi"/>
+        <w:rFonts w:asciiTheme="majorHAnsi" w:cstheme="majorBidi" w:hAnsiTheme="majorHAnsi" w:eastAsia="黑体"/>
         <w:b/>
         <w:bCs/>
       </w:rPr>
@@ -5287,14 +5558,14 @@
     </w:tblStylePr>
     <w:tblStylePr w:type="firstCol">
       <w:rPr>
-        <w:rFonts w:asciiTheme="majorHAnsi" w:cstheme="majorBidi" w:eastAsiaTheme="majorEastAsia" w:hAnsiTheme="majorHAnsi"/>
+        <w:rFonts w:asciiTheme="majorHAnsi" w:cstheme="majorBidi" w:hAnsiTheme="majorHAnsi" w:eastAsia="黑体"/>
         <w:b/>
         <w:bCs/>
       </w:rPr>
     </w:tblStylePr>
     <w:tblStylePr w:type="lastCol">
       <w:rPr>
-        <w:rFonts w:asciiTheme="majorHAnsi" w:cstheme="majorBidi" w:eastAsiaTheme="majorEastAsia" w:hAnsiTheme="majorHAnsi"/>
+        <w:rFonts w:asciiTheme="majorHAnsi" w:cstheme="majorBidi" w:hAnsiTheme="majorHAnsi" w:eastAsia="黑体"/>
         <w:b/>
         <w:bCs/>
       </w:rPr>
@@ -5378,7 +5649,7 @@
         <w:spacing w:after="0" w:before="0" w:line="240" w:lineRule="auto"/>
       </w:pPr>
       <w:rPr>
-        <w:rFonts w:asciiTheme="majorHAnsi" w:cstheme="majorBidi" w:eastAsiaTheme="majorEastAsia" w:hAnsiTheme="majorHAnsi"/>
+        <w:rFonts w:asciiTheme="majorHAnsi" w:cstheme="majorBidi" w:hAnsiTheme="majorHAnsi" w:eastAsia="黑体"/>
         <w:b/>
         <w:bCs/>
       </w:rPr>
@@ -5399,7 +5670,7 @@
         <w:spacing w:after="0" w:before="0" w:line="240" w:lineRule="auto"/>
       </w:pPr>
       <w:rPr>
-        <w:rFonts w:asciiTheme="majorHAnsi" w:cstheme="majorBidi" w:eastAsiaTheme="majorEastAsia" w:hAnsiTheme="majorHAnsi"/>
+        <w:rFonts w:asciiTheme="majorHAnsi" w:cstheme="majorBidi" w:hAnsiTheme="majorHAnsi" w:eastAsia="黑体"/>
         <w:b/>
         <w:bCs/>
       </w:rPr>
@@ -5417,14 +5688,14 @@
     </w:tblStylePr>
     <w:tblStylePr w:type="firstCol">
       <w:rPr>
-        <w:rFonts w:asciiTheme="majorHAnsi" w:cstheme="majorBidi" w:eastAsiaTheme="majorEastAsia" w:hAnsiTheme="majorHAnsi"/>
+        <w:rFonts w:asciiTheme="majorHAnsi" w:cstheme="majorBidi" w:hAnsiTheme="majorHAnsi" w:eastAsia="黑体"/>
         <w:b/>
         <w:bCs/>
       </w:rPr>
     </w:tblStylePr>
     <w:tblStylePr w:type="lastCol">
       <w:rPr>
-        <w:rFonts w:asciiTheme="majorHAnsi" w:cstheme="majorBidi" w:eastAsiaTheme="majorEastAsia" w:hAnsiTheme="majorHAnsi"/>
+        <w:rFonts w:asciiTheme="majorHAnsi" w:cstheme="majorBidi" w:hAnsiTheme="majorHAnsi" w:eastAsia="黑体"/>
         <w:b/>
         <w:bCs/>
       </w:rPr>
@@ -5508,7 +5779,7 @@
         <w:spacing w:after="0" w:before="0" w:line="240" w:lineRule="auto"/>
       </w:pPr>
       <w:rPr>
-        <w:rFonts w:asciiTheme="majorHAnsi" w:cstheme="majorBidi" w:eastAsiaTheme="majorEastAsia" w:hAnsiTheme="majorHAnsi"/>
+        <w:rFonts w:asciiTheme="majorHAnsi" w:cstheme="majorBidi" w:hAnsiTheme="majorHAnsi" w:eastAsia="黑体"/>
         <w:b/>
         <w:bCs/>
       </w:rPr>
@@ -5529,7 +5800,7 @@
         <w:spacing w:after="0" w:before="0" w:line="240" w:lineRule="auto"/>
       </w:pPr>
       <w:rPr>
-        <w:rFonts w:asciiTheme="majorHAnsi" w:cstheme="majorBidi" w:eastAsiaTheme="majorEastAsia" w:hAnsiTheme="majorHAnsi"/>
+        <w:rFonts w:asciiTheme="majorHAnsi" w:cstheme="majorBidi" w:hAnsiTheme="majorHAnsi" w:eastAsia="黑体"/>
         <w:b/>
         <w:bCs/>
       </w:rPr>
@@ -5547,14 +5818,14 @@
     </w:tblStylePr>
     <w:tblStylePr w:type="firstCol">
       <w:rPr>
-        <w:rFonts w:asciiTheme="majorHAnsi" w:cstheme="majorBidi" w:eastAsiaTheme="majorEastAsia" w:hAnsiTheme="majorHAnsi"/>
+        <w:rFonts w:asciiTheme="majorHAnsi" w:cstheme="majorBidi" w:hAnsiTheme="majorHAnsi" w:eastAsia="黑体"/>
         <w:b/>
         <w:bCs/>
       </w:rPr>
     </w:tblStylePr>
     <w:tblStylePr w:type="lastCol">
       <w:rPr>
-        <w:rFonts w:asciiTheme="majorHAnsi" w:cstheme="majorBidi" w:eastAsiaTheme="majorEastAsia" w:hAnsiTheme="majorHAnsi"/>
+        <w:rFonts w:asciiTheme="majorHAnsi" w:cstheme="majorBidi" w:hAnsiTheme="majorHAnsi" w:eastAsia="黑体"/>
         <w:b/>
         <w:bCs/>
       </w:rPr>
@@ -5638,7 +5909,7 @@
         <w:spacing w:after="0" w:before="0" w:line="240" w:lineRule="auto"/>
       </w:pPr>
       <w:rPr>
-        <w:rFonts w:asciiTheme="majorHAnsi" w:cstheme="majorBidi" w:eastAsiaTheme="majorEastAsia" w:hAnsiTheme="majorHAnsi"/>
+        <w:rFonts w:asciiTheme="majorHAnsi" w:cstheme="majorBidi" w:hAnsiTheme="majorHAnsi" w:eastAsia="黑体"/>
         <w:b/>
         <w:bCs/>
       </w:rPr>
@@ -5659,7 +5930,7 @@
         <w:spacing w:after="0" w:before="0" w:line="240" w:lineRule="auto"/>
       </w:pPr>
       <w:rPr>
-        <w:rFonts w:asciiTheme="majorHAnsi" w:cstheme="majorBidi" w:eastAsiaTheme="majorEastAsia" w:hAnsiTheme="majorHAnsi"/>
+        <w:rFonts w:asciiTheme="majorHAnsi" w:cstheme="majorBidi" w:hAnsiTheme="majorHAnsi" w:eastAsia="黑体"/>
         <w:b/>
         <w:bCs/>
       </w:rPr>
@@ -5677,14 +5948,14 @@
     </w:tblStylePr>
     <w:tblStylePr w:type="firstCol">
       <w:rPr>
-        <w:rFonts w:asciiTheme="majorHAnsi" w:cstheme="majorBidi" w:eastAsiaTheme="majorEastAsia" w:hAnsiTheme="majorHAnsi"/>
+        <w:rFonts w:asciiTheme="majorHAnsi" w:cstheme="majorBidi" w:hAnsiTheme="majorHAnsi" w:eastAsia="黑体"/>
         <w:b/>
         <w:bCs/>
       </w:rPr>
     </w:tblStylePr>
     <w:tblStylePr w:type="lastCol">
       <w:rPr>
-        <w:rFonts w:asciiTheme="majorHAnsi" w:cstheme="majorBidi" w:eastAsiaTheme="majorEastAsia" w:hAnsiTheme="majorHAnsi"/>
+        <w:rFonts w:asciiTheme="majorHAnsi" w:cstheme="majorBidi" w:hAnsiTheme="majorHAnsi" w:eastAsia="黑体"/>
         <w:b/>
         <w:bCs/>
       </w:rPr>
@@ -5768,7 +6039,7 @@
         <w:spacing w:after="0" w:before="0" w:line="240" w:lineRule="auto"/>
       </w:pPr>
       <w:rPr>
-        <w:rFonts w:asciiTheme="majorHAnsi" w:cstheme="majorBidi" w:eastAsiaTheme="majorEastAsia" w:hAnsiTheme="majorHAnsi"/>
+        <w:rFonts w:asciiTheme="majorHAnsi" w:cstheme="majorBidi" w:hAnsiTheme="majorHAnsi" w:eastAsia="黑体"/>
         <w:b/>
         <w:bCs/>
       </w:rPr>
@@ -5789,7 +6060,7 @@
         <w:spacing w:after="0" w:before="0" w:line="240" w:lineRule="auto"/>
       </w:pPr>
       <w:rPr>
-        <w:rFonts w:asciiTheme="majorHAnsi" w:cstheme="majorBidi" w:eastAsiaTheme="majorEastAsia" w:hAnsiTheme="majorHAnsi"/>
+        <w:rFonts w:asciiTheme="majorHAnsi" w:cstheme="majorBidi" w:hAnsiTheme="majorHAnsi" w:eastAsia="黑体"/>
         <w:b/>
         <w:bCs/>
       </w:rPr>
@@ -5807,14 +6078,14 @@
     </w:tblStylePr>
     <w:tblStylePr w:type="firstCol">
       <w:rPr>
-        <w:rFonts w:asciiTheme="majorHAnsi" w:cstheme="majorBidi" w:eastAsiaTheme="majorEastAsia" w:hAnsiTheme="majorHAnsi"/>
+        <w:rFonts w:asciiTheme="majorHAnsi" w:cstheme="majorBidi" w:hAnsiTheme="majorHAnsi" w:eastAsia="黑体"/>
         <w:b/>
         <w:bCs/>
       </w:rPr>
     </w:tblStylePr>
     <w:tblStylePr w:type="lastCol">
       <w:rPr>
-        <w:rFonts w:asciiTheme="majorHAnsi" w:cstheme="majorBidi" w:eastAsiaTheme="majorEastAsia" w:hAnsiTheme="majorHAnsi"/>
+        <w:rFonts w:asciiTheme="majorHAnsi" w:cstheme="majorBidi" w:hAnsiTheme="majorHAnsi" w:eastAsia="黑体"/>
         <w:b/>
         <w:bCs/>
       </w:rPr>
@@ -5898,7 +6169,7 @@
         <w:spacing w:after="0" w:before="0" w:line="240" w:lineRule="auto"/>
       </w:pPr>
       <w:rPr>
-        <w:rFonts w:asciiTheme="majorHAnsi" w:cstheme="majorBidi" w:eastAsiaTheme="majorEastAsia" w:hAnsiTheme="majorHAnsi"/>
+        <w:rFonts w:asciiTheme="majorHAnsi" w:cstheme="majorBidi" w:hAnsiTheme="majorHAnsi" w:eastAsia="黑体"/>
         <w:b/>
         <w:bCs/>
       </w:rPr>
@@ -5919,7 +6190,7 @@
         <w:spacing w:after="0" w:before="0" w:line="240" w:lineRule="auto"/>
       </w:pPr>
       <w:rPr>
-        <w:rFonts w:asciiTheme="majorHAnsi" w:cstheme="majorBidi" w:eastAsiaTheme="majorEastAsia" w:hAnsiTheme="majorHAnsi"/>
+        <w:rFonts w:asciiTheme="majorHAnsi" w:cstheme="majorBidi" w:hAnsiTheme="majorHAnsi" w:eastAsia="黑体"/>
         <w:b/>
         <w:bCs/>
       </w:rPr>
@@ -5937,14 +6208,14 @@
     </w:tblStylePr>
     <w:tblStylePr w:type="firstCol">
       <w:rPr>
-        <w:rFonts w:asciiTheme="majorHAnsi" w:cstheme="majorBidi" w:eastAsiaTheme="majorEastAsia" w:hAnsiTheme="majorHAnsi"/>
+        <w:rFonts w:asciiTheme="majorHAnsi" w:cstheme="majorBidi" w:hAnsiTheme="majorHAnsi" w:eastAsia="黑体"/>
         <w:b/>
         <w:bCs/>
       </w:rPr>
     </w:tblStylePr>
     <w:tblStylePr w:type="lastCol">
       <w:rPr>
-        <w:rFonts w:asciiTheme="majorHAnsi" w:cstheme="majorBidi" w:eastAsiaTheme="majorEastAsia" w:hAnsiTheme="majorHAnsi"/>
+        <w:rFonts w:asciiTheme="majorHAnsi" w:cstheme="majorBidi" w:hAnsiTheme="majorHAnsi" w:eastAsia="黑体"/>
         <w:b/>
         <w:bCs/>
       </w:rPr>
@@ -6028,7 +6299,7 @@
         <w:spacing w:after="0" w:before="0" w:line="240" w:lineRule="auto"/>
       </w:pPr>
       <w:rPr>
-        <w:rFonts w:asciiTheme="majorHAnsi" w:cstheme="majorBidi" w:eastAsiaTheme="majorEastAsia" w:hAnsiTheme="majorHAnsi"/>
+        <w:rFonts w:asciiTheme="majorHAnsi" w:cstheme="majorBidi" w:hAnsiTheme="majorHAnsi" w:eastAsia="黑体"/>
         <w:b/>
         <w:bCs/>
       </w:rPr>
@@ -6049,7 +6320,7 @@
         <w:spacing w:after="0" w:before="0" w:line="240" w:lineRule="auto"/>
       </w:pPr>
       <w:rPr>
-        <w:rFonts w:asciiTheme="majorHAnsi" w:cstheme="majorBidi" w:eastAsiaTheme="majorEastAsia" w:hAnsiTheme="majorHAnsi"/>
+        <w:rFonts w:asciiTheme="majorHAnsi" w:cstheme="majorBidi" w:hAnsiTheme="majorHAnsi" w:eastAsia="黑体"/>
         <w:b/>
         <w:bCs/>
       </w:rPr>
@@ -6067,14 +6338,14 @@
     </w:tblStylePr>
     <w:tblStylePr w:type="firstCol">
       <w:rPr>
-        <w:rFonts w:asciiTheme="majorHAnsi" w:cstheme="majorBidi" w:eastAsiaTheme="majorEastAsia" w:hAnsiTheme="majorHAnsi"/>
+        <w:rFonts w:asciiTheme="majorHAnsi" w:cstheme="majorBidi" w:hAnsiTheme="majorHAnsi" w:eastAsia="黑体"/>
         <w:b/>
         <w:bCs/>
       </w:rPr>
     </w:tblStylePr>
     <w:tblStylePr w:type="lastCol">
       <w:rPr>
-        <w:rFonts w:asciiTheme="majorHAnsi" w:cstheme="majorBidi" w:eastAsiaTheme="majorEastAsia" w:hAnsiTheme="majorHAnsi"/>
+        <w:rFonts w:asciiTheme="majorHAnsi" w:cstheme="majorBidi" w:hAnsiTheme="majorHAnsi" w:eastAsia="黑体"/>
         <w:b/>
         <w:bCs/>
       </w:rPr>
@@ -6157,6 +6428,7 @@
         <w:spacing w:after="0" w:before="0" w:line="240" w:lineRule="auto"/>
       </w:pPr>
       <w:rPr>
+        <w:rFonts w:eastAsia="黑体"/>
         <w:b/>
         <w:bCs/>
         <w:color w:themeColor="background1" w:val="FFFFFF"/>
@@ -6179,6 +6451,7 @@
         <w:spacing w:after="0" w:before="0" w:line="240" w:lineRule="auto"/>
       </w:pPr>
       <w:rPr>
+        <w:rFonts w:eastAsia="黑体"/>
         <w:b/>
         <w:bCs/>
       </w:rPr>
@@ -6196,12 +6469,14 @@
     </w:tblStylePr>
     <w:tblStylePr w:type="firstCol">
       <w:rPr>
+        <w:rFonts w:eastAsia="黑体"/>
         <w:b/>
         <w:bCs/>
       </w:rPr>
     </w:tblStylePr>
     <w:tblStylePr w:type="lastCol">
       <w:rPr>
+        <w:rFonts w:eastAsia="黑体"/>
         <w:b/>
         <w:bCs/>
       </w:rPr>
@@ -6263,6 +6538,7 @@
         <w:spacing w:after="0" w:before="0" w:line="240" w:lineRule="auto"/>
       </w:pPr>
       <w:rPr>
+        <w:rFonts w:eastAsia="黑体"/>
         <w:b/>
         <w:bCs/>
         <w:color w:themeColor="background1" w:val="FFFFFF"/>
@@ -6285,6 +6561,7 @@
         <w:spacing w:after="0" w:before="0" w:line="240" w:lineRule="auto"/>
       </w:pPr>
       <w:rPr>
+        <w:rFonts w:eastAsia="黑体"/>
         <w:b/>
         <w:bCs/>
       </w:rPr>
@@ -6302,12 +6579,14 @@
     </w:tblStylePr>
     <w:tblStylePr w:type="firstCol">
       <w:rPr>
+        <w:rFonts w:eastAsia="黑体"/>
         <w:b/>
         <w:bCs/>
       </w:rPr>
     </w:tblStylePr>
     <w:tblStylePr w:type="lastCol">
       <w:rPr>
+        <w:rFonts w:eastAsia="黑体"/>
         <w:b/>
         <w:bCs/>
       </w:rPr>
@@ -6369,6 +6648,7 @@
         <w:spacing w:after="0" w:before="0" w:line="240" w:lineRule="auto"/>
       </w:pPr>
       <w:rPr>
+        <w:rFonts w:eastAsia="黑体"/>
         <w:b/>
         <w:bCs/>
         <w:color w:themeColor="background1" w:val="FFFFFF"/>
@@ -6391,6 +6671,7 @@
         <w:spacing w:after="0" w:before="0" w:line="240" w:lineRule="auto"/>
       </w:pPr>
       <w:rPr>
+        <w:rFonts w:eastAsia="黑体"/>
         <w:b/>
         <w:bCs/>
       </w:rPr>
@@ -6408,12 +6689,14 @@
     </w:tblStylePr>
     <w:tblStylePr w:type="firstCol">
       <w:rPr>
+        <w:rFonts w:eastAsia="黑体"/>
         <w:b/>
         <w:bCs/>
       </w:rPr>
     </w:tblStylePr>
     <w:tblStylePr w:type="lastCol">
       <w:rPr>
+        <w:rFonts w:eastAsia="黑体"/>
         <w:b/>
         <w:bCs/>
       </w:rPr>
@@ -6475,6 +6758,7 @@
         <w:spacing w:after="0" w:before="0" w:line="240" w:lineRule="auto"/>
       </w:pPr>
       <w:rPr>
+        <w:rFonts w:eastAsia="黑体"/>
         <w:b/>
         <w:bCs/>
         <w:color w:themeColor="background1" w:val="FFFFFF"/>
@@ -6497,6 +6781,7 @@
         <w:spacing w:after="0" w:before="0" w:line="240" w:lineRule="auto"/>
       </w:pPr>
       <w:rPr>
+        <w:rFonts w:eastAsia="黑体"/>
         <w:b/>
         <w:bCs/>
       </w:rPr>
@@ -6514,12 +6799,14 @@
     </w:tblStylePr>
     <w:tblStylePr w:type="firstCol">
       <w:rPr>
+        <w:rFonts w:eastAsia="黑体"/>
         <w:b/>
         <w:bCs/>
       </w:rPr>
     </w:tblStylePr>
     <w:tblStylePr w:type="lastCol">
       <w:rPr>
+        <w:rFonts w:eastAsia="黑体"/>
         <w:b/>
         <w:bCs/>
       </w:rPr>
@@ -6581,6 +6868,7 @@
         <w:spacing w:after="0" w:before="0" w:line="240" w:lineRule="auto"/>
       </w:pPr>
       <w:rPr>
+        <w:rFonts w:eastAsia="黑体"/>
         <w:b/>
         <w:bCs/>
         <w:color w:themeColor="background1" w:val="FFFFFF"/>
@@ -6603,6 +6891,7 @@
         <w:spacing w:after="0" w:before="0" w:line="240" w:lineRule="auto"/>
       </w:pPr>
       <w:rPr>
+        <w:rFonts w:eastAsia="黑体"/>
         <w:b/>
         <w:bCs/>
       </w:rPr>
@@ -6620,12 +6909,14 @@
     </w:tblStylePr>
     <w:tblStylePr w:type="firstCol">
       <w:rPr>
+        <w:rFonts w:eastAsia="黑体"/>
         <w:b/>
         <w:bCs/>
       </w:rPr>
     </w:tblStylePr>
     <w:tblStylePr w:type="lastCol">
       <w:rPr>
+        <w:rFonts w:eastAsia="黑体"/>
         <w:b/>
         <w:bCs/>
       </w:rPr>
@@ -6687,6 +6978,7 @@
         <w:spacing w:after="0" w:before="0" w:line="240" w:lineRule="auto"/>
       </w:pPr>
       <w:rPr>
+        <w:rFonts w:eastAsia="黑体"/>
         <w:b/>
         <w:bCs/>
         <w:color w:themeColor="background1" w:val="FFFFFF"/>
@@ -6709,6 +7001,7 @@
         <w:spacing w:after="0" w:before="0" w:line="240" w:lineRule="auto"/>
       </w:pPr>
       <w:rPr>
+        <w:rFonts w:eastAsia="黑体"/>
         <w:b/>
         <w:bCs/>
       </w:rPr>
@@ -6726,12 +7019,14 @@
     </w:tblStylePr>
     <w:tblStylePr w:type="firstCol">
       <w:rPr>
+        <w:rFonts w:eastAsia="黑体"/>
         <w:b/>
         <w:bCs/>
       </w:rPr>
     </w:tblStylePr>
     <w:tblStylePr w:type="lastCol">
       <w:rPr>
+        <w:rFonts w:eastAsia="黑体"/>
         <w:b/>
         <w:bCs/>
       </w:rPr>
@@ -6793,6 +7088,7 @@
         <w:spacing w:after="0" w:before="0" w:line="240" w:lineRule="auto"/>
       </w:pPr>
       <w:rPr>
+        <w:rFonts w:eastAsia="黑体"/>
         <w:b/>
         <w:bCs/>
         <w:color w:themeColor="background1" w:val="FFFFFF"/>
@@ -6815,6 +7111,7 @@
         <w:spacing w:after="0" w:before="0" w:line="240" w:lineRule="auto"/>
       </w:pPr>
       <w:rPr>
+        <w:rFonts w:eastAsia="黑体"/>
         <w:b/>
         <w:bCs/>
       </w:rPr>
@@ -6832,12 +7129,14 @@
     </w:tblStylePr>
     <w:tblStylePr w:type="firstCol">
       <w:rPr>
+        <w:rFonts w:eastAsia="黑体"/>
         <w:b/>
         <w:bCs/>
       </w:rPr>
     </w:tblStylePr>
     <w:tblStylePr w:type="lastCol">
       <w:rPr>
+        <w:rFonts w:eastAsia="黑体"/>
         <w:b/>
         <w:bCs/>
       </w:rPr>
@@ -6896,6 +7195,7 @@
         <w:spacing w:after="0" w:before="0" w:line="240" w:lineRule="auto"/>
       </w:pPr>
       <w:rPr>
+        <w:rFonts w:eastAsia="黑体"/>
         <w:b/>
         <w:bCs/>
         <w:color w:themeColor="background1" w:val="FFFFFF"/>
@@ -6918,6 +7218,7 @@
         <w:spacing w:after="0" w:before="0" w:line="240" w:lineRule="auto"/>
       </w:pPr>
       <w:rPr>
+        <w:rFonts w:eastAsia="黑体"/>
         <w:color w:val="auto"/>
       </w:rPr>
       <w:tblPr/>
@@ -6935,6 +7236,7 @@
     </w:tblStylePr>
     <w:tblStylePr w:type="firstCol">
       <w:rPr>
+        <w:rFonts w:eastAsia="黑体"/>
         <w:b/>
         <w:bCs/>
         <w:color w:themeColor="background1" w:val="FFFFFF"/>
@@ -6954,6 +7256,7 @@
     </w:tblStylePr>
     <w:tblStylePr w:type="lastCol">
       <w:rPr>
+        <w:rFonts w:eastAsia="黑体"/>
         <w:b/>
         <w:bCs/>
         <w:color w:themeColor="background1" w:val="FFFFFF"/>
@@ -7002,6 +7305,7 @@
     </w:tblStylePr>
     <w:tblStylePr w:type="nwCell">
       <w:rPr>
+        <w:rFonts w:eastAsia="黑体"/>
         <w:color w:themeColor="background1" w:val="FFFFFF"/>
       </w:rPr>
       <w:tblPr/>
@@ -7045,6 +7349,7 @@
         <w:spacing w:after="0" w:before="0" w:line="240" w:lineRule="auto"/>
       </w:pPr>
       <w:rPr>
+        <w:rFonts w:eastAsia="黑体"/>
         <w:b/>
         <w:bCs/>
         <w:color w:themeColor="background1" w:val="FFFFFF"/>
@@ -7067,6 +7372,7 @@
         <w:spacing w:after="0" w:before="0" w:line="240" w:lineRule="auto"/>
       </w:pPr>
       <w:rPr>
+        <w:rFonts w:eastAsia="黑体"/>
         <w:color w:val="auto"/>
       </w:rPr>
       <w:tblPr/>
@@ -7084,6 +7390,7 @@
     </w:tblStylePr>
     <w:tblStylePr w:type="firstCol">
       <w:rPr>
+        <w:rFonts w:eastAsia="黑体"/>
         <w:b/>
         <w:bCs/>
         <w:color w:themeColor="background1" w:val="FFFFFF"/>
@@ -7103,6 +7410,7 @@
     </w:tblStylePr>
     <w:tblStylePr w:type="lastCol">
       <w:rPr>
+        <w:rFonts w:eastAsia="黑体"/>
         <w:b/>
         <w:bCs/>
         <w:color w:themeColor="background1" w:val="FFFFFF"/>
@@ -7151,6 +7459,7 @@
     </w:tblStylePr>
     <w:tblStylePr w:type="nwCell">
       <w:rPr>
+        <w:rFonts w:eastAsia="黑体"/>
         <w:color w:themeColor="background1" w:val="FFFFFF"/>
       </w:rPr>
       <w:tblPr/>
@@ -7194,6 +7503,7 @@
         <w:spacing w:after="0" w:before="0" w:line="240" w:lineRule="auto"/>
       </w:pPr>
       <w:rPr>
+        <w:rFonts w:eastAsia="黑体"/>
         <w:b/>
         <w:bCs/>
         <w:color w:themeColor="background1" w:val="FFFFFF"/>
@@ -7216,6 +7526,7 @@
         <w:spacing w:after="0" w:before="0" w:line="240" w:lineRule="auto"/>
       </w:pPr>
       <w:rPr>
+        <w:rFonts w:eastAsia="黑体"/>
         <w:color w:val="auto"/>
       </w:rPr>
       <w:tblPr/>
@@ -7233,6 +7544,7 @@
     </w:tblStylePr>
     <w:tblStylePr w:type="firstCol">
       <w:rPr>
+        <w:rFonts w:eastAsia="黑体"/>
         <w:b/>
         <w:bCs/>
         <w:color w:themeColor="background1" w:val="FFFFFF"/>
@@ -7252,6 +7564,7 @@
     </w:tblStylePr>
     <w:tblStylePr w:type="lastCol">
       <w:rPr>
+        <w:rFonts w:eastAsia="黑体"/>
         <w:b/>
         <w:bCs/>
         <w:color w:themeColor="background1" w:val="FFFFFF"/>
@@ -7300,6 +7613,7 @@
     </w:tblStylePr>
     <w:tblStylePr w:type="nwCell">
       <w:rPr>
+        <w:rFonts w:eastAsia="黑体"/>
         <w:color w:themeColor="background1" w:val="FFFFFF"/>
       </w:rPr>
       <w:tblPr/>
@@ -7343,6 +7657,7 @@
         <w:spacing w:after="0" w:before="0" w:line="240" w:lineRule="auto"/>
       </w:pPr>
       <w:rPr>
+        <w:rFonts w:eastAsia="黑体"/>
         <w:b/>
         <w:bCs/>
         <w:color w:themeColor="background1" w:val="FFFFFF"/>
@@ -7365,6 +7680,7 @@
         <w:spacing w:after="0" w:before="0" w:line="240" w:lineRule="auto"/>
       </w:pPr>
       <w:rPr>
+        <w:rFonts w:eastAsia="黑体"/>
         <w:color w:val="auto"/>
       </w:rPr>
       <w:tblPr/>
@@ -7382,6 +7698,7 @@
     </w:tblStylePr>
     <w:tblStylePr w:type="firstCol">
       <w:rPr>
+        <w:rFonts w:eastAsia="黑体"/>
         <w:b/>
         <w:bCs/>
         <w:color w:themeColor="background1" w:val="FFFFFF"/>
@@ -7401,6 +7718,7 @@
     </w:tblStylePr>
     <w:tblStylePr w:type="lastCol">
       <w:rPr>
+        <w:rFonts w:eastAsia="黑体"/>
         <w:b/>
         <w:bCs/>
         <w:color w:themeColor="background1" w:val="FFFFFF"/>
@@ -7449,6 +7767,7 @@
     </w:tblStylePr>
     <w:tblStylePr w:type="nwCell">
       <w:rPr>
+        <w:rFonts w:eastAsia="黑体"/>
         <w:color w:themeColor="background1" w:val="FFFFFF"/>
       </w:rPr>
       <w:tblPr/>
@@ -7492,6 +7811,7 @@
         <w:spacing w:after="0" w:before="0" w:line="240" w:lineRule="auto"/>
       </w:pPr>
       <w:rPr>
+        <w:rFonts w:eastAsia="黑体"/>
         <w:b/>
         <w:bCs/>
         <w:color w:themeColor="background1" w:val="FFFFFF"/>
@@ -7514,6 +7834,7 @@
         <w:spacing w:after="0" w:before="0" w:line="240" w:lineRule="auto"/>
       </w:pPr>
       <w:rPr>
+        <w:rFonts w:eastAsia="黑体"/>
         <w:color w:val="auto"/>
       </w:rPr>
       <w:tblPr/>
@@ -7531,6 +7852,7 @@
     </w:tblStylePr>
     <w:tblStylePr w:type="firstCol">
       <w:rPr>
+        <w:rFonts w:eastAsia="黑体"/>
         <w:b/>
         <w:bCs/>
         <w:color w:themeColor="background1" w:val="FFFFFF"/>
@@ -7550,6 +7872,7 @@
     </w:tblStylePr>
     <w:tblStylePr w:type="lastCol">
       <w:rPr>
+        <w:rFonts w:eastAsia="黑体"/>
         <w:b/>
         <w:bCs/>
         <w:color w:themeColor="background1" w:val="FFFFFF"/>
@@ -7598,6 +7921,7 @@
     </w:tblStylePr>
     <w:tblStylePr w:type="nwCell">
       <w:rPr>
+        <w:rFonts w:eastAsia="黑体"/>
         <w:color w:themeColor="background1" w:val="FFFFFF"/>
       </w:rPr>
       <w:tblPr/>
@@ -7641,6 +7965,7 @@
         <w:spacing w:after="0" w:before="0" w:line="240" w:lineRule="auto"/>
       </w:pPr>
       <w:rPr>
+        <w:rFonts w:eastAsia="黑体"/>
         <w:b/>
         <w:bCs/>
         <w:color w:themeColor="background1" w:val="FFFFFF"/>
@@ -7663,6 +7988,7 @@
         <w:spacing w:after="0" w:before="0" w:line="240" w:lineRule="auto"/>
       </w:pPr>
       <w:rPr>
+        <w:rFonts w:eastAsia="黑体"/>
         <w:color w:val="auto"/>
       </w:rPr>
       <w:tblPr/>
@@ -7680,6 +8006,7 @@
     </w:tblStylePr>
     <w:tblStylePr w:type="firstCol">
       <w:rPr>
+        <w:rFonts w:eastAsia="黑体"/>
         <w:b/>
         <w:bCs/>
         <w:color w:themeColor="background1" w:val="FFFFFF"/>
@@ -7699,6 +8026,7 @@
     </w:tblStylePr>
     <w:tblStylePr w:type="lastCol">
       <w:rPr>
+        <w:rFonts w:eastAsia="黑体"/>
         <w:b/>
         <w:bCs/>
         <w:color w:themeColor="background1" w:val="FFFFFF"/>
@@ -7747,6 +8075,7 @@
     </w:tblStylePr>
     <w:tblStylePr w:type="nwCell">
       <w:rPr>
+        <w:rFonts w:eastAsia="黑体"/>
         <w:color w:themeColor="background1" w:val="FFFFFF"/>
       </w:rPr>
       <w:tblPr/>
@@ -7790,6 +8119,7 @@
         <w:spacing w:after="0" w:before="0" w:line="240" w:lineRule="auto"/>
       </w:pPr>
       <w:rPr>
+        <w:rFonts w:eastAsia="黑体"/>
         <w:b/>
         <w:bCs/>
         <w:color w:themeColor="background1" w:val="FFFFFF"/>
@@ -7812,6 +8142,7 @@
         <w:spacing w:after="0" w:before="0" w:line="240" w:lineRule="auto"/>
       </w:pPr>
       <w:rPr>
+        <w:rFonts w:eastAsia="黑体"/>
         <w:color w:val="auto"/>
       </w:rPr>
       <w:tblPr/>
@@ -7829,6 +8160,7 @@
     </w:tblStylePr>
     <w:tblStylePr w:type="firstCol">
       <w:rPr>
+        <w:rFonts w:eastAsia="黑体"/>
         <w:b/>
         <w:bCs/>
         <w:color w:themeColor="background1" w:val="FFFFFF"/>
@@ -7848,6 +8180,7 @@
     </w:tblStylePr>
     <w:tblStylePr w:type="lastCol">
       <w:rPr>
+        <w:rFonts w:eastAsia="黑体"/>
         <w:b/>
         <w:bCs/>
         <w:color w:themeColor="background1" w:val="FFFFFF"/>
@@ -7896,6 +8229,7 @@
     </w:tblStylePr>
     <w:tblStylePr w:type="nwCell">
       <w:rPr>
+        <w:rFonts w:eastAsia="黑体"/>
         <w:color w:themeColor="background1" w:val="FFFFFF"/>
       </w:rPr>
       <w:tblPr/>
@@ -7920,6 +8254,7 @@
       <w:spacing w:after="0" w:line="240" w:lineRule="auto"/>
     </w:pPr>
     <w:rPr>
+      <w:rFonts w:eastAsia="黑体"/>
       <w:color w:themeColor="text1" w:val="000000"/>
     </w:rPr>
     <w:tblPr>
@@ -7939,7 +8274,7 @@
     </w:tblPr>
     <w:tblStylePr w:type="firstRow">
       <w:rPr>
-        <w:rFonts w:asciiTheme="majorHAnsi" w:cstheme="majorBidi" w:eastAsiaTheme="majorEastAsia" w:hAnsiTheme="majorHAnsi"/>
+        <w:rFonts w:asciiTheme="majorHAnsi" w:cstheme="majorBidi" w:hAnsiTheme="majorHAnsi" w:eastAsia="黑体"/>
       </w:rPr>
       <w:tblPr/>
       <w:tcPr>
@@ -7951,6 +8286,7 @@
     </w:tblStylePr>
     <w:tblStylePr w:type="lastRow">
       <w:rPr>
+        <w:rFonts w:eastAsia="黑体"/>
         <w:b/>
         <w:bCs/>
         <w:color w:themeColor="text2" w:val="1F497D"/>
@@ -7965,12 +8301,14 @@
     </w:tblStylePr>
     <w:tblStylePr w:type="firstCol">
       <w:rPr>
+        <w:rFonts w:eastAsia="黑体"/>
         <w:b/>
         <w:bCs/>
       </w:rPr>
     </w:tblStylePr>
     <w:tblStylePr w:type="lastCol">
       <w:rPr>
+        <w:rFonts w:eastAsia="黑体"/>
         <w:b/>
         <w:bCs/>
       </w:rPr>
@@ -8004,6 +8342,7 @@
       <w:spacing w:after="0" w:line="240" w:lineRule="auto"/>
     </w:pPr>
     <w:rPr>
+      <w:rFonts w:eastAsia="黑体"/>
       <w:color w:themeColor="text1" w:val="000000"/>
     </w:rPr>
     <w:tblPr>
@@ -8023,7 +8362,7 @@
     </w:tblPr>
     <w:tblStylePr w:type="firstRow">
       <w:rPr>
-        <w:rFonts w:asciiTheme="majorHAnsi" w:cstheme="majorBidi" w:eastAsiaTheme="majorEastAsia" w:hAnsiTheme="majorHAnsi"/>
+        <w:rFonts w:asciiTheme="majorHAnsi" w:cstheme="majorBidi" w:hAnsiTheme="majorHAnsi" w:eastAsia="黑体"/>
       </w:rPr>
       <w:tblPr/>
       <w:tcPr>
@@ -8035,6 +8374,7 @@
     </w:tblStylePr>
     <w:tblStylePr w:type="lastRow">
       <w:rPr>
+        <w:rFonts w:eastAsia="黑体"/>
         <w:b/>
         <w:bCs/>
         <w:color w:themeColor="text2" w:val="1F497D"/>
@@ -8049,12 +8389,14 @@
     </w:tblStylePr>
     <w:tblStylePr w:type="firstCol">
       <w:rPr>
+        <w:rFonts w:eastAsia="黑体"/>
         <w:b/>
         <w:bCs/>
       </w:rPr>
     </w:tblStylePr>
     <w:tblStylePr w:type="lastCol">
       <w:rPr>
+        <w:rFonts w:eastAsia="黑体"/>
         <w:b/>
         <w:bCs/>
       </w:rPr>
@@ -8088,6 +8430,7 @@
       <w:spacing w:after="0" w:line="240" w:lineRule="auto"/>
     </w:pPr>
     <w:rPr>
+      <w:rFonts w:eastAsia="黑体"/>
       <w:color w:themeColor="text1" w:val="000000"/>
     </w:rPr>
     <w:tblPr>
@@ -8107,7 +8450,7 @@
     </w:tblPr>
     <w:tblStylePr w:type="firstRow">
       <w:rPr>
-        <w:rFonts w:asciiTheme="majorHAnsi" w:cstheme="majorBidi" w:eastAsiaTheme="majorEastAsia" w:hAnsiTheme="majorHAnsi"/>
+        <w:rFonts w:asciiTheme="majorHAnsi" w:cstheme="majorBidi" w:hAnsiTheme="majorHAnsi" w:eastAsia="黑体"/>
       </w:rPr>
       <w:tblPr/>
       <w:tcPr>
@@ -8119,6 +8462,7 @@
     </w:tblStylePr>
     <w:tblStylePr w:type="lastRow">
       <w:rPr>
+        <w:rFonts w:eastAsia="黑体"/>
         <w:b/>
         <w:bCs/>
         <w:color w:themeColor="text2" w:val="1F497D"/>
@@ -8133,12 +8477,14 @@
     </w:tblStylePr>
     <w:tblStylePr w:type="firstCol">
       <w:rPr>
+        <w:rFonts w:eastAsia="黑体"/>
         <w:b/>
         <w:bCs/>
       </w:rPr>
     </w:tblStylePr>
     <w:tblStylePr w:type="lastCol">
       <w:rPr>
+        <w:rFonts w:eastAsia="黑体"/>
         <w:b/>
         <w:bCs/>
       </w:rPr>
@@ -8172,6 +8518,7 @@
       <w:spacing w:after="0" w:line="240" w:lineRule="auto"/>
     </w:pPr>
     <w:rPr>
+      <w:rFonts w:eastAsia="黑体"/>
       <w:color w:themeColor="text1" w:val="000000"/>
     </w:rPr>
     <w:tblPr>
@@ -8191,7 +8538,7 @@
     </w:tblPr>
     <w:tblStylePr w:type="firstRow">
       <w:rPr>
-        <w:rFonts w:asciiTheme="majorHAnsi" w:cstheme="majorBidi" w:eastAsiaTheme="majorEastAsia" w:hAnsiTheme="majorHAnsi"/>
+        <w:rFonts w:asciiTheme="majorHAnsi" w:cstheme="majorBidi" w:hAnsiTheme="majorHAnsi" w:eastAsia="黑体"/>
       </w:rPr>
       <w:tblPr/>
       <w:tcPr>
@@ -8203,6 +8550,7 @@
     </w:tblStylePr>
     <w:tblStylePr w:type="lastRow">
       <w:rPr>
+        <w:rFonts w:eastAsia="黑体"/>
         <w:b/>
         <w:bCs/>
         <w:color w:themeColor="text2" w:val="1F497D"/>
@@ -8217,12 +8565,14 @@
     </w:tblStylePr>
     <w:tblStylePr w:type="firstCol">
       <w:rPr>
+        <w:rFonts w:eastAsia="黑体"/>
         <w:b/>
         <w:bCs/>
       </w:rPr>
     </w:tblStylePr>
     <w:tblStylePr w:type="lastCol">
       <w:rPr>
+        <w:rFonts w:eastAsia="黑体"/>
         <w:b/>
         <w:bCs/>
       </w:rPr>
@@ -8256,6 +8606,7 @@
       <w:spacing w:after="0" w:line="240" w:lineRule="auto"/>
     </w:pPr>
     <w:rPr>
+      <w:rFonts w:eastAsia="黑体"/>
       <w:color w:themeColor="text1" w:val="000000"/>
     </w:rPr>
     <w:tblPr>
@@ -8275,7 +8626,7 @@
     </w:tblPr>
     <w:tblStylePr w:type="firstRow">
       <w:rPr>
-        <w:rFonts w:asciiTheme="majorHAnsi" w:cstheme="majorBidi" w:eastAsiaTheme="majorEastAsia" w:hAnsiTheme="majorHAnsi"/>
+        <w:rFonts w:asciiTheme="majorHAnsi" w:cstheme="majorBidi" w:hAnsiTheme="majorHAnsi" w:eastAsia="黑体"/>
       </w:rPr>
       <w:tblPr/>
       <w:tcPr>
@@ -8287,6 +8638,7 @@
     </w:tblStylePr>
     <w:tblStylePr w:type="lastRow">
       <w:rPr>
+        <w:rFonts w:eastAsia="黑体"/>
         <w:b/>
         <w:bCs/>
         <w:color w:themeColor="text2" w:val="1F497D"/>
@@ -8301,12 +8653,14 @@
     </w:tblStylePr>
     <w:tblStylePr w:type="firstCol">
       <w:rPr>
+        <w:rFonts w:eastAsia="黑体"/>
         <w:b/>
         <w:bCs/>
       </w:rPr>
     </w:tblStylePr>
     <w:tblStylePr w:type="lastCol">
       <w:rPr>
+        <w:rFonts w:eastAsia="黑体"/>
         <w:b/>
         <w:bCs/>
       </w:rPr>
@@ -8340,6 +8694,7 @@
       <w:spacing w:after="0" w:line="240" w:lineRule="auto"/>
     </w:pPr>
     <w:rPr>
+      <w:rFonts w:eastAsia="黑体"/>
       <w:color w:themeColor="text1" w:val="000000"/>
     </w:rPr>
     <w:tblPr>
@@ -8359,7 +8714,7 @@
     </w:tblPr>
     <w:tblStylePr w:type="firstRow">
       <w:rPr>
-        <w:rFonts w:asciiTheme="majorHAnsi" w:cstheme="majorBidi" w:eastAsiaTheme="majorEastAsia" w:hAnsiTheme="majorHAnsi"/>
+        <w:rFonts w:asciiTheme="majorHAnsi" w:cstheme="majorBidi" w:hAnsiTheme="majorHAnsi" w:eastAsia="黑体"/>
       </w:rPr>
       <w:tblPr/>
       <w:tcPr>
@@ -8371,6 +8726,7 @@
     </w:tblStylePr>
     <w:tblStylePr w:type="lastRow">
       <w:rPr>
+        <w:rFonts w:eastAsia="黑体"/>
         <w:b/>
         <w:bCs/>
         <w:color w:themeColor="text2" w:val="1F497D"/>
@@ -8385,12 +8741,14 @@
     </w:tblStylePr>
     <w:tblStylePr w:type="firstCol">
       <w:rPr>
+        <w:rFonts w:eastAsia="黑体"/>
         <w:b/>
         <w:bCs/>
       </w:rPr>
     </w:tblStylePr>
     <w:tblStylePr w:type="lastCol">
       <w:rPr>
+        <w:rFonts w:eastAsia="黑体"/>
         <w:b/>
         <w:bCs/>
       </w:rPr>
@@ -8424,6 +8782,7 @@
       <w:spacing w:after="0" w:line="240" w:lineRule="auto"/>
     </w:pPr>
     <w:rPr>
+      <w:rFonts w:eastAsia="黑体"/>
       <w:color w:themeColor="text1" w:val="000000"/>
     </w:rPr>
     <w:tblPr>
@@ -8443,7 +8802,7 @@
     </w:tblPr>
     <w:tblStylePr w:type="firstRow">
       <w:rPr>
-        <w:rFonts w:asciiTheme="majorHAnsi" w:cstheme="majorBidi" w:eastAsiaTheme="majorEastAsia" w:hAnsiTheme="majorHAnsi"/>
+        <w:rFonts w:asciiTheme="majorHAnsi" w:cstheme="majorBidi" w:hAnsiTheme="majorHAnsi" w:eastAsia="黑体"/>
       </w:rPr>
       <w:tblPr/>
       <w:tcPr>
@@ -8455,6 +8814,7 @@
     </w:tblStylePr>
     <w:tblStylePr w:type="lastRow">
       <w:rPr>
+        <w:rFonts w:eastAsia="黑体"/>
         <w:b/>
         <w:bCs/>
         <w:color w:themeColor="text2" w:val="1F497D"/>
@@ -8469,12 +8829,14 @@
     </w:tblStylePr>
     <w:tblStylePr w:type="firstCol">
       <w:rPr>
+        <w:rFonts w:eastAsia="黑体"/>
         <w:b/>
         <w:bCs/>
       </w:rPr>
     </w:tblStylePr>
     <w:tblStylePr w:type="lastCol">
       <w:rPr>
+        <w:rFonts w:eastAsia="黑体"/>
         <w:b/>
         <w:bCs/>
       </w:rPr>
@@ -8508,7 +8870,7 @@
       <w:spacing w:after="0" w:line="240" w:lineRule="auto"/>
     </w:pPr>
     <w:rPr>
-      <w:rFonts w:asciiTheme="majorHAnsi" w:cstheme="majorBidi" w:eastAsiaTheme="majorEastAsia" w:hAnsiTheme="majorHAnsi"/>
+      <w:rFonts w:asciiTheme="majorHAnsi" w:cstheme="majorBidi" w:hAnsiTheme="majorHAnsi" w:eastAsia="黑体"/>
       <w:color w:themeColor="text1" w:val="000000"/>
     </w:rPr>
     <w:tblPr>
@@ -8530,6 +8892,7 @@
     </w:tblPr>
     <w:tblStylePr w:type="firstRow">
       <w:rPr>
+        <w:rFonts w:eastAsia="黑体"/>
         <w:sz w:val="24"/>
         <w:szCs w:val="24"/>
       </w:rPr>
@@ -8636,7 +8999,7 @@
       <w:spacing w:after="0" w:line="240" w:lineRule="auto"/>
     </w:pPr>
     <w:rPr>
-      <w:rFonts w:asciiTheme="majorHAnsi" w:cstheme="majorBidi" w:eastAsiaTheme="majorEastAsia" w:hAnsiTheme="majorHAnsi"/>
+      <w:rFonts w:asciiTheme="majorHAnsi" w:cstheme="majorBidi" w:hAnsiTheme="majorHAnsi" w:eastAsia="黑体"/>
       <w:color w:themeColor="text1" w:val="000000"/>
     </w:rPr>
     <w:tblPr>
@@ -8658,6 +9021,7 @@
     </w:tblPr>
     <w:tblStylePr w:type="firstRow">
       <w:rPr>
+        <w:rFonts w:eastAsia="黑体"/>
         <w:sz w:val="24"/>
         <w:szCs w:val="24"/>
       </w:rPr>
@@ -8764,7 +9128,7 @@
       <w:spacing w:after="0" w:line="240" w:lineRule="auto"/>
     </w:pPr>
     <w:rPr>
-      <w:rFonts w:asciiTheme="majorHAnsi" w:cstheme="majorBidi" w:eastAsiaTheme="majorEastAsia" w:hAnsiTheme="majorHAnsi"/>
+      <w:rFonts w:asciiTheme="majorHAnsi" w:cstheme="majorBidi" w:hAnsiTheme="majorHAnsi" w:eastAsia="黑体"/>
       <w:color w:themeColor="text1" w:val="000000"/>
     </w:rPr>
     <w:tblPr>
@@ -8786,6 +9150,7 @@
     </w:tblPr>
     <w:tblStylePr w:type="firstRow">
       <w:rPr>
+        <w:rFonts w:eastAsia="黑体"/>
         <w:sz w:val="24"/>
         <w:szCs w:val="24"/>
       </w:rPr>
@@ -8892,7 +9257,7 @@
       <w:spacing w:after="0" w:line="240" w:lineRule="auto"/>
     </w:pPr>
     <w:rPr>
-      <w:rFonts w:asciiTheme="majorHAnsi" w:cstheme="majorBidi" w:eastAsiaTheme="majorEastAsia" w:hAnsiTheme="majorHAnsi"/>
+      <w:rFonts w:asciiTheme="majorHAnsi" w:cstheme="majorBidi" w:hAnsiTheme="majorHAnsi" w:eastAsia="黑体"/>
       <w:color w:themeColor="text1" w:val="000000"/>
     </w:rPr>
     <w:tblPr>
@@ -8914,6 +9279,7 @@
     </w:tblPr>
     <w:tblStylePr w:type="firstRow">
       <w:rPr>
+        <w:rFonts w:eastAsia="黑体"/>
         <w:sz w:val="24"/>
         <w:szCs w:val="24"/>
       </w:rPr>
@@ -9020,7 +9386,7 @@
       <w:spacing w:after="0" w:line="240" w:lineRule="auto"/>
     </w:pPr>
     <w:rPr>
-      <w:rFonts w:asciiTheme="majorHAnsi" w:cstheme="majorBidi" w:eastAsiaTheme="majorEastAsia" w:hAnsiTheme="majorHAnsi"/>
+      <w:rFonts w:asciiTheme="majorHAnsi" w:cstheme="majorBidi" w:hAnsiTheme="majorHAnsi" w:eastAsia="黑体"/>
       <w:color w:themeColor="text1" w:val="000000"/>
     </w:rPr>
     <w:tblPr>
@@ -9042,6 +9408,7 @@
     </w:tblPr>
     <w:tblStylePr w:type="firstRow">
       <w:rPr>
+        <w:rFonts w:eastAsia="黑体"/>
         <w:sz w:val="24"/>
         <w:szCs w:val="24"/>
       </w:rPr>
@@ -9148,7 +9515,7 @@
       <w:spacing w:after="0" w:line="240" w:lineRule="auto"/>
     </w:pPr>
     <w:rPr>
-      <w:rFonts w:asciiTheme="majorHAnsi" w:cstheme="majorBidi" w:eastAsiaTheme="majorEastAsia" w:hAnsiTheme="majorHAnsi"/>
+      <w:rFonts w:asciiTheme="majorHAnsi" w:cstheme="majorBidi" w:hAnsiTheme="majorHAnsi" w:eastAsia="黑体"/>
       <w:color w:themeColor="text1" w:val="000000"/>
     </w:rPr>
     <w:tblPr>
@@ -9170,6 +9537,7 @@
     </w:tblPr>
     <w:tblStylePr w:type="firstRow">
       <w:rPr>
+        <w:rFonts w:eastAsia="黑体"/>
         <w:sz w:val="24"/>
         <w:szCs w:val="24"/>
       </w:rPr>
@@ -9276,7 +9644,7 @@
       <w:spacing w:after="0" w:line="240" w:lineRule="auto"/>
     </w:pPr>
     <w:rPr>
-      <w:rFonts w:asciiTheme="majorHAnsi" w:cstheme="majorBidi" w:eastAsiaTheme="majorEastAsia" w:hAnsiTheme="majorHAnsi"/>
+      <w:rFonts w:asciiTheme="majorHAnsi" w:cstheme="majorBidi" w:hAnsiTheme="majorHAnsi" w:eastAsia="黑体"/>
       <w:color w:themeColor="text1" w:val="000000"/>
     </w:rPr>
     <w:tblPr>
@@ -9298,6 +9666,7 @@
     </w:tblPr>
     <w:tblStylePr w:type="firstRow">
       <w:rPr>
+        <w:rFonts w:eastAsia="黑体"/>
         <w:sz w:val="24"/>
         <w:szCs w:val="24"/>
       </w:rPr>
@@ -9427,12 +9796,14 @@
     </w:tcPr>
     <w:tblStylePr w:type="firstRow">
       <w:rPr>
+        <w:rFonts w:eastAsia="黑体"/>
         <w:b/>
         <w:bCs/>
       </w:rPr>
     </w:tblStylePr>
     <w:tblStylePr w:type="lastRow">
       <w:rPr>
+        <w:rFonts w:eastAsia="黑体"/>
         <w:b/>
         <w:bCs/>
       </w:rPr>
@@ -9445,12 +9816,14 @@
     </w:tblStylePr>
     <w:tblStylePr w:type="firstCol">
       <w:rPr>
+        <w:rFonts w:eastAsia="黑体"/>
         <w:b/>
         <w:bCs/>
       </w:rPr>
     </w:tblStylePr>
     <w:tblStylePr w:type="lastCol">
       <w:rPr>
+        <w:rFonts w:eastAsia="黑体"/>
         <w:b/>
         <w:bCs/>
       </w:rPr>
@@ -9500,12 +9873,14 @@
     </w:tcPr>
     <w:tblStylePr w:type="firstRow">
       <w:rPr>
+        <w:rFonts w:eastAsia="黑体"/>
         <w:b/>
         <w:bCs/>
       </w:rPr>
     </w:tblStylePr>
     <w:tblStylePr w:type="lastRow">
       <w:rPr>
+        <w:rFonts w:eastAsia="黑体"/>
         <w:b/>
         <w:bCs/>
       </w:rPr>
@@ -9518,12 +9893,14 @@
     </w:tblStylePr>
     <w:tblStylePr w:type="firstCol">
       <w:rPr>
+        <w:rFonts w:eastAsia="黑体"/>
         <w:b/>
         <w:bCs/>
       </w:rPr>
     </w:tblStylePr>
     <w:tblStylePr w:type="lastCol">
       <w:rPr>
+        <w:rFonts w:eastAsia="黑体"/>
         <w:b/>
         <w:bCs/>
       </w:rPr>
@@ -9573,12 +9950,14 @@
     </w:tcPr>
     <w:tblStylePr w:type="firstRow">
       <w:rPr>
+        <w:rFonts w:eastAsia="黑体"/>
         <w:b/>
         <w:bCs/>
       </w:rPr>
     </w:tblStylePr>
     <w:tblStylePr w:type="lastRow">
       <w:rPr>
+        <w:rFonts w:eastAsia="黑体"/>
         <w:b/>
         <w:bCs/>
       </w:rPr>
@@ -9591,12 +9970,14 @@
     </w:tblStylePr>
     <w:tblStylePr w:type="firstCol">
       <w:rPr>
+        <w:rFonts w:eastAsia="黑体"/>
         <w:b/>
         <w:bCs/>
       </w:rPr>
     </w:tblStylePr>
     <w:tblStylePr w:type="lastCol">
       <w:rPr>
+        <w:rFonts w:eastAsia="黑体"/>
         <w:b/>
         <w:bCs/>
       </w:rPr>
@@ -9646,12 +10027,14 @@
     </w:tcPr>
     <w:tblStylePr w:type="firstRow">
       <w:rPr>
+        <w:rFonts w:eastAsia="黑体"/>
         <w:b/>
         <w:bCs/>
       </w:rPr>
     </w:tblStylePr>
     <w:tblStylePr w:type="lastRow">
       <w:rPr>
+        <w:rFonts w:eastAsia="黑体"/>
         <w:b/>
         <w:bCs/>
       </w:rPr>
@@ -9664,12 +10047,14 @@
     </w:tblStylePr>
     <w:tblStylePr w:type="firstCol">
       <w:rPr>
+        <w:rFonts w:eastAsia="黑体"/>
         <w:b/>
         <w:bCs/>
       </w:rPr>
     </w:tblStylePr>
     <w:tblStylePr w:type="lastCol">
       <w:rPr>
+        <w:rFonts w:eastAsia="黑体"/>
         <w:b/>
         <w:bCs/>
       </w:rPr>
@@ -9719,12 +10104,14 @@
     </w:tcPr>
     <w:tblStylePr w:type="firstRow">
       <w:rPr>
+        <w:rFonts w:eastAsia="黑体"/>
         <w:b/>
         <w:bCs/>
       </w:rPr>
     </w:tblStylePr>
     <w:tblStylePr w:type="lastRow">
       <w:rPr>
+        <w:rFonts w:eastAsia="黑体"/>
         <w:b/>
         <w:bCs/>
       </w:rPr>
@@ -9737,12 +10124,14 @@
     </w:tblStylePr>
     <w:tblStylePr w:type="firstCol">
       <w:rPr>
+        <w:rFonts w:eastAsia="黑体"/>
         <w:b/>
         <w:bCs/>
       </w:rPr>
     </w:tblStylePr>
     <w:tblStylePr w:type="lastCol">
       <w:rPr>
+        <w:rFonts w:eastAsia="黑体"/>
         <w:b/>
         <w:bCs/>
       </w:rPr>
@@ -9792,12 +10181,14 @@
     </w:tcPr>
     <w:tblStylePr w:type="firstRow">
       <w:rPr>
+        <w:rFonts w:eastAsia="黑体"/>
         <w:b/>
         <w:bCs/>
       </w:rPr>
     </w:tblStylePr>
     <w:tblStylePr w:type="lastRow">
       <w:rPr>
+        <w:rFonts w:eastAsia="黑体"/>
         <w:b/>
         <w:bCs/>
       </w:rPr>
@@ -9810,12 +10201,14 @@
     </w:tblStylePr>
     <w:tblStylePr w:type="firstCol">
       <w:rPr>
+        <w:rFonts w:eastAsia="黑体"/>
         <w:b/>
         <w:bCs/>
       </w:rPr>
     </w:tblStylePr>
     <w:tblStylePr w:type="lastCol">
       <w:rPr>
+        <w:rFonts w:eastAsia="黑体"/>
         <w:b/>
         <w:bCs/>
       </w:rPr>
@@ -9865,12 +10258,14 @@
     </w:tcPr>
     <w:tblStylePr w:type="firstRow">
       <w:rPr>
+        <w:rFonts w:eastAsia="黑体"/>
         <w:b/>
         <w:bCs/>
       </w:rPr>
     </w:tblStylePr>
     <w:tblStylePr w:type="lastRow">
       <w:rPr>
+        <w:rFonts w:eastAsia="黑体"/>
         <w:b/>
         <w:bCs/>
       </w:rPr>
@@ -9883,12 +10278,14 @@
     </w:tblStylePr>
     <w:tblStylePr w:type="firstCol">
       <w:rPr>
+        <w:rFonts w:eastAsia="黑体"/>
         <w:b/>
         <w:bCs/>
       </w:rPr>
     </w:tblStylePr>
     <w:tblStylePr w:type="lastCol">
       <w:rPr>
+        <w:rFonts w:eastAsia="黑体"/>
         <w:b/>
         <w:bCs/>
       </w:rPr>
@@ -9915,7 +10312,7 @@
       <w:spacing w:after="0" w:line="240" w:lineRule="auto"/>
     </w:pPr>
     <w:rPr>
-      <w:rFonts w:asciiTheme="majorHAnsi" w:cstheme="majorBidi" w:eastAsiaTheme="majorEastAsia" w:hAnsiTheme="majorHAnsi"/>
+      <w:rFonts w:asciiTheme="majorHAnsi" w:cstheme="majorBidi" w:hAnsiTheme="majorHAnsi" w:eastAsia="黑体"/>
       <w:color w:themeColor="text1" w:val="000000"/>
     </w:rPr>
     <w:tblPr>
@@ -9942,6 +10339,7 @@
     </w:tcPr>
     <w:tblStylePr w:type="firstRow">
       <w:rPr>
+        <w:rFonts w:eastAsia="黑体"/>
         <w:b/>
         <w:bCs/>
         <w:color w:themeColor="text1" w:val="000000"/>
@@ -9953,6 +10351,7 @@
     </w:tblStylePr>
     <w:tblStylePr w:type="lastRow">
       <w:rPr>
+        <w:rFonts w:eastAsia="黑体"/>
         <w:b/>
         <w:bCs/>
         <w:color w:themeColor="text1" w:val="000000"/>
@@ -9972,6 +10371,7 @@
     </w:tblStylePr>
     <w:tblStylePr w:type="firstCol">
       <w:rPr>
+        <w:rFonts w:eastAsia="黑体"/>
         <w:b/>
         <w:bCs/>
         <w:color w:themeColor="text1" w:val="000000"/>
@@ -9991,6 +10391,7 @@
     </w:tblStylePr>
     <w:tblStylePr w:type="lastCol">
       <w:rPr>
+        <w:rFonts w:eastAsia="黑体"/>
         <w:b w:val="0"/>
         <w:bCs w:val="0"/>
         <w:color w:themeColor="text1" w:val="000000"/>
@@ -10040,7 +10441,7 @@
       <w:spacing w:after="0" w:line="240" w:lineRule="auto"/>
     </w:pPr>
     <w:rPr>
-      <w:rFonts w:asciiTheme="majorHAnsi" w:cstheme="majorBidi" w:eastAsiaTheme="majorEastAsia" w:hAnsiTheme="majorHAnsi"/>
+      <w:rFonts w:asciiTheme="majorHAnsi" w:cstheme="majorBidi" w:hAnsiTheme="majorHAnsi" w:eastAsia="黑体"/>
       <w:color w:themeColor="text1" w:val="000000"/>
     </w:rPr>
     <w:tblPr>
@@ -10067,6 +10468,7 @@
     </w:tcPr>
     <w:tblStylePr w:type="firstRow">
       <w:rPr>
+        <w:rFonts w:eastAsia="黑体"/>
         <w:b/>
         <w:bCs/>
         <w:color w:themeColor="text1" w:val="000000"/>
@@ -10078,6 +10480,7 @@
     </w:tblStylePr>
     <w:tblStylePr w:type="lastRow">
       <w:rPr>
+        <w:rFonts w:eastAsia="黑体"/>
         <w:b/>
         <w:bCs/>
         <w:color w:themeColor="text1" w:val="000000"/>
@@ -10097,6 +10500,7 @@
     </w:tblStylePr>
     <w:tblStylePr w:type="firstCol">
       <w:rPr>
+        <w:rFonts w:eastAsia="黑体"/>
         <w:b/>
         <w:bCs/>
         <w:color w:themeColor="text1" w:val="000000"/>
@@ -10116,6 +10520,7 @@
     </w:tblStylePr>
     <w:tblStylePr w:type="lastCol">
       <w:rPr>
+        <w:rFonts w:eastAsia="黑体"/>
         <w:b w:val="0"/>
         <w:bCs w:val="0"/>
         <w:color w:themeColor="text1" w:val="000000"/>
@@ -10165,7 +10570,7 @@
       <w:spacing w:after="0" w:line="240" w:lineRule="auto"/>
     </w:pPr>
     <w:rPr>
-      <w:rFonts w:asciiTheme="majorHAnsi" w:cstheme="majorBidi" w:eastAsiaTheme="majorEastAsia" w:hAnsiTheme="majorHAnsi"/>
+      <w:rFonts w:asciiTheme="majorHAnsi" w:cstheme="majorBidi" w:hAnsiTheme="majorHAnsi" w:eastAsia="黑体"/>
       <w:color w:themeColor="text1" w:val="000000"/>
     </w:rPr>
     <w:tblPr>
@@ -10192,6 +10597,7 @@
     </w:tcPr>
     <w:tblStylePr w:type="firstRow">
       <w:rPr>
+        <w:rFonts w:eastAsia="黑体"/>
         <w:b/>
         <w:bCs/>
         <w:color w:themeColor="text1" w:val="000000"/>
@@ -10203,6 +10609,7 @@
     </w:tblStylePr>
     <w:tblStylePr w:type="lastRow">
       <w:rPr>
+        <w:rFonts w:eastAsia="黑体"/>
         <w:b/>
         <w:bCs/>
         <w:color w:themeColor="text1" w:val="000000"/>
@@ -10222,6 +10629,7 @@
     </w:tblStylePr>
     <w:tblStylePr w:type="firstCol">
       <w:rPr>
+        <w:rFonts w:eastAsia="黑体"/>
         <w:b/>
         <w:bCs/>
         <w:color w:themeColor="text1" w:val="000000"/>
@@ -10241,6 +10649,7 @@
     </w:tblStylePr>
     <w:tblStylePr w:type="lastCol">
       <w:rPr>
+        <w:rFonts w:eastAsia="黑体"/>
         <w:b w:val="0"/>
         <w:bCs w:val="0"/>
         <w:color w:themeColor="text1" w:val="000000"/>
@@ -10290,7 +10699,7 @@
       <w:spacing w:after="0" w:line="240" w:lineRule="auto"/>
     </w:pPr>
     <w:rPr>
-      <w:rFonts w:asciiTheme="majorHAnsi" w:cstheme="majorBidi" w:eastAsiaTheme="majorEastAsia" w:hAnsiTheme="majorHAnsi"/>
+      <w:rFonts w:asciiTheme="majorHAnsi" w:cstheme="majorBidi" w:hAnsiTheme="majorHAnsi" w:eastAsia="黑体"/>
       <w:color w:themeColor="text1" w:val="000000"/>
     </w:rPr>
     <w:tblPr>
@@ -10317,6 +10726,7 @@
     </w:tcPr>
     <w:tblStylePr w:type="firstRow">
       <w:rPr>
+        <w:rFonts w:eastAsia="黑体"/>
         <w:b/>
         <w:bCs/>
         <w:color w:themeColor="text1" w:val="000000"/>
@@ -10328,6 +10738,7 @@
     </w:tblStylePr>
     <w:tblStylePr w:type="lastRow">
       <w:rPr>
+        <w:rFonts w:eastAsia="黑体"/>
         <w:b/>
         <w:bCs/>
         <w:color w:themeColor="text1" w:val="000000"/>
@@ -10347,6 +10758,7 @@
     </w:tblStylePr>
     <w:tblStylePr w:type="firstCol">
       <w:rPr>
+        <w:rFonts w:eastAsia="黑体"/>
         <w:b/>
         <w:bCs/>
         <w:color w:themeColor="text1" w:val="000000"/>
@@ -10366,6 +10778,7 @@
     </w:tblStylePr>
     <w:tblStylePr w:type="lastCol">
       <w:rPr>
+        <w:rFonts w:eastAsia="黑体"/>
         <w:b w:val="0"/>
         <w:bCs w:val="0"/>
         <w:color w:themeColor="text1" w:val="000000"/>
@@ -10415,7 +10828,7 @@
       <w:spacing w:after="0" w:line="240" w:lineRule="auto"/>
     </w:pPr>
     <w:rPr>
-      <w:rFonts w:asciiTheme="majorHAnsi" w:cstheme="majorBidi" w:eastAsiaTheme="majorEastAsia" w:hAnsiTheme="majorHAnsi"/>
+      <w:rFonts w:asciiTheme="majorHAnsi" w:cstheme="majorBidi" w:hAnsiTheme="majorHAnsi" w:eastAsia="黑体"/>
       <w:color w:themeColor="text1" w:val="000000"/>
     </w:rPr>
     <w:tblPr>
@@ -10442,6 +10855,7 @@
     </w:tcPr>
     <w:tblStylePr w:type="firstRow">
       <w:rPr>
+        <w:rFonts w:eastAsia="黑体"/>
         <w:b/>
         <w:bCs/>
         <w:color w:themeColor="text1" w:val="000000"/>
@@ -10453,6 +10867,7 @@
     </w:tblStylePr>
     <w:tblStylePr w:type="lastRow">
       <w:rPr>
+        <w:rFonts w:eastAsia="黑体"/>
         <w:b/>
         <w:bCs/>
         <w:color w:themeColor="text1" w:val="000000"/>
@@ -10472,6 +10887,7 @@
     </w:tblStylePr>
     <w:tblStylePr w:type="firstCol">
       <w:rPr>
+        <w:rFonts w:eastAsia="黑体"/>
         <w:b/>
         <w:bCs/>
         <w:color w:themeColor="text1" w:val="000000"/>
@@ -10491,6 +10907,7 @@
     </w:tblStylePr>
     <w:tblStylePr w:type="lastCol">
       <w:rPr>
+        <w:rFonts w:eastAsia="黑体"/>
         <w:b w:val="0"/>
         <w:bCs w:val="0"/>
         <w:color w:themeColor="text1" w:val="000000"/>
@@ -10540,7 +10957,7 @@
       <w:spacing w:after="0" w:line="240" w:lineRule="auto"/>
     </w:pPr>
     <w:rPr>
-      <w:rFonts w:asciiTheme="majorHAnsi" w:cstheme="majorBidi" w:eastAsiaTheme="majorEastAsia" w:hAnsiTheme="majorHAnsi"/>
+      <w:rFonts w:asciiTheme="majorHAnsi" w:cstheme="majorBidi" w:hAnsiTheme="majorHAnsi" w:eastAsia="黑体"/>
       <w:color w:themeColor="text1" w:val="000000"/>
     </w:rPr>
     <w:tblPr>
@@ -10567,6 +10984,7 @@
     </w:tcPr>
     <w:tblStylePr w:type="firstRow">
       <w:rPr>
+        <w:rFonts w:eastAsia="黑体"/>
         <w:b/>
         <w:bCs/>
         <w:color w:themeColor="text1" w:val="000000"/>
@@ -10578,6 +10996,7 @@
     </w:tblStylePr>
     <w:tblStylePr w:type="lastRow">
       <w:rPr>
+        <w:rFonts w:eastAsia="黑体"/>
         <w:b/>
         <w:bCs/>
         <w:color w:themeColor="text1" w:val="000000"/>
@@ -10597,6 +11016,7 @@
     </w:tblStylePr>
     <w:tblStylePr w:type="firstCol">
       <w:rPr>
+        <w:rFonts w:eastAsia="黑体"/>
         <w:b/>
         <w:bCs/>
         <w:color w:themeColor="text1" w:val="000000"/>
@@ -10616,6 +11036,7 @@
     </w:tblStylePr>
     <w:tblStylePr w:type="lastCol">
       <w:rPr>
+        <w:rFonts w:eastAsia="黑体"/>
         <w:b w:val="0"/>
         <w:bCs w:val="0"/>
         <w:color w:themeColor="text1" w:val="000000"/>
@@ -10665,7 +11086,7 @@
       <w:spacing w:after="0" w:line="240" w:lineRule="auto"/>
     </w:pPr>
     <w:rPr>
-      <w:rFonts w:asciiTheme="majorHAnsi" w:cstheme="majorBidi" w:eastAsiaTheme="majorEastAsia" w:hAnsiTheme="majorHAnsi"/>
+      <w:rFonts w:asciiTheme="majorHAnsi" w:cstheme="majorBidi" w:hAnsiTheme="majorHAnsi" w:eastAsia="黑体"/>
       <w:color w:themeColor="text1" w:val="000000"/>
     </w:rPr>
     <w:tblPr>
@@ -10692,6 +11113,7 @@
     </w:tcPr>
     <w:tblStylePr w:type="firstRow">
       <w:rPr>
+        <w:rFonts w:eastAsia="黑体"/>
         <w:b/>
         <w:bCs/>
         <w:color w:themeColor="text1" w:val="000000"/>
@@ -10703,6 +11125,7 @@
     </w:tblStylePr>
     <w:tblStylePr w:type="lastRow">
       <w:rPr>
+        <w:rFonts w:eastAsia="黑体"/>
         <w:b/>
         <w:bCs/>
         <w:color w:themeColor="text1" w:val="000000"/>
@@ -10722,6 +11145,7 @@
     </w:tblStylePr>
     <w:tblStylePr w:type="firstCol">
       <w:rPr>
+        <w:rFonts w:eastAsia="黑体"/>
         <w:b/>
         <w:bCs/>
         <w:color w:themeColor="text1" w:val="000000"/>
@@ -10741,6 +11165,7 @@
     </w:tblStylePr>
     <w:tblStylePr w:type="lastCol">
       <w:rPr>
+        <w:rFonts w:eastAsia="黑体"/>
         <w:b w:val="0"/>
         <w:bCs w:val="0"/>
         <w:color w:themeColor="text1" w:val="000000"/>
@@ -10813,6 +11238,7 @@
     </w:tcPr>
     <w:tblStylePr w:type="firstRow">
       <w:rPr>
+        <w:rFonts w:eastAsia="黑体"/>
         <w:b/>
         <w:bCs/>
         <w:i w:val="0"/>
@@ -10834,6 +11260,7 @@
     </w:tblStylePr>
     <w:tblStylePr w:type="lastRow">
       <w:rPr>
+        <w:rFonts w:eastAsia="黑体"/>
         <w:b/>
         <w:bCs/>
         <w:i w:val="0"/>
@@ -10855,6 +11282,7 @@
     </w:tblStylePr>
     <w:tblStylePr w:type="firstCol">
       <w:rPr>
+        <w:rFonts w:eastAsia="黑体"/>
         <w:b/>
         <w:bCs/>
         <w:i w:val="0"/>
@@ -10874,6 +11302,7 @@
     </w:tblStylePr>
     <w:tblStylePr w:type="lastCol">
       <w:rPr>
+        <w:rFonts w:eastAsia="黑体"/>
         <w:b/>
         <w:bCs/>
         <w:i w:val="0"/>
@@ -10954,6 +11383,7 @@
     </w:tcPr>
     <w:tblStylePr w:type="firstRow">
       <w:rPr>
+        <w:rFonts w:eastAsia="黑体"/>
         <w:b/>
         <w:bCs/>
         <w:i w:val="0"/>
@@ -10975,6 +11405,7 @@
     </w:tblStylePr>
     <w:tblStylePr w:type="lastRow">
       <w:rPr>
+        <w:rFonts w:eastAsia="黑体"/>
         <w:b/>
         <w:bCs/>
         <w:i w:val="0"/>
@@ -10996,6 +11427,7 @@
     </w:tblStylePr>
     <w:tblStylePr w:type="firstCol">
       <w:rPr>
+        <w:rFonts w:eastAsia="黑体"/>
         <w:b/>
         <w:bCs/>
         <w:i w:val="0"/>
@@ -11015,6 +11447,7 @@
     </w:tblStylePr>
     <w:tblStylePr w:type="lastCol">
       <w:rPr>
+        <w:rFonts w:eastAsia="黑体"/>
         <w:b/>
         <w:bCs/>
         <w:i w:val="0"/>
@@ -11095,6 +11528,7 @@
     </w:tcPr>
     <w:tblStylePr w:type="firstRow">
       <w:rPr>
+        <w:rFonts w:eastAsia="黑体"/>
         <w:b/>
         <w:bCs/>
         <w:i w:val="0"/>
@@ -11116,6 +11550,7 @@
     </w:tblStylePr>
     <w:tblStylePr w:type="lastRow">
       <w:rPr>
+        <w:rFonts w:eastAsia="黑体"/>
         <w:b/>
         <w:bCs/>
         <w:i w:val="0"/>
@@ -11137,6 +11572,7 @@
     </w:tblStylePr>
     <w:tblStylePr w:type="firstCol">
       <w:rPr>
+        <w:rFonts w:eastAsia="黑体"/>
         <w:b/>
         <w:bCs/>
         <w:i w:val="0"/>
@@ -11156,6 +11592,7 @@
     </w:tblStylePr>
     <w:tblStylePr w:type="lastCol">
       <w:rPr>
+        <w:rFonts w:eastAsia="黑体"/>
         <w:b/>
         <w:bCs/>
         <w:i w:val="0"/>
@@ -11236,6 +11673,7 @@
     </w:tcPr>
     <w:tblStylePr w:type="firstRow">
       <w:rPr>
+        <w:rFonts w:eastAsia="黑体"/>
         <w:b/>
         <w:bCs/>
         <w:i w:val="0"/>
@@ -11257,6 +11695,7 @@
     </w:tblStylePr>
     <w:tblStylePr w:type="lastRow">
       <w:rPr>
+        <w:rFonts w:eastAsia="黑体"/>
         <w:b/>
         <w:bCs/>
         <w:i w:val="0"/>
@@ -11278,6 +11717,7 @@
     </w:tblStylePr>
     <w:tblStylePr w:type="firstCol">
       <w:rPr>
+        <w:rFonts w:eastAsia="黑体"/>
         <w:b/>
         <w:bCs/>
         <w:i w:val="0"/>
@@ -11297,6 +11737,7 @@
     </w:tblStylePr>
     <w:tblStylePr w:type="lastCol">
       <w:rPr>
+        <w:rFonts w:eastAsia="黑体"/>
         <w:b/>
         <w:bCs/>
         <w:i w:val="0"/>
@@ -11377,6 +11818,7 @@
     </w:tcPr>
     <w:tblStylePr w:type="firstRow">
       <w:rPr>
+        <w:rFonts w:eastAsia="黑体"/>
         <w:b/>
         <w:bCs/>
         <w:i w:val="0"/>
@@ -11398,6 +11840,7 @@
     </w:tblStylePr>
     <w:tblStylePr w:type="lastRow">
       <w:rPr>
+        <w:rFonts w:eastAsia="黑体"/>
         <w:b/>
         <w:bCs/>
         <w:i w:val="0"/>
@@ -11419,6 +11862,7 @@
     </w:tblStylePr>
     <w:tblStylePr w:type="firstCol">
       <w:rPr>
+        <w:rFonts w:eastAsia="黑体"/>
         <w:b/>
         <w:bCs/>
         <w:i w:val="0"/>
@@ -11438,6 +11882,7 @@
     </w:tblStylePr>
     <w:tblStylePr w:type="lastCol">
       <w:rPr>
+        <w:rFonts w:eastAsia="黑体"/>
         <w:b/>
         <w:bCs/>
         <w:i w:val="0"/>
@@ -11518,6 +11963,7 @@
     </w:tcPr>
     <w:tblStylePr w:type="firstRow">
       <w:rPr>
+        <w:rFonts w:eastAsia="黑体"/>
         <w:b/>
         <w:bCs/>
         <w:i w:val="0"/>
@@ -11539,6 +11985,7 @@
     </w:tblStylePr>
     <w:tblStylePr w:type="lastRow">
       <w:rPr>
+        <w:rFonts w:eastAsia="黑体"/>
         <w:b/>
         <w:bCs/>
         <w:i w:val="0"/>
@@ -11560,6 +12007,7 @@
     </w:tblStylePr>
     <w:tblStylePr w:type="firstCol">
       <w:rPr>
+        <w:rFonts w:eastAsia="黑体"/>
         <w:b/>
         <w:bCs/>
         <w:i w:val="0"/>
@@ -11579,6 +12027,7 @@
     </w:tblStylePr>
     <w:tblStylePr w:type="lastCol">
       <w:rPr>
+        <w:rFonts w:eastAsia="黑体"/>
         <w:b/>
         <w:bCs/>
         <w:i w:val="0"/>
@@ -11659,6 +12108,7 @@
     </w:tcPr>
     <w:tblStylePr w:type="firstRow">
       <w:rPr>
+        <w:rFonts w:eastAsia="黑体"/>
         <w:b/>
         <w:bCs/>
         <w:i w:val="0"/>
@@ -11680,6 +12130,7 @@
     </w:tblStylePr>
     <w:tblStylePr w:type="lastRow">
       <w:rPr>
+        <w:rFonts w:eastAsia="黑体"/>
         <w:b/>
         <w:bCs/>
         <w:i w:val="0"/>
@@ -11701,6 +12152,7 @@
     </w:tblStylePr>
     <w:tblStylePr w:type="firstCol">
       <w:rPr>
+        <w:rFonts w:eastAsia="黑体"/>
         <w:b/>
         <w:bCs/>
         <w:i w:val="0"/>
@@ -11720,6 +12172,7 @@
     </w:tblStylePr>
     <w:tblStylePr w:type="lastCol">
       <w:rPr>
+        <w:rFonts w:eastAsia="黑体"/>
         <w:b/>
         <w:bCs/>
         <w:i w:val="0"/>
@@ -11777,6 +12230,7 @@
       <w:spacing w:after="0" w:line="240" w:lineRule="auto"/>
     </w:pPr>
     <w:rPr>
+      <w:rFonts w:eastAsia="黑体"/>
       <w:color w:themeColor="background1" w:val="FFFFFF"/>
     </w:rPr>
     <w:tblPr>
@@ -11795,6 +12249,7 @@
     </w:tcPr>
     <w:tblStylePr w:type="firstRow">
       <w:rPr>
+        <w:rFonts w:eastAsia="黑体"/>
         <w:b/>
         <w:bCs/>
       </w:rPr>
@@ -11891,6 +12346,7 @@
       <w:spacing w:after="0" w:line="240" w:lineRule="auto"/>
     </w:pPr>
     <w:rPr>
+      <w:rFonts w:eastAsia="黑体"/>
       <w:color w:themeColor="background1" w:val="FFFFFF"/>
     </w:rPr>
     <w:tblPr>
@@ -11909,6 +12365,7 @@
     </w:tcPr>
     <w:tblStylePr w:type="firstRow">
       <w:rPr>
+        <w:rFonts w:eastAsia="黑体"/>
         <w:b/>
         <w:bCs/>
       </w:rPr>
@@ -12005,6 +12462,7 @@
       <w:spacing w:after="0" w:line="240" w:lineRule="auto"/>
     </w:pPr>
     <w:rPr>
+      <w:rFonts w:eastAsia="黑体"/>
       <w:color w:themeColor="background1" w:val="FFFFFF"/>
     </w:rPr>
     <w:tblPr>
@@ -12023,6 +12481,7 @@
     </w:tcPr>
     <w:tblStylePr w:type="firstRow">
       <w:rPr>
+        <w:rFonts w:eastAsia="黑体"/>
         <w:b/>
         <w:bCs/>
       </w:rPr>
@@ -12119,6 +12578,7 @@
       <w:spacing w:after="0" w:line="240" w:lineRule="auto"/>
     </w:pPr>
     <w:rPr>
+      <w:rFonts w:eastAsia="黑体"/>
       <w:color w:themeColor="background1" w:val="FFFFFF"/>
     </w:rPr>
     <w:tblPr>
@@ -12137,6 +12597,7 @@
     </w:tcPr>
     <w:tblStylePr w:type="firstRow">
       <w:rPr>
+        <w:rFonts w:eastAsia="黑体"/>
         <w:b/>
         <w:bCs/>
       </w:rPr>
@@ -12233,6 +12694,7 @@
       <w:spacing w:after="0" w:line="240" w:lineRule="auto"/>
     </w:pPr>
     <w:rPr>
+      <w:rFonts w:eastAsia="黑体"/>
       <w:color w:themeColor="background1" w:val="FFFFFF"/>
     </w:rPr>
     <w:tblPr>
@@ -12251,6 +12713,7 @@
     </w:tcPr>
     <w:tblStylePr w:type="firstRow">
       <w:rPr>
+        <w:rFonts w:eastAsia="黑体"/>
         <w:b/>
         <w:bCs/>
       </w:rPr>
@@ -12347,6 +12810,7 @@
       <w:spacing w:after="0" w:line="240" w:lineRule="auto"/>
     </w:pPr>
     <w:rPr>
+      <w:rFonts w:eastAsia="黑体"/>
       <w:color w:themeColor="background1" w:val="FFFFFF"/>
     </w:rPr>
     <w:tblPr>
@@ -12365,6 +12829,7 @@
     </w:tcPr>
     <w:tblStylePr w:type="firstRow">
       <w:rPr>
+        <w:rFonts w:eastAsia="黑体"/>
         <w:b/>
         <w:bCs/>
       </w:rPr>
@@ -12461,6 +12926,7 @@
       <w:spacing w:after="0" w:line="240" w:lineRule="auto"/>
     </w:pPr>
     <w:rPr>
+      <w:rFonts w:eastAsia="黑体"/>
       <w:color w:themeColor="background1" w:val="FFFFFF"/>
     </w:rPr>
     <w:tblPr>
@@ -12479,6 +12945,7 @@
     </w:tcPr>
     <w:tblStylePr w:type="firstRow">
       <w:rPr>
+        <w:rFonts w:eastAsia="黑体"/>
         <w:b/>
         <w:bCs/>
       </w:rPr>
@@ -12575,6 +13042,7 @@
       <w:spacing w:after="0" w:line="240" w:lineRule="auto"/>
     </w:pPr>
     <w:rPr>
+      <w:rFonts w:eastAsia="黑体"/>
       <w:color w:themeColor="text1" w:val="000000"/>
     </w:rPr>
     <w:tblPr>
@@ -12601,6 +13069,7 @@
     </w:tcPr>
     <w:tblStylePr w:type="firstRow">
       <w:rPr>
+        <w:rFonts w:eastAsia="黑体"/>
         <w:b/>
         <w:bCs/>
       </w:rPr>
@@ -12619,6 +13088,7 @@
     </w:tblStylePr>
     <w:tblStylePr w:type="lastRow">
       <w:rPr>
+        <w:rFonts w:eastAsia="黑体"/>
         <w:b/>
         <w:bCs/>
         <w:color w:themeColor="background1" w:val="FFFFFF"/>
@@ -12633,6 +13103,7 @@
     </w:tblStylePr>
     <w:tblStylePr w:type="firstCol">
       <w:rPr>
+        <w:rFonts w:eastAsia="黑体"/>
         <w:color w:themeColor="background1" w:val="FFFFFF"/>
       </w:rPr>
       <w:tblPr/>
@@ -12650,6 +13121,7 @@
     </w:tblStylePr>
     <w:tblStylePr w:type="lastCol">
       <w:rPr>
+        <w:rFonts w:eastAsia="黑体"/>
         <w:color w:themeColor="background1" w:val="FFFFFF"/>
       </w:rPr>
       <w:tblPr/>
@@ -12679,11 +13151,13 @@
     </w:tblStylePr>
     <w:tblStylePr w:type="neCell">
       <w:rPr>
+        <w:rFonts w:eastAsia="黑体"/>
         <w:color w:themeColor="text1" w:val="000000"/>
       </w:rPr>
     </w:tblStylePr>
     <w:tblStylePr w:type="nwCell">
       <w:rPr>
+        <w:rFonts w:eastAsia="黑体"/>
         <w:color w:themeColor="text1" w:val="000000"/>
       </w:rPr>
     </w:tblStylePr>
@@ -12697,6 +13171,7 @@
       <w:spacing w:after="0" w:line="240" w:lineRule="auto"/>
     </w:pPr>
     <w:rPr>
+      <w:rFonts w:eastAsia="黑体"/>
       <w:color w:themeColor="text1" w:val="000000"/>
     </w:rPr>
     <w:tblPr>
@@ -12723,6 +13198,7 @@
     </w:tcPr>
     <w:tblStylePr w:type="firstRow">
       <w:rPr>
+        <w:rFonts w:eastAsia="黑体"/>
         <w:b/>
         <w:bCs/>
       </w:rPr>
@@ -12741,6 +13217,7 @@
     </w:tblStylePr>
     <w:tblStylePr w:type="lastRow">
       <w:rPr>
+        <w:rFonts w:eastAsia="黑体"/>
         <w:b/>
         <w:bCs/>
         <w:color w:themeColor="background1" w:val="FFFFFF"/>
@@ -12755,6 +13232,7 @@
     </w:tblStylePr>
     <w:tblStylePr w:type="firstCol">
       <w:rPr>
+        <w:rFonts w:eastAsia="黑体"/>
         <w:color w:themeColor="background1" w:val="FFFFFF"/>
       </w:rPr>
       <w:tblPr/>
@@ -12772,6 +13250,7 @@
     </w:tblStylePr>
     <w:tblStylePr w:type="lastCol">
       <w:rPr>
+        <w:rFonts w:eastAsia="黑体"/>
         <w:color w:themeColor="background1" w:val="FFFFFF"/>
       </w:rPr>
       <w:tblPr/>
@@ -12801,11 +13280,13 @@
     </w:tblStylePr>
     <w:tblStylePr w:type="neCell">
       <w:rPr>
+        <w:rFonts w:eastAsia="黑体"/>
         <w:color w:themeColor="text1" w:val="000000"/>
       </w:rPr>
     </w:tblStylePr>
     <w:tblStylePr w:type="nwCell">
       <w:rPr>
+        <w:rFonts w:eastAsia="黑体"/>
         <w:color w:themeColor="text1" w:val="000000"/>
       </w:rPr>
     </w:tblStylePr>
@@ -12819,6 +13300,7 @@
       <w:spacing w:after="0" w:line="240" w:lineRule="auto"/>
     </w:pPr>
     <w:rPr>
+      <w:rFonts w:eastAsia="黑体"/>
       <w:color w:themeColor="text1" w:val="000000"/>
     </w:rPr>
     <w:tblPr>
@@ -12845,6 +13327,7 @@
     </w:tcPr>
     <w:tblStylePr w:type="firstRow">
       <w:rPr>
+        <w:rFonts w:eastAsia="黑体"/>
         <w:b/>
         <w:bCs/>
       </w:rPr>
@@ -12863,6 +13346,7 @@
     </w:tblStylePr>
     <w:tblStylePr w:type="lastRow">
       <w:rPr>
+        <w:rFonts w:eastAsia="黑体"/>
         <w:b/>
         <w:bCs/>
         <w:color w:themeColor="background1" w:val="FFFFFF"/>
@@ -12877,6 +13361,7 @@
     </w:tblStylePr>
     <w:tblStylePr w:type="firstCol">
       <w:rPr>
+        <w:rFonts w:eastAsia="黑体"/>
         <w:color w:themeColor="background1" w:val="FFFFFF"/>
       </w:rPr>
       <w:tblPr/>
@@ -12894,6 +13379,7 @@
     </w:tblStylePr>
     <w:tblStylePr w:type="lastCol">
       <w:rPr>
+        <w:rFonts w:eastAsia="黑体"/>
         <w:color w:themeColor="background1" w:val="FFFFFF"/>
       </w:rPr>
       <w:tblPr/>
@@ -12923,11 +13409,13 @@
     </w:tblStylePr>
     <w:tblStylePr w:type="neCell">
       <w:rPr>
+        <w:rFonts w:eastAsia="黑体"/>
         <w:color w:themeColor="text1" w:val="000000"/>
       </w:rPr>
     </w:tblStylePr>
     <w:tblStylePr w:type="nwCell">
       <w:rPr>
+        <w:rFonts w:eastAsia="黑体"/>
         <w:color w:themeColor="text1" w:val="000000"/>
       </w:rPr>
     </w:tblStylePr>
@@ -12941,6 +13429,7 @@
       <w:spacing w:after="0" w:line="240" w:lineRule="auto"/>
     </w:pPr>
     <w:rPr>
+      <w:rFonts w:eastAsia="黑体"/>
       <w:color w:themeColor="text1" w:val="000000"/>
     </w:rPr>
     <w:tblPr>
@@ -12967,6 +13456,7 @@
     </w:tcPr>
     <w:tblStylePr w:type="firstRow">
       <w:rPr>
+        <w:rFonts w:eastAsia="黑体"/>
         <w:b/>
         <w:bCs/>
       </w:rPr>
@@ -12985,6 +13475,7 @@
     </w:tblStylePr>
     <w:tblStylePr w:type="lastRow">
       <w:rPr>
+        <w:rFonts w:eastAsia="黑体"/>
         <w:b/>
         <w:bCs/>
         <w:color w:themeColor="background1" w:val="FFFFFF"/>
@@ -12999,6 +13490,7 @@
     </w:tblStylePr>
     <w:tblStylePr w:type="firstCol">
       <w:rPr>
+        <w:rFonts w:eastAsia="黑体"/>
         <w:color w:themeColor="background1" w:val="FFFFFF"/>
       </w:rPr>
       <w:tblPr/>
@@ -13016,6 +13508,7 @@
     </w:tblStylePr>
     <w:tblStylePr w:type="lastCol">
       <w:rPr>
+        <w:rFonts w:eastAsia="黑体"/>
         <w:color w:themeColor="background1" w:val="FFFFFF"/>
       </w:rPr>
       <w:tblPr/>
@@ -13053,6 +13546,7 @@
       <w:spacing w:after="0" w:line="240" w:lineRule="auto"/>
     </w:pPr>
     <w:rPr>
+      <w:rFonts w:eastAsia="黑体"/>
       <w:color w:themeColor="text1" w:val="000000"/>
     </w:rPr>
     <w:tblPr>
@@ -13079,6 +13573,7 @@
     </w:tcPr>
     <w:tblStylePr w:type="firstRow">
       <w:rPr>
+        <w:rFonts w:eastAsia="黑体"/>
         <w:b/>
         <w:bCs/>
       </w:rPr>
@@ -13097,6 +13592,7 @@
     </w:tblStylePr>
     <w:tblStylePr w:type="lastRow">
       <w:rPr>
+        <w:rFonts w:eastAsia="黑体"/>
         <w:b/>
         <w:bCs/>
         <w:color w:themeColor="background1" w:val="FFFFFF"/>
@@ -13111,6 +13607,7 @@
     </w:tblStylePr>
     <w:tblStylePr w:type="firstCol">
       <w:rPr>
+        <w:rFonts w:eastAsia="黑体"/>
         <w:color w:themeColor="background1" w:val="FFFFFF"/>
       </w:rPr>
       <w:tblPr/>
@@ -13128,6 +13625,7 @@
     </w:tblStylePr>
     <w:tblStylePr w:type="lastCol">
       <w:rPr>
+        <w:rFonts w:eastAsia="黑体"/>
         <w:color w:themeColor="background1" w:val="FFFFFF"/>
       </w:rPr>
       <w:tblPr/>
@@ -13157,11 +13655,13 @@
     </w:tblStylePr>
     <w:tblStylePr w:type="neCell">
       <w:rPr>
+        <w:rFonts w:eastAsia="黑体"/>
         <w:color w:themeColor="text1" w:val="000000"/>
       </w:rPr>
     </w:tblStylePr>
     <w:tblStylePr w:type="nwCell">
       <w:rPr>
+        <w:rFonts w:eastAsia="黑体"/>
         <w:color w:themeColor="text1" w:val="000000"/>
       </w:rPr>
     </w:tblStylePr>
@@ -13175,6 +13675,7 @@
       <w:spacing w:after="0" w:line="240" w:lineRule="auto"/>
     </w:pPr>
     <w:rPr>
+      <w:rFonts w:eastAsia="黑体"/>
       <w:color w:themeColor="text1" w:val="000000"/>
     </w:rPr>
     <w:tblPr>
@@ -13201,6 +13702,7 @@
     </w:tcPr>
     <w:tblStylePr w:type="firstRow">
       <w:rPr>
+        <w:rFonts w:eastAsia="黑体"/>
         <w:b/>
         <w:bCs/>
       </w:rPr>
@@ -13219,6 +13721,7 @@
     </w:tblStylePr>
     <w:tblStylePr w:type="lastRow">
       <w:rPr>
+        <w:rFonts w:eastAsia="黑体"/>
         <w:b/>
         <w:bCs/>
         <w:color w:themeColor="background1" w:val="FFFFFF"/>
@@ -13233,6 +13736,7 @@
     </w:tblStylePr>
     <w:tblStylePr w:type="firstCol">
       <w:rPr>
+        <w:rFonts w:eastAsia="黑体"/>
         <w:color w:themeColor="background1" w:val="FFFFFF"/>
       </w:rPr>
       <w:tblPr/>
@@ -13250,6 +13754,7 @@
     </w:tblStylePr>
     <w:tblStylePr w:type="lastCol">
       <w:rPr>
+        <w:rFonts w:eastAsia="黑体"/>
         <w:color w:themeColor="background1" w:val="FFFFFF"/>
       </w:rPr>
       <w:tblPr/>
@@ -13279,11 +13784,13 @@
     </w:tblStylePr>
     <w:tblStylePr w:type="neCell">
       <w:rPr>
+        <w:rFonts w:eastAsia="黑体"/>
         <w:color w:themeColor="text1" w:val="000000"/>
       </w:rPr>
     </w:tblStylePr>
     <w:tblStylePr w:type="nwCell">
       <w:rPr>
+        <w:rFonts w:eastAsia="黑体"/>
         <w:color w:themeColor="text1" w:val="000000"/>
       </w:rPr>
     </w:tblStylePr>
@@ -13297,6 +13804,7 @@
       <w:spacing w:after="0" w:line="240" w:lineRule="auto"/>
     </w:pPr>
     <w:rPr>
+      <w:rFonts w:eastAsia="黑体"/>
       <w:color w:themeColor="text1" w:val="000000"/>
     </w:rPr>
     <w:tblPr>
@@ -13323,6 +13831,7 @@
     </w:tcPr>
     <w:tblStylePr w:type="firstRow">
       <w:rPr>
+        <w:rFonts w:eastAsia="黑体"/>
         <w:b/>
         <w:bCs/>
       </w:rPr>
@@ -13341,6 +13850,7 @@
     </w:tblStylePr>
     <w:tblStylePr w:type="lastRow">
       <w:rPr>
+        <w:rFonts w:eastAsia="黑体"/>
         <w:b/>
         <w:bCs/>
         <w:color w:themeColor="background1" w:val="FFFFFF"/>
@@ -13355,6 +13865,7 @@
     </w:tblStylePr>
     <w:tblStylePr w:type="firstCol">
       <w:rPr>
+        <w:rFonts w:eastAsia="黑体"/>
         <w:color w:themeColor="background1" w:val="FFFFFF"/>
       </w:rPr>
       <w:tblPr/>
@@ -13372,6 +13883,7 @@
     </w:tblStylePr>
     <w:tblStylePr w:type="lastCol">
       <w:rPr>
+        <w:rFonts w:eastAsia="黑体"/>
         <w:color w:themeColor="background1" w:val="FFFFFF"/>
       </w:rPr>
       <w:tblPr/>
@@ -13401,11 +13913,13 @@
     </w:tblStylePr>
     <w:tblStylePr w:type="neCell">
       <w:rPr>
+        <w:rFonts w:eastAsia="黑体"/>
         <w:color w:themeColor="text1" w:val="000000"/>
       </w:rPr>
     </w:tblStylePr>
     <w:tblStylePr w:type="nwCell">
       <w:rPr>
+        <w:rFonts w:eastAsia="黑体"/>
         <w:color w:themeColor="text1" w:val="000000"/>
       </w:rPr>
     </w:tblStylePr>
@@ -13419,6 +13933,7 @@
       <w:spacing w:after="0" w:line="240" w:lineRule="auto"/>
     </w:pPr>
     <w:rPr>
+      <w:rFonts w:eastAsia="黑体"/>
       <w:color w:themeColor="text1" w:val="000000"/>
     </w:rPr>
     <w:tblPr>
@@ -13437,6 +13952,7 @@
     </w:tcPr>
     <w:tblStylePr w:type="firstRow">
       <w:rPr>
+        <w:rFonts w:eastAsia="黑体"/>
         <w:b/>
         <w:bCs/>
         <w:color w:themeColor="background1" w:val="FFFFFF"/>
@@ -13451,6 +13967,7 @@
     </w:tblStylePr>
     <w:tblStylePr w:type="lastRow">
       <w:rPr>
+        <w:rFonts w:eastAsia="黑体"/>
         <w:b/>
         <w:bCs/>
         <w:color w:themeColor="accent2" w:themeShade="CC" w:val="9E3A38"/>
@@ -13465,12 +13982,14 @@
     </w:tblStylePr>
     <w:tblStylePr w:type="firstCol">
       <w:rPr>
+        <w:rFonts w:eastAsia="黑体"/>
         <w:b/>
         <w:bCs/>
       </w:rPr>
     </w:tblStylePr>
     <w:tblStylePr w:type="lastCol">
       <w:rPr>
+        <w:rFonts w:eastAsia="黑体"/>
         <w:b/>
         <w:bCs/>
       </w:rPr>
@@ -13505,6 +14024,7 @@
       <w:spacing w:after="0" w:line="240" w:lineRule="auto"/>
     </w:pPr>
     <w:rPr>
+      <w:rFonts w:eastAsia="黑体"/>
       <w:color w:themeColor="text1" w:val="000000"/>
     </w:rPr>
     <w:tblPr>
@@ -13523,6 +14043,7 @@
     </w:tcPr>
     <w:tblStylePr w:type="firstRow">
       <w:rPr>
+        <w:rFonts w:eastAsia="黑体"/>
         <w:b/>
         <w:bCs/>
         <w:color w:themeColor="background1" w:val="FFFFFF"/>
@@ -13537,6 +14058,7 @@
     </w:tblStylePr>
     <w:tblStylePr w:type="lastRow">
       <w:rPr>
+        <w:rFonts w:eastAsia="黑体"/>
         <w:b/>
         <w:bCs/>
         <w:color w:themeColor="accent2" w:themeShade="CC" w:val="9E3A38"/>
@@ -13551,12 +14073,14 @@
     </w:tblStylePr>
     <w:tblStylePr w:type="firstCol">
       <w:rPr>
+        <w:rFonts w:eastAsia="黑体"/>
         <w:b/>
         <w:bCs/>
       </w:rPr>
     </w:tblStylePr>
     <w:tblStylePr w:type="lastCol">
       <w:rPr>
+        <w:rFonts w:eastAsia="黑体"/>
         <w:b/>
         <w:bCs/>
       </w:rPr>
@@ -13591,6 +14115,7 @@
       <w:spacing w:after="0" w:line="240" w:lineRule="auto"/>
     </w:pPr>
     <w:rPr>
+      <w:rFonts w:eastAsia="黑体"/>
       <w:color w:themeColor="text1" w:val="000000"/>
     </w:rPr>
     <w:tblPr>
@@ -13609,6 +14134,7 @@
     </w:tcPr>
     <w:tblStylePr w:type="firstRow">
       <w:rPr>
+        <w:rFonts w:eastAsia="黑体"/>
         <w:b/>
         <w:bCs/>
         <w:color w:themeColor="background1" w:val="FFFFFF"/>
@@ -13623,6 +14149,7 @@
     </w:tblStylePr>
     <w:tblStylePr w:type="lastRow">
       <w:rPr>
+        <w:rFonts w:eastAsia="黑体"/>
         <w:b/>
         <w:bCs/>
         <w:color w:themeColor="accent2" w:themeShade="CC" w:val="9E3A38"/>
@@ -13637,12 +14164,14 @@
     </w:tblStylePr>
     <w:tblStylePr w:type="firstCol">
       <w:rPr>
+        <w:rFonts w:eastAsia="黑体"/>
         <w:b/>
         <w:bCs/>
       </w:rPr>
     </w:tblStylePr>
     <w:tblStylePr w:type="lastCol">
       <w:rPr>
+        <w:rFonts w:eastAsia="黑体"/>
         <w:b/>
         <w:bCs/>
       </w:rPr>
@@ -13677,6 +14206,7 @@
       <w:spacing w:after="0" w:line="240" w:lineRule="auto"/>
     </w:pPr>
     <w:rPr>
+      <w:rFonts w:eastAsia="黑体"/>
       <w:color w:themeColor="text1" w:val="000000"/>
     </w:rPr>
     <w:tblPr>
@@ -13695,6 +14225,7 @@
     </w:tcPr>
     <w:tblStylePr w:type="firstRow">
       <w:rPr>
+        <w:rFonts w:eastAsia="黑体"/>
         <w:b/>
         <w:bCs/>
         <w:color w:themeColor="background1" w:val="FFFFFF"/>
@@ -13709,6 +14240,7 @@
     </w:tblStylePr>
     <w:tblStylePr w:type="lastRow">
       <w:rPr>
+        <w:rFonts w:eastAsia="黑体"/>
         <w:b/>
         <w:bCs/>
         <w:color w:themeColor="accent4" w:themeShade="CC" w:val="664E82"/>
@@ -13723,12 +14255,14 @@
     </w:tblStylePr>
     <w:tblStylePr w:type="firstCol">
       <w:rPr>
+        <w:rFonts w:eastAsia="黑体"/>
         <w:b/>
         <w:bCs/>
       </w:rPr>
     </w:tblStylePr>
     <w:tblStylePr w:type="lastCol">
       <w:rPr>
+        <w:rFonts w:eastAsia="黑体"/>
         <w:b/>
         <w:bCs/>
       </w:rPr>
@@ -13763,6 +14297,7 @@
       <w:spacing w:after="0" w:line="240" w:lineRule="auto"/>
     </w:pPr>
     <w:rPr>
+      <w:rFonts w:eastAsia="黑体"/>
       <w:color w:themeColor="text1" w:val="000000"/>
     </w:rPr>
     <w:tblPr>
@@ -13781,6 +14316,7 @@
     </w:tcPr>
     <w:tblStylePr w:type="firstRow">
       <w:rPr>
+        <w:rFonts w:eastAsia="黑体"/>
         <w:b/>
         <w:bCs/>
         <w:color w:themeColor="background1" w:val="FFFFFF"/>
@@ -13795,6 +14331,7 @@
     </w:tblStylePr>
     <w:tblStylePr w:type="lastRow">
       <w:rPr>
+        <w:rFonts w:eastAsia="黑体"/>
         <w:b/>
         <w:bCs/>
         <w:color w:themeColor="accent3" w:themeShade="CC" w:val="7E9C40"/>
@@ -13809,12 +14346,14 @@
     </w:tblStylePr>
     <w:tblStylePr w:type="firstCol">
       <w:rPr>
+        <w:rFonts w:eastAsia="黑体"/>
         <w:b/>
         <w:bCs/>
       </w:rPr>
     </w:tblStylePr>
     <w:tblStylePr w:type="lastCol">
       <w:rPr>
+        <w:rFonts w:eastAsia="黑体"/>
         <w:b/>
         <w:bCs/>
       </w:rPr>
@@ -13849,6 +14388,7 @@
       <w:spacing w:after="0" w:line="240" w:lineRule="auto"/>
     </w:pPr>
     <w:rPr>
+      <w:rFonts w:eastAsia="黑体"/>
       <w:color w:themeColor="text1" w:val="000000"/>
     </w:rPr>
     <w:tblPr>
@@ -13867,6 +14407,7 @@
     </w:tcPr>
     <w:tblStylePr w:type="firstRow">
       <w:rPr>
+        <w:rFonts w:eastAsia="黑体"/>
         <w:b/>
         <w:bCs/>
         <w:color w:themeColor="background1" w:val="FFFFFF"/>
@@ -13881,6 +14422,7 @@
     </w:tblStylePr>
     <w:tblStylePr w:type="lastRow">
       <w:rPr>
+        <w:rFonts w:eastAsia="黑体"/>
         <w:b/>
         <w:bCs/>
         <w:color w:themeColor="accent6" w:themeShade="CC" w:val="F2730A"/>
@@ -13895,12 +14437,14 @@
     </w:tblStylePr>
     <w:tblStylePr w:type="firstCol">
       <w:rPr>
+        <w:rFonts w:eastAsia="黑体"/>
         <w:b/>
         <w:bCs/>
       </w:rPr>
     </w:tblStylePr>
     <w:tblStylePr w:type="lastCol">
       <w:rPr>
+        <w:rFonts w:eastAsia="黑体"/>
         <w:b/>
         <w:bCs/>
       </w:rPr>
@@ -13935,6 +14479,7 @@
       <w:spacing w:after="0" w:line="240" w:lineRule="auto"/>
     </w:pPr>
     <w:rPr>
+      <w:rFonts w:eastAsia="黑体"/>
       <w:color w:themeColor="text1" w:val="000000"/>
     </w:rPr>
     <w:tblPr>
@@ -13953,6 +14498,7 @@
     </w:tcPr>
     <w:tblStylePr w:type="firstRow">
       <w:rPr>
+        <w:rFonts w:eastAsia="黑体"/>
         <w:b/>
         <w:bCs/>
         <w:color w:themeColor="background1" w:val="FFFFFF"/>
@@ -13967,6 +14513,7 @@
     </w:tblStylePr>
     <w:tblStylePr w:type="lastRow">
       <w:rPr>
+        <w:rFonts w:eastAsia="黑体"/>
         <w:b/>
         <w:bCs/>
         <w:color w:themeColor="accent5" w:themeShade="CC" w:val="348DA5"/>
@@ -13981,12 +14528,14 @@
     </w:tblStylePr>
     <w:tblStylePr w:type="firstCol">
       <w:rPr>
+        <w:rFonts w:eastAsia="黑体"/>
         <w:b/>
         <w:bCs/>
       </w:rPr>
     </w:tblStylePr>
     <w:tblStylePr w:type="lastCol">
       <w:rPr>
+        <w:rFonts w:eastAsia="黑体"/>
         <w:b/>
         <w:bCs/>
       </w:rPr>
@@ -14021,6 +14570,7 @@
       <w:spacing w:after="0" w:line="240" w:lineRule="auto"/>
     </w:pPr>
     <w:rPr>
+      <w:rFonts w:eastAsia="黑体"/>
       <w:color w:themeColor="text1" w:val="000000"/>
     </w:rPr>
     <w:tblPr>
@@ -14042,6 +14592,7 @@
     </w:tcPr>
     <w:tblStylePr w:type="firstRow">
       <w:rPr>
+        <w:rFonts w:eastAsia="黑体"/>
         <w:b/>
         <w:bCs/>
       </w:rPr>
@@ -14052,6 +14603,7 @@
     </w:tblStylePr>
     <w:tblStylePr w:type="lastRow">
       <w:rPr>
+        <w:rFonts w:eastAsia="黑体"/>
         <w:b/>
         <w:bCs/>
         <w:color w:themeColor="text1" w:val="000000"/>
@@ -14063,6 +14615,7 @@
     </w:tblStylePr>
     <w:tblStylePr w:type="firstCol">
       <w:rPr>
+        <w:rFonts w:eastAsia="黑体"/>
         <w:color w:themeColor="background1" w:val="FFFFFF"/>
       </w:rPr>
       <w:tblPr/>
@@ -14072,6 +14625,7 @@
     </w:tblStylePr>
     <w:tblStylePr w:type="lastCol">
       <w:rPr>
+        <w:rFonts w:eastAsia="黑体"/>
         <w:color w:themeColor="background1" w:val="FFFFFF"/>
       </w:rPr>
       <w:tblPr/>
@@ -14101,6 +14655,7 @@
       <w:spacing w:after="0" w:line="240" w:lineRule="auto"/>
     </w:pPr>
     <w:rPr>
+      <w:rFonts w:eastAsia="黑体"/>
       <w:color w:themeColor="text1" w:val="000000"/>
     </w:rPr>
     <w:tblPr>
@@ -14122,6 +14677,7 @@
     </w:tcPr>
     <w:tblStylePr w:type="firstRow">
       <w:rPr>
+        <w:rFonts w:eastAsia="黑体"/>
         <w:b/>
         <w:bCs/>
       </w:rPr>
@@ -14132,6 +14688,7 @@
     </w:tblStylePr>
     <w:tblStylePr w:type="lastRow">
       <w:rPr>
+        <w:rFonts w:eastAsia="黑体"/>
         <w:b/>
         <w:bCs/>
         <w:color w:themeColor="text1" w:val="000000"/>
@@ -14143,6 +14700,7 @@
     </w:tblStylePr>
     <w:tblStylePr w:type="firstCol">
       <w:rPr>
+        <w:rFonts w:eastAsia="黑体"/>
         <w:color w:themeColor="background1" w:val="FFFFFF"/>
       </w:rPr>
       <w:tblPr/>
@@ -14152,6 +14710,7 @@
     </w:tblStylePr>
     <w:tblStylePr w:type="lastCol">
       <w:rPr>
+        <w:rFonts w:eastAsia="黑体"/>
         <w:color w:themeColor="background1" w:val="FFFFFF"/>
       </w:rPr>
       <w:tblPr/>
@@ -14181,6 +14740,7 @@
       <w:spacing w:after="0" w:line="240" w:lineRule="auto"/>
     </w:pPr>
     <w:rPr>
+      <w:rFonts w:eastAsia="黑体"/>
       <w:color w:themeColor="text1" w:val="000000"/>
     </w:rPr>
     <w:tblPr>
@@ -14202,6 +14762,7 @@
     </w:tcPr>
     <w:tblStylePr w:type="firstRow">
       <w:rPr>
+        <w:rFonts w:eastAsia="黑体"/>
         <w:b/>
         <w:bCs/>
       </w:rPr>
@@ -14212,6 +14773,7 @@
     </w:tblStylePr>
     <w:tblStylePr w:type="lastRow">
       <w:rPr>
+        <w:rFonts w:eastAsia="黑体"/>
         <w:b/>
         <w:bCs/>
         <w:color w:themeColor="text1" w:val="000000"/>
@@ -14223,6 +14785,7 @@
     </w:tblStylePr>
     <w:tblStylePr w:type="firstCol">
       <w:rPr>
+        <w:rFonts w:eastAsia="黑体"/>
         <w:color w:themeColor="background1" w:val="FFFFFF"/>
       </w:rPr>
       <w:tblPr/>
@@ -14232,6 +14795,7 @@
     </w:tblStylePr>
     <w:tblStylePr w:type="lastCol">
       <w:rPr>
+        <w:rFonts w:eastAsia="黑体"/>
         <w:color w:themeColor="background1" w:val="FFFFFF"/>
       </w:rPr>
       <w:tblPr/>
@@ -14261,6 +14825,7 @@
       <w:spacing w:after="0" w:line="240" w:lineRule="auto"/>
     </w:pPr>
     <w:rPr>
+      <w:rFonts w:eastAsia="黑体"/>
       <w:color w:themeColor="text1" w:val="000000"/>
     </w:rPr>
     <w:tblPr>
@@ -14282,6 +14847,7 @@
     </w:tcPr>
     <w:tblStylePr w:type="firstRow">
       <w:rPr>
+        <w:rFonts w:eastAsia="黑体"/>
         <w:b/>
         <w:bCs/>
       </w:rPr>
@@ -14292,6 +14858,7 @@
     </w:tblStylePr>
     <w:tblStylePr w:type="lastRow">
       <w:rPr>
+        <w:rFonts w:eastAsia="黑体"/>
         <w:b/>
         <w:bCs/>
         <w:color w:themeColor="text1" w:val="000000"/>
@@ -14303,6 +14870,7 @@
     </w:tblStylePr>
     <w:tblStylePr w:type="firstCol">
       <w:rPr>
+        <w:rFonts w:eastAsia="黑体"/>
         <w:color w:themeColor="background1" w:val="FFFFFF"/>
       </w:rPr>
       <w:tblPr/>
@@ -14312,6 +14880,7 @@
     </w:tblStylePr>
     <w:tblStylePr w:type="lastCol">
       <w:rPr>
+        <w:rFonts w:eastAsia="黑体"/>
         <w:color w:themeColor="background1" w:val="FFFFFF"/>
       </w:rPr>
       <w:tblPr/>
@@ -14341,6 +14910,7 @@
       <w:spacing w:after="0" w:line="240" w:lineRule="auto"/>
     </w:pPr>
     <w:rPr>
+      <w:rFonts w:eastAsia="黑体"/>
       <w:color w:themeColor="text1" w:val="000000"/>
     </w:rPr>
     <w:tblPr>
@@ -14362,6 +14932,7 @@
     </w:tcPr>
     <w:tblStylePr w:type="firstRow">
       <w:rPr>
+        <w:rFonts w:eastAsia="黑体"/>
         <w:b/>
         <w:bCs/>
       </w:rPr>
@@ -14372,6 +14943,7 @@
     </w:tblStylePr>
     <w:tblStylePr w:type="lastRow">
       <w:rPr>
+        <w:rFonts w:eastAsia="黑体"/>
         <w:b/>
         <w:bCs/>
         <w:color w:themeColor="text1" w:val="000000"/>
@@ -14383,6 +14955,7 @@
     </w:tblStylePr>
     <w:tblStylePr w:type="firstCol">
       <w:rPr>
+        <w:rFonts w:eastAsia="黑体"/>
         <w:color w:themeColor="background1" w:val="FFFFFF"/>
       </w:rPr>
       <w:tblPr/>
@@ -14392,6 +14965,7 @@
     </w:tblStylePr>
     <w:tblStylePr w:type="lastCol">
       <w:rPr>
+        <w:rFonts w:eastAsia="黑体"/>
         <w:color w:themeColor="background1" w:val="FFFFFF"/>
       </w:rPr>
       <w:tblPr/>
@@ -14421,6 +14995,7 @@
       <w:spacing w:after="0" w:line="240" w:lineRule="auto"/>
     </w:pPr>
     <w:rPr>
+      <w:rFonts w:eastAsia="黑体"/>
       <w:color w:themeColor="text1" w:val="000000"/>
     </w:rPr>
     <w:tblPr>
@@ -14442,6 +15017,7 @@
     </w:tcPr>
     <w:tblStylePr w:type="firstRow">
       <w:rPr>
+        <w:rFonts w:eastAsia="黑体"/>
         <w:b/>
         <w:bCs/>
       </w:rPr>
@@ -14452,6 +15028,7 @@
     </w:tblStylePr>
     <w:tblStylePr w:type="lastRow">
       <w:rPr>
+        <w:rFonts w:eastAsia="黑体"/>
         <w:b/>
         <w:bCs/>
         <w:color w:themeColor="text1" w:val="000000"/>
@@ -14463,6 +15040,7 @@
     </w:tblStylePr>
     <w:tblStylePr w:type="firstCol">
       <w:rPr>
+        <w:rFonts w:eastAsia="黑体"/>
         <w:color w:themeColor="background1" w:val="FFFFFF"/>
       </w:rPr>
       <w:tblPr/>
@@ -14472,6 +15050,7 @@
     </w:tblStylePr>
     <w:tblStylePr w:type="lastCol">
       <w:rPr>
+        <w:rFonts w:eastAsia="黑体"/>
         <w:color w:themeColor="background1" w:val="FFFFFF"/>
       </w:rPr>
       <w:tblPr/>
@@ -14501,6 +15080,7 @@
       <w:spacing w:after="0" w:line="240" w:lineRule="auto"/>
     </w:pPr>
     <w:rPr>
+      <w:rFonts w:eastAsia="黑体"/>
       <w:color w:themeColor="text1" w:val="000000"/>
     </w:rPr>
     <w:tblPr>
@@ -14522,6 +15102,7 @@
     </w:tcPr>
     <w:tblStylePr w:type="firstRow">
       <w:rPr>
+        <w:rFonts w:eastAsia="黑体"/>
         <w:b/>
         <w:bCs/>
       </w:rPr>
@@ -14532,6 +15113,7 @@
     </w:tblStylePr>
     <w:tblStylePr w:type="lastRow">
       <w:rPr>
+        <w:rFonts w:eastAsia="黑体"/>
         <w:b/>
         <w:bCs/>
         <w:color w:themeColor="text1" w:val="000000"/>
@@ -14543,6 +15125,7 @@
     </w:tblStylePr>
     <w:tblStylePr w:type="firstCol">
       <w:rPr>
+        <w:rFonts w:eastAsia="黑体"/>
         <w:color w:themeColor="background1" w:val="FFFFFF"/>
       </w:rPr>
       <w:tblPr/>
@@ -14552,6 +15135,7 @@
     </w:tblStylePr>
     <w:tblStylePr w:type="lastCol">
       <w:rPr>
+        <w:rFonts w:eastAsia="黑体"/>
         <w:color w:themeColor="background1" w:val="FFFFFF"/>
       </w:rPr>
       <w:tblPr/>
@@ -14584,6 +15168,7 @@
     <w:name w:val="KeywordTok"/>
     <w:basedOn w:val="VerbatimChar"/>
     <w:rPr>
+      <w:rFonts w:eastAsia="黑体"/>
       <w:b/>
       <w:color w:val="007020"/>
     </w:rPr>
@@ -14592,6 +15177,7 @@
     <w:name w:val="DataTypeTok"/>
     <w:basedOn w:val="VerbatimChar"/>
     <w:rPr>
+      <w:rFonts w:eastAsia="黑体"/>
       <w:color w:val="902000"/>
     </w:rPr>
   </w:style>
@@ -14599,6 +15185,7 @@
     <w:name w:val="DecValTok"/>
     <w:basedOn w:val="VerbatimChar"/>
     <w:rPr>
+      <w:rFonts w:eastAsia="黑体"/>
       <w:color w:val="40a070"/>
     </w:rPr>
   </w:style>
@@ -14606,6 +15193,7 @@
     <w:name w:val="BaseNTok"/>
     <w:basedOn w:val="VerbatimChar"/>
     <w:rPr>
+      <w:rFonts w:eastAsia="黑体"/>
       <w:color w:val="40a070"/>
     </w:rPr>
   </w:style>
@@ -14613,6 +15201,7 @@
     <w:name w:val="FloatTok"/>
     <w:basedOn w:val="VerbatimChar"/>
     <w:rPr>
+      <w:rFonts w:eastAsia="黑体"/>
       <w:color w:val="40a070"/>
     </w:rPr>
   </w:style>
@@ -14620,6 +15209,7 @@
     <w:name w:val="ConstantTok"/>
     <w:basedOn w:val="VerbatimChar"/>
     <w:rPr>
+      <w:rFonts w:eastAsia="黑体"/>
       <w:color w:val="880000"/>
     </w:rPr>
   </w:style>
@@ -14627,6 +15217,7 @@
     <w:name w:val="CharTok"/>
     <w:basedOn w:val="VerbatimChar"/>
     <w:rPr>
+      <w:rFonts w:eastAsia="黑体"/>
       <w:color w:val="4070a0"/>
     </w:rPr>
   </w:style>
@@ -14634,6 +15225,7 @@
     <w:name w:val="SpecialCharTok"/>
     <w:basedOn w:val="VerbatimChar"/>
     <w:rPr>
+      <w:rFonts w:eastAsia="黑体"/>
       <w:color w:val="4070a0"/>
     </w:rPr>
   </w:style>
@@ -14641,6 +15233,7 @@
     <w:name w:val="StringTok"/>
     <w:basedOn w:val="VerbatimChar"/>
     <w:rPr>
+      <w:rFonts w:eastAsia="黑体"/>
       <w:color w:val="4070a0"/>
     </w:rPr>
   </w:style>
@@ -14648,6 +15241,7 @@
     <w:name w:val="VerbatimStringTok"/>
     <w:basedOn w:val="VerbatimChar"/>
     <w:rPr>
+      <w:rFonts w:eastAsia="黑体"/>
       <w:color w:val="4070a0"/>
     </w:rPr>
   </w:style>
@@ -14655,6 +15249,7 @@
     <w:name w:val="SpecialStringTok"/>
     <w:basedOn w:val="VerbatimChar"/>
     <w:rPr>
+      <w:rFonts w:eastAsia="黑体"/>
       <w:color w:val="bb6688"/>
     </w:rPr>
   </w:style>
@@ -14662,6 +15257,7 @@
     <w:name w:val="ImportTok"/>
     <w:basedOn w:val="VerbatimChar"/>
     <w:rPr>
+      <w:rFonts w:eastAsia="黑体"/>
       <w:b/>
       <w:color w:val="008000"/>
     </w:rPr>
@@ -14670,6 +15266,7 @@
     <w:name w:val="CommentTok"/>
     <w:basedOn w:val="VerbatimChar"/>
     <w:rPr>
+      <w:rFonts w:eastAsia="黑体"/>
       <w:i/>
       <w:color w:val="60a0b0"/>
     </w:rPr>
@@ -14678,6 +15275,7 @@
     <w:name w:val="DocumentationTok"/>
     <w:basedOn w:val="VerbatimChar"/>
     <w:rPr>
+      <w:rFonts w:eastAsia="黑体"/>
       <w:i/>
       <w:color w:val="ba2121"/>
     </w:rPr>
@@ -14686,6 +15284,7 @@
     <w:name w:val="AnnotationTok"/>
     <w:basedOn w:val="VerbatimChar"/>
     <w:rPr>
+      <w:rFonts w:eastAsia="黑体"/>
       <w:b/>
       <w:i/>
       <w:color w:val="60a0b0"/>
@@ -14695,6 +15294,7 @@
     <w:name w:val="CommentVarTok"/>
     <w:basedOn w:val="VerbatimChar"/>
     <w:rPr>
+      <w:rFonts w:eastAsia="黑体"/>
       <w:b/>
       <w:i/>
       <w:color w:val="60a0b0"/>
@@ -14704,6 +15304,7 @@
     <w:name w:val="OtherTok"/>
     <w:basedOn w:val="VerbatimChar"/>
     <w:rPr>
+      <w:rFonts w:eastAsia="黑体"/>
       <w:color w:val="007020"/>
     </w:rPr>
   </w:style>
@@ -14711,6 +15312,7 @@
     <w:name w:val="FunctionTok"/>
     <w:basedOn w:val="VerbatimChar"/>
     <w:rPr>
+      <w:rFonts w:eastAsia="黑体"/>
       <w:color w:val="06287e"/>
     </w:rPr>
   </w:style>
@@ -14718,6 +15320,7 @@
     <w:name w:val="VariableTok"/>
     <w:basedOn w:val="VerbatimChar"/>
     <w:rPr>
+      <w:rFonts w:eastAsia="黑体"/>
       <w:color w:val="19177c"/>
     </w:rPr>
   </w:style>
@@ -14725,6 +15328,7 @@
     <w:name w:val="ControlFlowTok"/>
     <w:basedOn w:val="VerbatimChar"/>
     <w:rPr>
+      <w:rFonts w:eastAsia="黑体"/>
       <w:b/>
       <w:color w:val="007020"/>
     </w:rPr>
@@ -14733,6 +15337,7 @@
     <w:name w:val="OperatorTok"/>
     <w:basedOn w:val="VerbatimChar"/>
     <w:rPr>
+      <w:rFonts w:eastAsia="黑体"/>
       <w:color w:val="666666"/>
     </w:rPr>
   </w:style>
@@ -14740,18 +15345,22 @@
     <w:name w:val="BuiltInTok"/>
     <w:basedOn w:val="VerbatimChar"/>
     <w:rPr>
+      <w:rFonts w:eastAsia="黑体"/>
       <w:color w:val="008000"/>
     </w:rPr>
   </w:style>
   <w:style w:type="character" w:customStyle="1" w:styleId="ExtensionTok">
     <w:name w:val="ExtensionTok"/>
     <w:basedOn w:val="VerbatimChar"/>
-    <w:rPr/>
+    <w:rPr>
+      <w:rFonts w:eastAsia="黑体"/>
+    </w:rPr>
   </w:style>
   <w:style w:type="character" w:customStyle="1" w:styleId="PreprocessorTok">
     <w:name w:val="PreprocessorTok"/>
     <w:basedOn w:val="VerbatimChar"/>
     <w:rPr>
+      <w:rFonts w:eastAsia="黑体"/>
       <w:color w:val="bc7a00"/>
     </w:rPr>
   </w:style>
@@ -14759,18 +15368,22 @@
     <w:name w:val="AttributeTok"/>
     <w:basedOn w:val="VerbatimChar"/>
     <w:rPr>
+      <w:rFonts w:eastAsia="黑体"/>
       <w:color w:val="7d9029"/>
     </w:rPr>
   </w:style>
   <w:style w:type="character" w:customStyle="1" w:styleId="RegionMarkerTok">
     <w:name w:val="RegionMarkerTok"/>
     <w:basedOn w:val="VerbatimChar"/>
-    <w:rPr/>
+    <w:rPr>
+      <w:rFonts w:eastAsia="黑体"/>
+    </w:rPr>
   </w:style>
   <w:style w:type="character" w:customStyle="1" w:styleId="InformationTok">
     <w:name w:val="InformationTok"/>
     <w:basedOn w:val="VerbatimChar"/>
     <w:rPr>
+      <w:rFonts w:eastAsia="黑体"/>
       <w:b/>
       <w:i/>
       <w:color w:val="60a0b0"/>
@@ -14780,6 +15393,7 @@
     <w:name w:val="WarningTok"/>
     <w:basedOn w:val="VerbatimChar"/>
     <w:rPr>
+      <w:rFonts w:eastAsia="黑体"/>
       <w:b/>
       <w:i/>
       <w:color w:val="60a0b0"/>
@@ -14789,6 +15403,7 @@
     <w:name w:val="AlertTok"/>
     <w:basedOn w:val="VerbatimChar"/>
     <w:rPr>
+      <w:rFonts w:eastAsia="黑体"/>
       <w:b/>
       <w:color w:val="ff0000"/>
     </w:rPr>
@@ -14797,6 +15412,7 @@
     <w:name w:val="ErrorTok"/>
     <w:basedOn w:val="VerbatimChar"/>
     <w:rPr>
+      <w:rFonts w:eastAsia="黑体"/>
       <w:b/>
       <w:color w:val="ff0000"/>
     </w:rPr>
@@ -14804,7 +15420,9 @@
   <w:style w:type="character" w:customStyle="1" w:styleId="NormalTok">
     <w:name w:val="NormalTok"/>
     <w:basedOn w:val="VerbatimChar"/>
-    <w:rPr/>
+    <w:rPr>
+      <w:rFonts w:eastAsia="黑体"/>
+    </w:rPr>
   </w:style>
 </w:styles>
 </file>
@@ -14853,12 +15471,12 @@
     <a:fontScheme name="Office">
       <a:majorFont>
         <a:latin typeface="Calibri"/>
-        <a:ea typeface=""/>
+        <a:ea typeface="黑体"/>
         <a:cs typeface=""/>
         <a:font script="Jpan" typeface="ＭＳ ゴシック"/>
         <a:font script="Hang" typeface="맑은 고딕"/>
-        <a:font script="Hans" typeface="宋体"/>
-        <a:font script="Hant" typeface="新細明體"/>
+        <a:font script="Hans" typeface="黑体"/>
+        <a:font script="Hant" typeface="黑体"/>
         <a:font script="Arab" typeface="Times New Roman"/>
         <a:font script="Hebr" typeface="Times New Roman"/>
         <a:font script="Thai" typeface="Angsana New"/>
@@ -14888,12 +15506,12 @@
       </a:majorFont>
       <a:minorFont>
         <a:latin typeface="Cambria"/>
-        <a:ea typeface=""/>
+        <a:ea typeface="黑体"/>
         <a:cs typeface=""/>
         <a:font script="Jpan" typeface="ＭＳ 明朝"/>
         <a:font script="Hang" typeface="맑은 고딕"/>
-        <a:font script="Hans" typeface="宋体"/>
-        <a:font script="Hant" typeface="新細明體"/>
+        <a:font script="Hans" typeface="黑体"/>
+        <a:font script="Hant" typeface="黑体"/>
         <a:font script="Arab" typeface="Arial"/>
         <a:font script="Hebr" typeface="Arial"/>
         <a:font script="Thai" typeface="Cordia New"/>

--- a/12-通用拓扑结构/07-其他拓扑/树形结构/树形结构.docx
+++ b/12-通用拓扑结构/07-其他拓扑/树形结构/树形结构.docx
@@ -2403,7 +2403,7 @@
           <w:color w:val="555555"/>
           <w:sz w:val="21"/>
         </w:rPr>
-        <w:t>材料收集者：杜文杰，WX手机：19519196569，QQ:3478827729</w:t>
+        <w:t>材料收集者：杜文杰，微信/手机：19519196569，QQ:3478827729</w:t>
       </w:r>
     </w:p>
     <w:sectPr>
